--- a/fuentes/63110196_CF01_Guion_Podcast_02.docx
+++ b/fuentes/63110196_CF01_Guion_Podcast_02.docx
@@ -1,6 +1,6 @@
 
 <file path=word/document.xml><?xml version="1.0" encoding="utf-8"?>
-<w:document xmlns:wpc="http://schemas.microsoft.com/office/word/2010/wordprocessingCanvas" xmlns:cx="http://schemas.microsoft.com/office/drawing/2014/chartex" xmlns:cx1="http://schemas.microsoft.com/office/drawing/2015/9/8/chartex" xmlns:cx2="http://schemas.microsoft.com/office/drawing/2015/10/21/chartex" xmlns:cx3="http://schemas.microsoft.com/office/drawing/2016/5/9/chartex" xmlns:cx4="http://schemas.microsoft.com/office/drawing/2016/5/10/chartex" xmlns:cx5="http://schemas.microsoft.com/office/drawing/2016/5/11/chartex" xmlns:cx6="http://schemas.microsoft.com/office/drawing/2016/5/12/chartex" xmlns:cx7="http://schemas.microsoft.com/office/drawing/2016/5/13/chartex" xmlns:cx8="http://schemas.microsoft.com/office/drawing/2016/5/14/chartex" xmlns:mc="http://schemas.openxmlformats.org/markup-compatibility/2006" xmlns:aink="http://schemas.microsoft.com/office/drawing/2016/ink" xmlns:am3d="http://schemas.microsoft.com/office/drawing/2017/model3d" xmlns:o="urn:schemas-microsoft-com:office:office" xmlns:oel="http://schemas.microsoft.com/office/2019/extlst" xmlns:r="http://schemas.openxmlformats.org/officeDocument/2006/relationships" xmlns:m="http://schemas.openxmlformats.org/officeDocument/2006/math" xmlns:v="urn:schemas-microsoft-com:vml" xmlns:wp14="http://schemas.microsoft.com/office/word/2010/wordprocessingDrawing" xmlns:wp="http://schemas.openxmlformats.org/drawingml/2006/wordprocessingDrawing" xmlns:w10="urn:schemas-microsoft-com:office:word" xmlns:w="http://schemas.openxmlformats.org/wordprocessingml/2006/main" xmlns:w14="http://schemas.microsoft.com/office/word/2010/wordml" xmlns:w15="http://schemas.microsoft.com/office/word/2012/wordml" xmlns:w16cex="http://schemas.microsoft.com/office/word/2018/wordml/cex" xmlns:w16cid="http://schemas.microsoft.com/office/word/2016/wordml/cid" xmlns:w16="http://schemas.microsoft.com/office/word/2018/wordml" xmlns:w16du="http://schemas.microsoft.com/office/word/2023/wordml/word16du" xmlns:w16sdtdh="http://schemas.microsoft.com/office/word/2020/wordml/sdtdatahash" xmlns:w16sdtfl="http://schemas.microsoft.com/office/word/2024/wordml/sdtformatlock" xmlns:w16se="http://schemas.microsoft.com/office/word/2015/wordml/symex" xmlns:wpg="http://schemas.microsoft.com/office/word/2010/wordprocessingGroup" xmlns:wpi="http://schemas.microsoft.com/office/word/2010/wordprocessingInk" xmlns:wne="http://schemas.microsoft.com/office/word/2006/wordml" xmlns:wps="http://schemas.microsoft.com/office/word/2010/wordprocessingShape" mc:Ignorable="w14 w15 w16se w16cid w16 w16cex w16sdtdh w16sdtfl w16du wp14">
+<w:document xmlns:wpc="http://schemas.microsoft.com/office/word/2010/wordprocessingCanvas" xmlns:cx="http://schemas.microsoft.com/office/drawing/2014/chartex" xmlns:cx1="http://schemas.microsoft.com/office/drawing/2015/9/8/chartex" xmlns:cx2="http://schemas.microsoft.com/office/drawing/2015/10/21/chartex" xmlns:cx3="http://schemas.microsoft.com/office/drawing/2016/5/9/chartex" xmlns:cx4="http://schemas.microsoft.com/office/drawing/2016/5/10/chartex" xmlns:cx5="http://schemas.microsoft.com/office/drawing/2016/5/11/chartex" xmlns:cx6="http://schemas.microsoft.com/office/drawing/2016/5/12/chartex" xmlns:cx7="http://schemas.microsoft.com/office/drawing/2016/5/13/chartex" xmlns:cx8="http://schemas.microsoft.com/office/drawing/2016/5/14/chartex" xmlns:mc="http://schemas.openxmlformats.org/markup-compatibility/2006" xmlns:aink="http://schemas.microsoft.com/office/drawing/2016/ink" xmlns:am3d="http://schemas.microsoft.com/office/drawing/2017/model3d" xmlns:o="urn:schemas-microsoft-com:office:office" xmlns:r="http://schemas.openxmlformats.org/officeDocument/2006/relationships" xmlns:m="http://schemas.openxmlformats.org/officeDocument/2006/math" xmlns:v="urn:schemas-microsoft-com:vml" xmlns:wp14="http://schemas.microsoft.com/office/word/2010/wordprocessingDrawing" xmlns:wp="http://schemas.openxmlformats.org/drawingml/2006/wordprocessingDrawing" xmlns:w10="urn:schemas-microsoft-com:office:word" xmlns:w="http://schemas.openxmlformats.org/wordprocessingml/2006/main" xmlns:w14="http://schemas.microsoft.com/office/word/2010/wordml" xmlns:w15="http://schemas.microsoft.com/office/word/2012/wordml" xmlns:w16cex="http://schemas.microsoft.com/office/word/2018/wordml/cex" xmlns:w16cid="http://schemas.microsoft.com/office/word/2016/wordml/cid" xmlns:w16="http://schemas.microsoft.com/office/word/2018/wordml" xmlns:w16sdtdh="http://schemas.microsoft.com/office/word/2020/wordml/sdtdatahash" xmlns:w16se="http://schemas.microsoft.com/office/word/2015/wordml/symex" xmlns:wpg="http://schemas.microsoft.com/office/word/2010/wordprocessingGroup" xmlns:wpi="http://schemas.microsoft.com/office/word/2010/wordprocessingInk" xmlns:wne="http://schemas.microsoft.com/office/word/2006/wordml" xmlns:wps="http://schemas.microsoft.com/office/word/2010/wordprocessingShape" mc:Ignorable="w14 w15 w16se w16cid w16 w16cex w16sdtdh wp14">
   <w:body>
     <w:p>
       <w:pPr>
@@ -13,7 +13,7 @@
           <w:between w:val="nil"/>
         </w:pBdr>
         <w:rPr>
-          <w:rFonts w:ascii="Courier New" w:hAnsi="Courier New" w:eastAsia="Courier New" w:cs="Courier New"/>
+          <w:rFonts w:ascii="Courier New" w:eastAsia="Courier New" w:hAnsi="Courier New" w:cs="Courier New"/>
           <w:color w:val="000000"/>
           <w:sz w:val="24"/>
           <w:szCs w:val="24"/>
@@ -21,7 +21,7 @@
       </w:pPr>
       <w:r>
         <w:rPr>
-          <w:rFonts w:ascii="Courier New" w:hAnsi="Courier New" w:eastAsia="Courier New" w:cs="Courier New"/>
+          <w:rFonts w:ascii="Courier New" w:eastAsia="Courier New" w:hAnsi="Courier New" w:cs="Courier New"/>
           <w:color w:val="000000"/>
           <w:sz w:val="24"/>
           <w:szCs w:val="24"/>
@@ -62,10 +62,10 @@
             <w:tcW w:w="3255" w:type="dxa"/>
             <w:gridSpan w:val="2"/>
             <w:tcBorders>
-              <w:top w:val="single" w:color="000000" w:themeColor="text1" w:sz="4" w:space="0"/>
-              <w:left w:val="single" w:color="000000" w:themeColor="text1" w:sz="4" w:space="0"/>
-              <w:bottom w:val="single" w:color="000000" w:themeColor="text1" w:sz="4" w:space="0"/>
-              <w:right w:val="single" w:color="000000" w:themeColor="text1" w:sz="4" w:space="0"/>
+              <w:top w:val="single" w:sz="4" w:space="0" w:color="000000" w:themeColor="text1"/>
+              <w:left w:val="single" w:sz="4" w:space="0" w:color="000000" w:themeColor="text1"/>
+              <w:bottom w:val="single" w:sz="4" w:space="0" w:color="000000" w:themeColor="text1"/>
+              <w:right w:val="single" w:sz="4" w:space="0" w:color="000000" w:themeColor="text1"/>
             </w:tcBorders>
             <w:vAlign w:val="center"/>
           </w:tcPr>
@@ -80,7 +80,7 @@
                 <w:between w:val="nil"/>
               </w:pBdr>
               <w:rPr>
-                <w:rFonts w:ascii="Courier New" w:hAnsi="Courier New" w:eastAsia="Courier New" w:cs="Courier New"/>
+                <w:rFonts w:ascii="Courier New" w:eastAsia="Courier New" w:hAnsi="Courier New" w:cs="Courier New"/>
                 <w:b/>
                 <w:color w:val="000000"/>
                 <w:sz w:val="24"/>
@@ -89,7 +89,7 @@
             </w:pPr>
             <w:r>
               <w:rPr>
-                <w:rFonts w:ascii="Courier New" w:hAnsi="Courier New" w:eastAsia="Courier New" w:cs="Courier New"/>
+                <w:rFonts w:ascii="Courier New" w:eastAsia="Courier New" w:hAnsi="Courier New" w:cs="Courier New"/>
                 <w:b/>
                 <w:color w:val="000000"/>
                 <w:sz w:val="24"/>
@@ -104,10 +104,10 @@
             <w:tcW w:w="9630" w:type="dxa"/>
             <w:gridSpan w:val="3"/>
             <w:tcBorders>
-              <w:top w:val="single" w:color="000000" w:themeColor="text1" w:sz="4" w:space="0"/>
-              <w:left w:val="single" w:color="000000" w:themeColor="text1" w:sz="4" w:space="0"/>
-              <w:bottom w:val="single" w:color="000000" w:themeColor="text1" w:sz="4" w:space="0"/>
-              <w:right w:val="single" w:color="000000" w:themeColor="text1" w:sz="4" w:space="0"/>
+              <w:top w:val="single" w:sz="4" w:space="0" w:color="000000" w:themeColor="text1"/>
+              <w:left w:val="single" w:sz="4" w:space="0" w:color="000000" w:themeColor="text1"/>
+              <w:bottom w:val="single" w:sz="4" w:space="0" w:color="000000" w:themeColor="text1"/>
+              <w:right w:val="single" w:sz="4" w:space="0" w:color="000000" w:themeColor="text1"/>
             </w:tcBorders>
             <w:vAlign w:val="center"/>
           </w:tcPr>
@@ -116,36 +116,18 @@
               <w:pStyle w:val="Normal7"/>
               <w:spacing w:line="240" w:lineRule="auto"/>
               <w:rPr>
-                <w:rFonts w:ascii="Courier New" w:hAnsi="Courier New" w:eastAsia="Courier New" w:cs="Courier New"/>
+                <w:rFonts w:ascii="Courier New" w:eastAsia="Courier New" w:hAnsi="Courier New" w:cs="Courier New"/>
                 <w:sz w:val="24"/>
                 <w:szCs w:val="24"/>
               </w:rPr>
             </w:pPr>
             <w:r>
               <w:rPr>
-                <w:rFonts w:ascii="Courier New" w:hAnsi="Courier New" w:eastAsia="Courier New" w:cs="Courier New"/>
-                <w:sz w:val="24"/>
-                <w:szCs w:val="24"/>
-              </w:rPr>
-              <w:t xml:space="preserve">Formulación del Plan de </w:t>
-            </w:r>
-            <w:proofErr w:type="spellStart"/>
-            <w:r>
-              <w:rPr>
-                <w:rFonts w:ascii="Courier New" w:hAnsi="Courier New" w:eastAsia="Courier New" w:cs="Courier New"/>
-                <w:sz w:val="24"/>
-                <w:szCs w:val="24"/>
-              </w:rPr>
-              <w:t>Marketing_Herramientas</w:t>
-            </w:r>
-            <w:proofErr w:type="spellEnd"/>
-            <w:r>
-              <w:rPr>
-                <w:rFonts w:ascii="Courier New" w:hAnsi="Courier New" w:eastAsia="Courier New" w:cs="Courier New"/>
-                <w:sz w:val="24"/>
-                <w:szCs w:val="24"/>
-              </w:rPr>
-              <w:t xml:space="preserve"> de análisis estratégico: decisiones inteligentes para empresas y emprendedores</w:t>
+                <w:rFonts w:ascii="Courier New" w:eastAsia="Courier New" w:hAnsi="Courier New" w:cs="Courier New"/>
+                <w:sz w:val="24"/>
+                <w:szCs w:val="24"/>
+              </w:rPr>
+              <w:t>Formulación del Plan de Marketing</w:t>
             </w:r>
           </w:p>
         </w:tc>
@@ -159,10 +141,10 @@
             <w:tcW w:w="3255" w:type="dxa"/>
             <w:gridSpan w:val="2"/>
             <w:tcBorders>
-              <w:top w:val="single" w:color="000000" w:themeColor="text1" w:sz="4" w:space="0"/>
-              <w:left w:val="single" w:color="000000" w:themeColor="text1" w:sz="4" w:space="0"/>
-              <w:bottom w:val="single" w:color="000000" w:themeColor="text1" w:sz="4" w:space="0"/>
-              <w:right w:val="single" w:color="000000" w:themeColor="text1" w:sz="4" w:space="0"/>
+              <w:top w:val="single" w:sz="4" w:space="0" w:color="000000" w:themeColor="text1"/>
+              <w:left w:val="single" w:sz="4" w:space="0" w:color="000000" w:themeColor="text1"/>
+              <w:bottom w:val="single" w:sz="4" w:space="0" w:color="000000" w:themeColor="text1"/>
+              <w:right w:val="single" w:sz="4" w:space="0" w:color="000000" w:themeColor="text1"/>
             </w:tcBorders>
             <w:vAlign w:val="center"/>
           </w:tcPr>
@@ -177,7 +159,7 @@
                 <w:between w:val="nil"/>
               </w:pBdr>
               <w:rPr>
-                <w:rFonts w:ascii="Courier New" w:hAnsi="Courier New" w:eastAsia="Courier New" w:cs="Courier New"/>
+                <w:rFonts w:ascii="Courier New" w:eastAsia="Courier New" w:hAnsi="Courier New" w:cs="Courier New"/>
                 <w:b/>
                 <w:color w:val="000000"/>
                 <w:sz w:val="24"/>
@@ -186,7 +168,7 @@
             </w:pPr>
             <w:r>
               <w:rPr>
-                <w:rFonts w:ascii="Courier New" w:hAnsi="Courier New" w:eastAsia="Courier New" w:cs="Courier New"/>
+                <w:rFonts w:ascii="Courier New" w:eastAsia="Courier New" w:hAnsi="Courier New" w:cs="Courier New"/>
                 <w:b/>
                 <w:color w:val="000000"/>
                 <w:sz w:val="24"/>
@@ -201,10 +183,10 @@
             <w:tcW w:w="9630" w:type="dxa"/>
             <w:gridSpan w:val="3"/>
             <w:tcBorders>
-              <w:top w:val="single" w:color="000000" w:themeColor="text1" w:sz="4" w:space="0"/>
-              <w:left w:val="single" w:color="000000" w:themeColor="text1" w:sz="4" w:space="0"/>
-              <w:bottom w:val="single" w:color="000000" w:themeColor="text1" w:sz="4" w:space="0"/>
-              <w:right w:val="single" w:color="000000" w:themeColor="text1" w:sz="4" w:space="0"/>
+              <w:top w:val="single" w:sz="4" w:space="0" w:color="000000" w:themeColor="text1"/>
+              <w:left w:val="single" w:sz="4" w:space="0" w:color="000000" w:themeColor="text1"/>
+              <w:bottom w:val="single" w:sz="4" w:space="0" w:color="000000" w:themeColor="text1"/>
+              <w:right w:val="single" w:sz="4" w:space="0" w:color="000000" w:themeColor="text1"/>
             </w:tcBorders>
             <w:vAlign w:val="center"/>
           </w:tcPr>
@@ -240,10 +222,10 @@
           <w:tcPr>
             <w:tcW w:w="2370" w:type="dxa"/>
             <w:tcBorders>
-              <w:top w:val="single" w:color="000000" w:themeColor="text1" w:sz="4" w:space="0"/>
-              <w:left w:val="single" w:color="000000" w:themeColor="text1" w:sz="4" w:space="0"/>
-              <w:bottom w:val="single" w:color="000000" w:themeColor="text1" w:sz="4" w:space="0"/>
-              <w:right w:val="single" w:color="000000" w:themeColor="text1" w:sz="4" w:space="0"/>
+              <w:top w:val="single" w:sz="4" w:space="0" w:color="000000" w:themeColor="text1"/>
+              <w:left w:val="single" w:sz="4" w:space="0" w:color="000000" w:themeColor="text1"/>
+              <w:bottom w:val="single" w:sz="4" w:space="0" w:color="000000" w:themeColor="text1"/>
+              <w:right w:val="single" w:sz="4" w:space="0" w:color="000000" w:themeColor="text1"/>
             </w:tcBorders>
             <w:vAlign w:val="center"/>
           </w:tcPr>
@@ -258,7 +240,7 @@
                 <w:between w:val="nil"/>
               </w:pBdr>
               <w:rPr>
-                <w:rFonts w:ascii="Courier New" w:hAnsi="Courier New" w:eastAsia="Courier New" w:cs="Courier New"/>
+                <w:rFonts w:ascii="Courier New" w:eastAsia="Courier New" w:hAnsi="Courier New" w:cs="Courier New"/>
                 <w:b/>
                 <w:color w:val="000000"/>
                 <w:sz w:val="24"/>
@@ -267,7 +249,7 @@
             </w:pPr>
             <w:r>
               <w:rPr>
-                <w:rFonts w:ascii="Courier New" w:hAnsi="Courier New" w:eastAsia="Courier New" w:cs="Courier New"/>
+                <w:rFonts w:ascii="Courier New" w:eastAsia="Courier New" w:hAnsi="Courier New" w:cs="Courier New"/>
                 <w:b/>
                 <w:color w:val="000000"/>
                 <w:sz w:val="24"/>
@@ -282,10 +264,10 @@
             <w:tcW w:w="1695" w:type="dxa"/>
             <w:gridSpan w:val="2"/>
             <w:tcBorders>
-              <w:top w:val="single" w:color="000000" w:themeColor="text1" w:sz="4" w:space="0"/>
-              <w:left w:val="single" w:color="000000" w:themeColor="text1" w:sz="4" w:space="0"/>
-              <w:bottom w:val="single" w:color="000000" w:themeColor="text1" w:sz="4" w:space="0"/>
-              <w:right w:val="single" w:color="000000" w:themeColor="text1" w:sz="4" w:space="0"/>
+              <w:top w:val="single" w:sz="4" w:space="0" w:color="000000" w:themeColor="text1"/>
+              <w:left w:val="single" w:sz="4" w:space="0" w:color="000000" w:themeColor="text1"/>
+              <w:bottom w:val="single" w:sz="4" w:space="0" w:color="000000" w:themeColor="text1"/>
+              <w:right w:val="single" w:sz="4" w:space="0" w:color="000000" w:themeColor="text1"/>
             </w:tcBorders>
             <w:vAlign w:val="center"/>
           </w:tcPr>
@@ -300,7 +282,7 @@
                 <w:between w:val="nil"/>
               </w:pBdr>
               <w:rPr>
-                <w:rFonts w:ascii="Courier New" w:hAnsi="Courier New" w:eastAsia="Courier New" w:cs="Courier New"/>
+                <w:rFonts w:ascii="Courier New" w:eastAsia="Courier New" w:hAnsi="Courier New" w:cs="Courier New"/>
                 <w:color w:val="000000"/>
                 <w:sz w:val="24"/>
                 <w:szCs w:val="24"/>
@@ -308,7 +290,7 @@
             </w:pPr>
             <w:r>
               <w:rPr>
-                <w:rFonts w:ascii="Courier New" w:hAnsi="Courier New" w:eastAsia="Courier New" w:cs="Courier New"/>
+                <w:rFonts w:ascii="Courier New" w:eastAsia="Courier New" w:hAnsi="Courier New" w:cs="Courier New"/>
                 <w:color w:val="000000"/>
                 <w:sz w:val="24"/>
                 <w:szCs w:val="24"/>
@@ -321,10 +303,10 @@
           <w:tcPr>
             <w:tcW w:w="2265" w:type="dxa"/>
             <w:tcBorders>
-              <w:top w:val="single" w:color="000000" w:themeColor="text1" w:sz="4" w:space="0"/>
-              <w:left w:val="single" w:color="000000" w:themeColor="text1" w:sz="4" w:space="0"/>
-              <w:bottom w:val="single" w:color="000000" w:themeColor="text1" w:sz="4" w:space="0"/>
-              <w:right w:val="single" w:color="000000" w:themeColor="text1" w:sz="4" w:space="0"/>
+              <w:top w:val="single" w:sz="4" w:space="0" w:color="000000" w:themeColor="text1"/>
+              <w:left w:val="single" w:sz="4" w:space="0" w:color="000000" w:themeColor="text1"/>
+              <w:bottom w:val="single" w:sz="4" w:space="0" w:color="000000" w:themeColor="text1"/>
+              <w:right w:val="single" w:sz="4" w:space="0" w:color="000000" w:themeColor="text1"/>
             </w:tcBorders>
             <w:vAlign w:val="center"/>
           </w:tcPr>
@@ -339,7 +321,7 @@
                 <w:between w:val="nil"/>
               </w:pBdr>
               <w:rPr>
-                <w:rFonts w:ascii="Courier New" w:hAnsi="Courier New" w:eastAsia="Courier New" w:cs="Courier New"/>
+                <w:rFonts w:ascii="Courier New" w:eastAsia="Courier New" w:hAnsi="Courier New" w:cs="Courier New"/>
                 <w:b/>
                 <w:color w:val="000000"/>
                 <w:sz w:val="24"/>
@@ -348,7 +330,7 @@
             </w:pPr>
             <w:r>
               <w:rPr>
-                <w:rFonts w:ascii="Courier New" w:hAnsi="Courier New" w:eastAsia="Courier New" w:cs="Courier New"/>
+                <w:rFonts w:ascii="Courier New" w:eastAsia="Courier New" w:hAnsi="Courier New" w:cs="Courier New"/>
                 <w:b/>
                 <w:color w:val="000000"/>
                 <w:sz w:val="24"/>
@@ -362,10 +344,10 @@
           <w:tcPr>
             <w:tcW w:w="6555" w:type="dxa"/>
             <w:tcBorders>
-              <w:top w:val="single" w:color="000000" w:themeColor="text1" w:sz="4" w:space="0"/>
-              <w:left w:val="single" w:color="000000" w:themeColor="text1" w:sz="4" w:space="0"/>
-              <w:bottom w:val="single" w:color="000000" w:themeColor="text1" w:sz="4" w:space="0"/>
-              <w:right w:val="single" w:color="000000" w:themeColor="text1" w:sz="4" w:space="0"/>
+              <w:top w:val="single" w:sz="4" w:space="0" w:color="000000" w:themeColor="text1"/>
+              <w:left w:val="single" w:sz="4" w:space="0" w:color="000000" w:themeColor="text1"/>
+              <w:bottom w:val="single" w:sz="4" w:space="0" w:color="000000" w:themeColor="text1"/>
+              <w:right w:val="single" w:sz="4" w:space="0" w:color="000000" w:themeColor="text1"/>
             </w:tcBorders>
             <w:vAlign w:val="center"/>
           </w:tcPr>
@@ -380,7 +362,7 @@
                 <w:between w:val="nil"/>
               </w:pBdr>
               <w:rPr>
-                <w:rFonts w:ascii="Courier New" w:hAnsi="Courier New" w:eastAsia="Courier New" w:cs="Courier New"/>
+                <w:rFonts w:ascii="Courier New" w:eastAsia="Courier New" w:hAnsi="Courier New" w:cs="Courier New"/>
                 <w:color w:val="000000"/>
                 <w:sz w:val="24"/>
                 <w:szCs w:val="24"/>
@@ -388,7 +370,7 @@
             </w:pPr>
             <w:r>
               <w:rPr>
-                <w:rFonts w:ascii="Courier New" w:hAnsi="Courier New" w:eastAsia="Courier New" w:cs="Courier New"/>
+                <w:rFonts w:ascii="Courier New" w:eastAsia="Courier New" w:hAnsi="Courier New" w:cs="Courier New"/>
                 <w:color w:val="000000"/>
                 <w:sz w:val="24"/>
                 <w:szCs w:val="24"/>
@@ -410,7 +392,7 @@
           <w:between w:val="nil"/>
         </w:pBdr>
         <w:rPr>
-          <w:rFonts w:ascii="Courier New" w:hAnsi="Courier New" w:eastAsia="Courier New" w:cs="Courier New"/>
+          <w:rFonts w:ascii="Courier New" w:eastAsia="Courier New" w:hAnsi="Courier New" w:cs="Courier New"/>
           <w:color w:val="000000"/>
           <w:sz w:val="24"/>
           <w:szCs w:val="24"/>
@@ -446,12 +428,11 @@
           <w:tcPr>
             <w:tcW w:w="7320" w:type="dxa"/>
             <w:tcBorders>
-              <w:top w:val="single" w:color="000000" w:themeColor="text1" w:sz="4" w:space="0"/>
-              <w:left w:val="single" w:color="000000" w:themeColor="text1" w:sz="4" w:space="0"/>
-              <w:bottom w:val="single" w:color="000000" w:themeColor="text1" w:sz="4" w:space="0"/>
-              <w:right w:val="single" w:color="000000" w:themeColor="text1" w:sz="4" w:space="0"/>
+              <w:top w:val="single" w:sz="4" w:space="0" w:color="000000" w:themeColor="text1"/>
+              <w:left w:val="single" w:sz="4" w:space="0" w:color="000000" w:themeColor="text1"/>
+              <w:bottom w:val="single" w:sz="4" w:space="0" w:color="000000" w:themeColor="text1"/>
+              <w:right w:val="single" w:sz="4" w:space="0" w:color="000000" w:themeColor="text1"/>
             </w:tcBorders>
-            <w:tcMar/>
           </w:tcPr>
           <w:p>
             <w:pPr>
@@ -464,7 +445,7 @@
                 <w:between w:val="nil"/>
               </w:pBdr>
               <w:rPr>
-                <w:rFonts w:ascii="Courier New" w:hAnsi="Courier New" w:eastAsia="Courier New" w:cs="Courier New"/>
+                <w:rFonts w:ascii="Courier New" w:eastAsia="Courier New" w:hAnsi="Courier New" w:cs="Courier New"/>
                 <w:b/>
                 <w:bCs/>
                 <w:color w:val="000000"/>
@@ -474,7 +455,7 @@
             </w:pPr>
             <w:r>
               <w:rPr>
-                <w:rFonts w:ascii="Courier New" w:hAnsi="Courier New" w:eastAsia="Courier New" w:cs="Courier New"/>
+                <w:rFonts w:ascii="Courier New" w:eastAsia="Courier New" w:hAnsi="Courier New" w:cs="Courier New"/>
                 <w:b/>
                 <w:bCs/>
                 <w:color w:val="000000" w:themeColor="text1"/>
@@ -485,7 +466,7 @@
             </w:r>
             <w:r>
               <w:rPr>
-                <w:rFonts w:ascii="Courier New" w:hAnsi="Courier New" w:eastAsia="Courier New" w:cs="Courier New"/>
+                <w:rFonts w:ascii="Courier New" w:eastAsia="Courier New" w:hAnsi="Courier New" w:cs="Courier New"/>
                 <w:b/>
                 <w:bCs/>
                 <w:sz w:val="24"/>
@@ -495,7 +476,7 @@
             </w:r>
             <w:r>
               <w:rPr>
-                <w:rFonts w:ascii="Courier New" w:hAnsi="Courier New" w:eastAsia="Courier New" w:cs="Courier New"/>
+                <w:rFonts w:ascii="Courier New" w:eastAsia="Courier New" w:hAnsi="Courier New" w:cs="Courier New"/>
                 <w:b/>
                 <w:bCs/>
                 <w:sz w:val="24"/>
@@ -505,7 +486,7 @@
             </w:r>
             <w:r>
               <w:rPr>
-                <w:rFonts w:ascii="Courier New" w:hAnsi="Courier New" w:eastAsia="Courier New" w:cs="Courier New"/>
+                <w:rFonts w:ascii="Courier New" w:eastAsia="Courier New" w:hAnsi="Courier New" w:cs="Courier New"/>
                 <w:b/>
                 <w:bCs/>
                 <w:sz w:val="24"/>
@@ -515,7 +496,7 @@
             </w:r>
             <w:r>
               <w:rPr>
-                <w:rFonts w:ascii="Courier New" w:hAnsi="Courier New" w:eastAsia="Courier New" w:cs="Courier New"/>
+                <w:rFonts w:ascii="Courier New" w:eastAsia="Courier New" w:hAnsi="Courier New" w:cs="Courier New"/>
                 <w:b/>
                 <w:bCs/>
                 <w:sz w:val="24"/>
@@ -525,7 +506,7 @@
             </w:r>
             <w:r>
               <w:rPr>
-                <w:rFonts w:ascii="Courier New" w:hAnsi="Courier New" w:eastAsia="Courier New" w:cs="Courier New"/>
+                <w:rFonts w:ascii="Courier New" w:eastAsia="Courier New" w:hAnsi="Courier New" w:cs="Courier New"/>
                 <w:b/>
                 <w:bCs/>
                 <w:sz w:val="24"/>
@@ -535,7 +516,7 @@
             </w:r>
             <w:r>
               <w:rPr>
-                <w:rFonts w:ascii="Courier New" w:hAnsi="Courier New" w:eastAsia="Courier New" w:cs="Courier New"/>
+                <w:rFonts w:ascii="Courier New" w:eastAsia="Courier New" w:hAnsi="Courier New" w:cs="Courier New"/>
                 <w:b/>
                 <w:bCs/>
                 <w:sz w:val="24"/>
@@ -545,7 +526,7 @@
             </w:r>
             <w:r>
               <w:rPr>
-                <w:rFonts w:ascii="Courier New" w:hAnsi="Courier New" w:eastAsia="Courier New" w:cs="Courier New"/>
+                <w:rFonts w:ascii="Courier New" w:eastAsia="Courier New" w:hAnsi="Courier New" w:cs="Courier New"/>
                 <w:b/>
                 <w:bCs/>
                 <w:sz w:val="24"/>
@@ -565,27 +546,26 @@
           <w:tcPr>
             <w:tcW w:w="7320" w:type="dxa"/>
             <w:tcBorders>
-              <w:top w:val="single" w:color="000000" w:themeColor="text1" w:sz="4" w:space="0"/>
-              <w:left w:val="single" w:color="000000" w:themeColor="text1" w:sz="4" w:space="0"/>
-              <w:bottom w:val="single" w:color="000000" w:themeColor="text1" w:sz="4" w:space="0"/>
-              <w:right w:val="single" w:color="000000" w:themeColor="text1" w:sz="4" w:space="0"/>
+              <w:top w:val="single" w:sz="4" w:space="0" w:color="000000" w:themeColor="text1"/>
+              <w:left w:val="single" w:sz="4" w:space="0" w:color="000000" w:themeColor="text1"/>
+              <w:bottom w:val="single" w:sz="4" w:space="0" w:color="000000" w:themeColor="text1"/>
+              <w:right w:val="single" w:sz="4" w:space="0" w:color="000000" w:themeColor="text1"/>
             </w:tcBorders>
-            <w:tcMar/>
           </w:tcPr>
           <w:p>
             <w:pPr>
               <w:pStyle w:val="Normal7"/>
               <w:pBdr>
-                <w:top w:val="nil" w:color="FF000000" w:sz="0" w:space="0"/>
-                <w:left w:val="nil" w:color="FF000000" w:sz="0" w:space="0"/>
-                <w:bottom w:val="nil" w:color="FF000000" w:sz="0" w:space="0"/>
-                <w:right w:val="nil" w:color="FF000000" w:sz="0" w:space="0"/>
-                <w:between w:val="nil" w:color="FF000000" w:sz="0" w:space="0"/>
+                <w:top w:val="nil"/>
+                <w:left w:val="nil"/>
+                <w:bottom w:val="nil"/>
+                <w:right w:val="nil"/>
+                <w:between w:val="nil"/>
               </w:pBdr>
               <w:rPr>
-                <w:rFonts w:ascii="Courier New" w:hAnsi="Courier New" w:eastAsia="Courier New" w:cs="Courier New"/>
-                <w:b w:val="1"/>
-                <w:bCs w:val="1"/>
+                <w:rFonts w:ascii="Courier New" w:eastAsia="Courier New" w:hAnsi="Courier New" w:cs="Courier New"/>
+                <w:b/>
+                <w:bCs/>
                 <w:color w:val="000000"/>
                 <w:sz w:val="24"/>
                 <w:szCs w:val="24"/>
@@ -593,10 +573,10 @@
             </w:pPr>
             <w:r>
               <w:rPr>
-                <w:rFonts w:ascii="Courier New" w:hAnsi="Courier New" w:eastAsia="Courier New" w:cs="Courier New"/>
-                <w:b w:val="1"/>
-                <w:bCs w:val="1"/>
-                <w:color w:val="000000" w:themeColor="text1" w:themeTint="FF" w:themeShade="FF"/>
+                <w:rFonts w:ascii="Courier New" w:eastAsia="Courier New" w:hAnsi="Courier New" w:cs="Courier New"/>
+                <w:b/>
+                <w:bCs/>
+                <w:color w:val="000000" w:themeColor="text1"/>
                 <w:sz w:val="24"/>
                 <w:szCs w:val="24"/>
               </w:rPr>
@@ -604,10 +584,10 @@
             </w:r>
             <w:r>
               <w:rPr>
-                <w:rFonts w:ascii="Courier New" w:hAnsi="Courier New" w:eastAsia="Courier New" w:cs="Courier New"/>
-                <w:b w:val="1"/>
-                <w:bCs w:val="1"/>
-                <w:color w:val="000000" w:themeColor="text1" w:themeTint="FF" w:themeShade="FF"/>
+                <w:rFonts w:ascii="Courier New" w:eastAsia="Courier New" w:hAnsi="Courier New" w:cs="Courier New"/>
+                <w:b/>
+                <w:bCs/>
+                <w:color w:val="000000" w:themeColor="text1"/>
                 <w:sz w:val="24"/>
                 <w:szCs w:val="24"/>
               </w:rPr>
@@ -615,10 +595,10 @@
             </w:r>
             <w:r>
               <w:rPr>
-                <w:rFonts w:ascii="Courier New" w:hAnsi="Courier New" w:eastAsia="Courier New" w:cs="Courier New"/>
-                <w:b w:val="1"/>
-                <w:bCs w:val="1"/>
-                <w:color w:val="000000" w:themeColor="text1" w:themeTint="FF" w:themeShade="FF"/>
+                <w:rFonts w:ascii="Courier New" w:eastAsia="Courier New" w:hAnsi="Courier New" w:cs="Courier New"/>
+                <w:b/>
+                <w:bCs/>
+                <w:color w:val="000000" w:themeColor="text1"/>
                 <w:sz w:val="24"/>
                 <w:szCs w:val="24"/>
               </w:rPr>
@@ -626,10 +606,10 @@
             </w:r>
             <w:r>
               <w:rPr>
-                <w:rFonts w:ascii="Courier New" w:hAnsi="Courier New" w:eastAsia="Courier New" w:cs="Courier New"/>
-                <w:b w:val="1"/>
-                <w:bCs w:val="1"/>
-                <w:color w:val="000000" w:themeColor="text1" w:themeTint="FF" w:themeShade="FF"/>
+                <w:rFonts w:ascii="Courier New" w:eastAsia="Courier New" w:hAnsi="Courier New" w:cs="Courier New"/>
+                <w:b/>
+                <w:bCs/>
+                <w:color w:val="000000" w:themeColor="text1"/>
                 <w:sz w:val="24"/>
                 <w:szCs w:val="24"/>
               </w:rPr>
@@ -637,10 +617,10 @@
             </w:r>
             <w:r>
               <w:rPr>
-                <w:rFonts w:ascii="Courier New" w:hAnsi="Courier New" w:eastAsia="Courier New" w:cs="Courier New"/>
-                <w:b w:val="1"/>
-                <w:bCs w:val="1"/>
-                <w:color w:val="000000" w:themeColor="text1" w:themeTint="FF" w:themeShade="FF"/>
+                <w:rFonts w:ascii="Courier New" w:eastAsia="Courier New" w:hAnsi="Courier New" w:cs="Courier New"/>
+                <w:b/>
+                <w:bCs/>
+                <w:color w:val="000000" w:themeColor="text1"/>
                 <w:sz w:val="24"/>
                 <w:szCs w:val="24"/>
               </w:rPr>
@@ -661,7 +641,7 @@
           <w:between w:val="nil"/>
         </w:pBdr>
         <w:rPr>
-          <w:rFonts w:ascii="Courier New" w:hAnsi="Courier New" w:eastAsia="Courier New" w:cs="Courier New"/>
+          <w:rFonts w:ascii="Courier New" w:eastAsia="Courier New" w:hAnsi="Courier New" w:cs="Courier New"/>
           <w:color w:val="000000"/>
           <w:sz w:val="24"/>
           <w:szCs w:val="24"/>
@@ -673,12 +653,12 @@
         <w:tblW w:w="12990" w:type="dxa"/>
         <w:tblInd w:w="-450" w:type="dxa"/>
         <w:tblBorders>
-          <w:top w:val="single" w:color="8ED873" w:sz="4" w:space="0"/>
-          <w:left w:val="single" w:color="8ED873" w:sz="4" w:space="0"/>
-          <w:bottom w:val="single" w:color="8ED873" w:sz="4" w:space="0"/>
-          <w:right w:val="single" w:color="8ED873" w:sz="4" w:space="0"/>
-          <w:insideH w:val="single" w:color="8ED873" w:sz="4" w:space="0"/>
-          <w:insideV w:val="single" w:color="8ED873" w:sz="4" w:space="0"/>
+          <w:top w:val="single" w:sz="4" w:space="0" w:color="8ED873"/>
+          <w:left w:val="single" w:sz="4" w:space="0" w:color="8ED873"/>
+          <w:bottom w:val="single" w:sz="4" w:space="0" w:color="8ED873"/>
+          <w:right w:val="single" w:sz="4" w:space="0" w:color="8ED873"/>
+          <w:insideH w:val="single" w:sz="4" w:space="0" w:color="8ED873"/>
+          <w:insideV w:val="single" w:sz="4" w:space="0" w:color="8ED873"/>
         </w:tblBorders>
         <w:tblLayout w:type="fixed"/>
         <w:tblLook w:val="0400" w:firstRow="0" w:lastRow="0" w:firstColumn="0" w:lastColumn="0" w:noHBand="0" w:noVBand="1"/>
@@ -714,7 +694,7 @@
               </w:pBdr>
               <w:jc w:val="center"/>
               <w:rPr>
-                <w:rFonts w:ascii="Courier New" w:hAnsi="Courier New" w:eastAsia="Courier New" w:cs="Courier New"/>
+                <w:rFonts w:ascii="Courier New" w:eastAsia="Courier New" w:hAnsi="Courier New" w:cs="Courier New"/>
                 <w:b/>
                 <w:color w:val="000000"/>
                 <w:sz w:val="24"/>
@@ -723,7 +703,7 @@
             </w:pPr>
             <w:r>
               <w:rPr>
-                <w:rFonts w:ascii="Courier New" w:hAnsi="Courier New" w:eastAsia="Courier New" w:cs="Courier New"/>
+                <w:rFonts w:ascii="Courier New" w:eastAsia="Courier New" w:hAnsi="Courier New" w:cs="Courier New"/>
                 <w:b/>
                 <w:color w:val="000000"/>
                 <w:sz w:val="24"/>
@@ -758,7 +738,7 @@
                 <w:between w:val="nil"/>
               </w:pBdr>
               <w:rPr>
-                <w:rFonts w:ascii="Courier New" w:hAnsi="Courier New" w:eastAsia="Courier New" w:cs="Courier New"/>
+                <w:rFonts w:ascii="Courier New" w:eastAsia="Courier New" w:hAnsi="Courier New" w:cs="Courier New"/>
                 <w:b/>
                 <w:color w:val="000000"/>
                 <w:sz w:val="24"/>
@@ -767,7 +747,7 @@
             </w:pPr>
             <w:r>
               <w:rPr>
-                <w:rFonts w:ascii="Courier New" w:hAnsi="Courier New" w:eastAsia="Courier New" w:cs="Courier New"/>
+                <w:rFonts w:ascii="Courier New" w:eastAsia="Courier New" w:hAnsi="Courier New" w:cs="Courier New"/>
                 <w:color w:val="000000"/>
                 <w:sz w:val="24"/>
                 <w:szCs w:val="24"/>
@@ -797,7 +777,7 @@
               </w:pBdr>
               <w:jc w:val="center"/>
               <w:rPr>
-                <w:rFonts w:ascii="Courier New" w:hAnsi="Courier New" w:eastAsia="Courier New" w:cs="Courier New"/>
+                <w:rFonts w:ascii="Courier New" w:eastAsia="Courier New" w:hAnsi="Courier New" w:cs="Courier New"/>
                 <w:b/>
                 <w:color w:val="000000"/>
                 <w:sz w:val="24"/>
@@ -806,7 +786,7 @@
             </w:pPr>
             <w:r>
               <w:rPr>
-                <w:rFonts w:ascii="Courier New" w:hAnsi="Courier New" w:eastAsia="Courier New" w:cs="Courier New"/>
+                <w:rFonts w:ascii="Courier New" w:eastAsia="Courier New" w:hAnsi="Courier New" w:cs="Courier New"/>
                 <w:b/>
                 <w:color w:val="000000"/>
                 <w:sz w:val="24"/>
@@ -837,7 +817,7 @@
               </w:pBdr>
               <w:jc w:val="center"/>
               <w:rPr>
-                <w:rFonts w:ascii="Courier New" w:hAnsi="Courier New" w:eastAsia="Courier New" w:cs="Courier New"/>
+                <w:rFonts w:ascii="Courier New" w:eastAsia="Courier New" w:hAnsi="Courier New" w:cs="Courier New"/>
                 <w:b/>
                 <w:color w:val="000000"/>
                 <w:sz w:val="24"/>
@@ -846,7 +826,7 @@
             </w:pPr>
             <w:r>
               <w:rPr>
-                <w:rFonts w:ascii="Courier New" w:hAnsi="Courier New" w:eastAsia="Courier New" w:cs="Courier New"/>
+                <w:rFonts w:ascii="Courier New" w:eastAsia="Courier New" w:hAnsi="Courier New" w:cs="Courier New"/>
                 <w:b/>
                 <w:color w:val="000000"/>
                 <w:sz w:val="24"/>
@@ -881,7 +861,7 @@
                 <w:between w:val="nil"/>
               </w:pBdr>
               <w:rPr>
-                <w:rFonts w:ascii="Courier New" w:hAnsi="Courier New" w:eastAsia="Courier New" w:cs="Courier New"/>
+                <w:rFonts w:ascii="Courier New" w:eastAsia="Courier New" w:hAnsi="Courier New" w:cs="Courier New"/>
                 <w:color w:val="000000"/>
                 <w:sz w:val="24"/>
                 <w:szCs w:val="24"/>
@@ -889,7 +869,7 @@
             </w:pPr>
             <w:r>
               <w:rPr>
-                <w:rFonts w:ascii="Courier New" w:hAnsi="Courier New" w:eastAsia="Courier New" w:cs="Courier New"/>
+                <w:rFonts w:ascii="Courier New" w:eastAsia="Courier New" w:hAnsi="Courier New" w:cs="Courier New"/>
                 <w:color w:val="000000"/>
                 <w:sz w:val="24"/>
                 <w:szCs w:val="24"/>
@@ -919,7 +899,7 @@
               </w:pBdr>
               <w:jc w:val="both"/>
               <w:rPr>
-                <w:rFonts w:ascii="Courier New" w:hAnsi="Courier New" w:eastAsia="Courier New" w:cs="Courier New"/>
+                <w:rFonts w:ascii="Courier New" w:eastAsia="Courier New" w:hAnsi="Courier New" w:cs="Courier New"/>
                 <w:bCs/>
                 <w:color w:val="000000"/>
                 <w:sz w:val="24"/>
@@ -928,7 +908,7 @@
             </w:pPr>
             <w:r>
               <w:rPr>
-                <w:rFonts w:ascii="Courier New" w:hAnsi="Courier New" w:eastAsia="Courier New" w:cs="Courier New"/>
+                <w:rFonts w:ascii="Courier New" w:eastAsia="Courier New" w:hAnsi="Courier New" w:cs="Courier New"/>
                 <w:bCs/>
                 <w:color w:val="000000"/>
                 <w:sz w:val="24"/>
@@ -959,7 +939,7 @@
               </w:pBdr>
               <w:jc w:val="both"/>
               <w:rPr>
-                <w:rFonts w:ascii="Courier New" w:hAnsi="Courier New" w:eastAsia="Courier New" w:cs="Courier New"/>
+                <w:rFonts w:ascii="Courier New" w:eastAsia="Courier New" w:hAnsi="Courier New" w:cs="Courier New"/>
                 <w:bCs/>
                 <w:color w:val="000000"/>
                 <w:sz w:val="24"/>
@@ -968,7 +948,7 @@
             </w:pPr>
             <w:r>
               <w:rPr>
-                <w:rFonts w:ascii="Courier New" w:hAnsi="Courier New" w:eastAsia="Courier New" w:cs="Courier New"/>
+                <w:rFonts w:ascii="Courier New" w:eastAsia="Courier New" w:hAnsi="Courier New" w:cs="Courier New"/>
                 <w:bCs/>
                 <w:color w:val="000000"/>
                 <w:sz w:val="24"/>
@@ -978,7 +958,7 @@
             </w:r>
             <w:r>
               <w:rPr>
-                <w:rFonts w:ascii="Courier New" w:hAnsi="Courier New" w:eastAsia="Courier New" w:cs="Courier New"/>
+                <w:rFonts w:ascii="Courier New" w:eastAsia="Courier New" w:hAnsi="Courier New" w:cs="Courier New"/>
                 <w:bCs/>
                 <w:color w:val="000000"/>
                 <w:sz w:val="24"/>
@@ -1013,7 +993,7 @@
                 <w:between w:val="nil"/>
               </w:pBdr>
               <w:rPr>
-                <w:rFonts w:ascii="Courier New" w:hAnsi="Courier New" w:eastAsia="Courier New" w:cs="Courier New"/>
+                <w:rFonts w:ascii="Courier New" w:eastAsia="Courier New" w:hAnsi="Courier New" w:cs="Courier New"/>
                 <w:color w:val="000000"/>
                 <w:sz w:val="24"/>
                 <w:szCs w:val="24"/>
@@ -1021,7 +1001,7 @@
             </w:pPr>
             <w:r>
               <w:rPr>
-                <w:rFonts w:ascii="Courier New" w:hAnsi="Courier New" w:eastAsia="Courier New" w:cs="Courier New"/>
+                <w:rFonts w:ascii="Courier New" w:eastAsia="Courier New" w:hAnsi="Courier New" w:cs="Courier New"/>
                 <w:color w:val="000000"/>
                 <w:sz w:val="24"/>
                 <w:szCs w:val="24"/>
@@ -1050,14 +1030,14 @@
                 <w:between w:val="nil"/>
               </w:pBdr>
               <w:rPr>
-                <w:rFonts w:ascii="Courier New" w:hAnsi="Courier New" w:eastAsia="Courier New" w:cs="Courier New"/>
+                <w:rFonts w:ascii="Courier New" w:eastAsia="Courier New" w:hAnsi="Courier New" w:cs="Courier New"/>
                 <w:sz w:val="24"/>
                 <w:szCs w:val="24"/>
               </w:rPr>
             </w:pPr>
             <w:r>
               <w:rPr>
-                <w:rFonts w:ascii="Courier New" w:hAnsi="Courier New" w:eastAsia="Courier New" w:cs="Courier New"/>
+                <w:rFonts w:ascii="Courier New" w:eastAsia="Courier New" w:hAnsi="Courier New" w:cs="Courier New"/>
                 <w:sz w:val="24"/>
                 <w:szCs w:val="24"/>
               </w:rPr>
@@ -1085,16 +1065,16 @@
                 <w:between w:val="nil"/>
               </w:pBdr>
               <w:rPr>
-                <w:rFonts w:ascii="Courier New" w:hAnsi="Courier New" w:eastAsia="Courier New" w:cs="Courier New"/>
+                <w:rFonts w:ascii="Courier New" w:eastAsia="Courier New" w:hAnsi="Courier New" w:cs="Courier New"/>
                 <w:sz w:val="24"/>
                 <w:szCs w:val="24"/>
               </w:rPr>
             </w:pPr>
-            <w:hyperlink w:history="1" r:id="rId10">
+            <w:hyperlink r:id="rId10" w:history="1">
               <w:r>
                 <w:rPr>
                   <w:rStyle w:val="Hipervnculo"/>
-                  <w:rFonts w:ascii="Courier New" w:hAnsi="Courier New" w:eastAsia="Courier New" w:cs="Courier New"/>
+                  <w:rFonts w:ascii="Courier New" w:eastAsia="Courier New" w:hAnsi="Courier New" w:cs="Courier New"/>
                   <w:sz w:val="24"/>
                   <w:szCs w:val="24"/>
                 </w:rPr>
@@ -1103,7 +1083,7 @@
             </w:hyperlink>
             <w:r>
               <w:rPr>
-                <w:rFonts w:ascii="Courier New" w:hAnsi="Courier New" w:eastAsia="Courier New" w:cs="Courier New"/>
+                <w:rFonts w:ascii="Courier New" w:eastAsia="Courier New" w:hAnsi="Courier New" w:cs="Courier New"/>
                 <w:sz w:val="24"/>
                 <w:szCs w:val="24"/>
               </w:rPr>
@@ -1111,7 +1091,7 @@
             </w:r>
             <w:r>
               <w:rPr>
-                <w:rFonts w:ascii="Courier New" w:hAnsi="Courier New" w:eastAsia="Courier New" w:cs="Courier New"/>
+                <w:rFonts w:ascii="Courier New" w:eastAsia="Courier New" w:hAnsi="Courier New" w:cs="Courier New"/>
                 <w:sz w:val="24"/>
                 <w:szCs w:val="24"/>
               </w:rPr>
@@ -1119,7 +1099,7 @@
             </w:r>
             <w:r>
               <w:rPr>
-                <w:rFonts w:ascii="Courier New" w:hAnsi="Courier New" w:eastAsia="Courier New" w:cs="Courier New"/>
+                <w:rFonts w:ascii="Courier New" w:eastAsia="Courier New" w:hAnsi="Courier New" w:cs="Courier New"/>
                 <w:sz w:val="24"/>
                 <w:szCs w:val="24"/>
               </w:rPr>
@@ -1127,7 +1107,7 @@
             </w:r>
             <w:r>
               <w:rPr>
-                <w:rFonts w:ascii="Courier New" w:hAnsi="Courier New" w:eastAsia="Courier New" w:cs="Courier New"/>
+                <w:rFonts w:ascii="Courier New" w:eastAsia="Courier New" w:hAnsi="Courier New" w:cs="Courier New"/>
                 <w:sz w:val="24"/>
                 <w:szCs w:val="24"/>
               </w:rPr>
@@ -1135,7 +1115,7 @@
             </w:r>
             <w:r>
               <w:rPr>
-                <w:rFonts w:ascii="Courier New" w:hAnsi="Courier New" w:eastAsia="Courier New" w:cs="Courier New"/>
+                <w:rFonts w:ascii="Courier New" w:eastAsia="Courier New" w:hAnsi="Courier New" w:cs="Courier New"/>
                 <w:sz w:val="24"/>
                 <w:szCs w:val="24"/>
               </w:rPr>
@@ -1168,7 +1148,7 @@
                 <w:between w:val="nil"/>
               </w:pBdr>
               <w:rPr>
-                <w:rFonts w:ascii="Courier New" w:hAnsi="Courier New" w:eastAsia="Courier New" w:cs="Courier New"/>
+                <w:rFonts w:ascii="Courier New" w:eastAsia="Courier New" w:hAnsi="Courier New" w:cs="Courier New"/>
                 <w:color w:val="000000"/>
                 <w:sz w:val="24"/>
                 <w:szCs w:val="24"/>
@@ -1176,7 +1156,7 @@
             </w:pPr>
             <w:r>
               <w:rPr>
-                <w:rFonts w:ascii="Courier New" w:hAnsi="Courier New" w:eastAsia="Courier New" w:cs="Courier New"/>
+                <w:rFonts w:ascii="Courier New" w:eastAsia="Courier New" w:hAnsi="Courier New" w:cs="Courier New"/>
                 <w:color w:val="000000"/>
                 <w:sz w:val="24"/>
                 <w:szCs w:val="24"/>
@@ -1198,14 +1178,14 @@
             <w:pPr>
               <w:pStyle w:val="Normal7"/>
               <w:rPr>
-                <w:rFonts w:ascii="Courier New" w:hAnsi="Courier New" w:eastAsia="Courier New" w:cs="Courier New"/>
+                <w:rFonts w:ascii="Courier New" w:eastAsia="Courier New" w:hAnsi="Courier New" w:cs="Courier New"/>
                 <w:sz w:val="24"/>
                 <w:szCs w:val="24"/>
               </w:rPr>
             </w:pPr>
             <w:r>
               <w:rPr>
-                <w:rFonts w:ascii="Courier New" w:hAnsi="Courier New" w:eastAsia="Courier New" w:cs="Courier New"/>
+                <w:rFonts w:ascii="Courier New" w:eastAsia="Courier New" w:hAnsi="Courier New" w:cs="Courier New"/>
                 <w:sz w:val="24"/>
                 <w:szCs w:val="24"/>
               </w:rPr>
@@ -1226,14 +1206,14 @@
             <w:pPr>
               <w:pStyle w:val="Normal7"/>
               <w:rPr>
-                <w:rFonts w:ascii="Courier New" w:hAnsi="Courier New" w:eastAsia="Courier New" w:cs="Courier New"/>
+                <w:rFonts w:ascii="Courier New" w:eastAsia="Courier New" w:hAnsi="Courier New" w:cs="Courier New"/>
                 <w:sz w:val="24"/>
                 <w:szCs w:val="24"/>
               </w:rPr>
             </w:pPr>
             <w:r>
               <w:rPr>
-                <w:rFonts w:ascii="Courier New" w:hAnsi="Courier New" w:eastAsia="Courier New" w:cs="Courier New"/>
+                <w:rFonts w:ascii="Courier New" w:eastAsia="Courier New" w:hAnsi="Courier New" w:cs="Courier New"/>
                 <w:sz w:val="24"/>
                 <w:szCs w:val="24"/>
               </w:rPr>
@@ -1241,7 +1221,7 @@
             </w:r>
             <w:r>
               <w:rPr>
-                <w:rFonts w:ascii="Courier New" w:hAnsi="Courier New" w:eastAsia="Courier New" w:cs="Courier New"/>
+                <w:rFonts w:ascii="Courier New" w:eastAsia="Courier New" w:hAnsi="Courier New" w:cs="Courier New"/>
                 <w:sz w:val="24"/>
                 <w:szCs w:val="24"/>
               </w:rPr>
@@ -1249,7 +1229,7 @@
             </w:r>
             <w:r>
               <w:rPr>
-                <w:rFonts w:ascii="Courier New" w:hAnsi="Courier New" w:eastAsia="Courier New" w:cs="Courier New"/>
+                <w:rFonts w:ascii="Courier New" w:eastAsia="Courier New" w:hAnsi="Courier New" w:cs="Courier New"/>
                 <w:sz w:val="24"/>
                 <w:szCs w:val="24"/>
               </w:rPr>
@@ -1282,7 +1262,7 @@
                 <w:between w:val="nil"/>
               </w:pBdr>
               <w:rPr>
-                <w:rFonts w:ascii="Courier New" w:hAnsi="Courier New" w:eastAsia="Courier New" w:cs="Courier New"/>
+                <w:rFonts w:ascii="Courier New" w:eastAsia="Courier New" w:hAnsi="Courier New" w:cs="Courier New"/>
                 <w:color w:val="000000"/>
                 <w:sz w:val="24"/>
                 <w:szCs w:val="24"/>
@@ -1290,12 +1270,11 @@
             </w:pPr>
             <w:r>
               <w:rPr>
-                <w:rFonts w:ascii="Courier New" w:hAnsi="Courier New" w:eastAsia="Courier New" w:cs="Courier New"/>
+                <w:rFonts w:ascii="Courier New" w:eastAsia="Courier New" w:hAnsi="Courier New" w:cs="Courier New"/>
                 <w:color w:val="000000"/>
                 <w:sz w:val="24"/>
                 <w:szCs w:val="24"/>
               </w:rPr>
-              <w:lastRenderedPageBreak/>
               <w:t>4</w:t>
             </w:r>
           </w:p>
@@ -1320,14 +1299,14 @@
                 <w:between w:val="nil"/>
               </w:pBdr>
               <w:rPr>
-                <w:rFonts w:ascii="Courier New" w:hAnsi="Courier New" w:eastAsia="Courier New" w:cs="Courier New"/>
+                <w:rFonts w:ascii="Courier New" w:eastAsia="Courier New" w:hAnsi="Courier New" w:cs="Courier New"/>
                 <w:sz w:val="24"/>
                 <w:szCs w:val="24"/>
               </w:rPr>
             </w:pPr>
             <w:r>
               <w:rPr>
-                <w:rFonts w:ascii="Courier New" w:hAnsi="Courier New" w:eastAsia="Courier New" w:cs="Courier New"/>
+                <w:rFonts w:ascii="Courier New" w:eastAsia="Courier New" w:hAnsi="Courier New" w:cs="Courier New"/>
                 <w:sz w:val="24"/>
                 <w:szCs w:val="24"/>
               </w:rPr>
@@ -1354,14 +1333,14 @@
                 <w:between w:val="nil"/>
               </w:pBdr>
               <w:rPr>
-                <w:rFonts w:ascii="Courier New" w:hAnsi="Courier New" w:eastAsia="Courier New" w:cs="Courier New"/>
+                <w:rFonts w:ascii="Courier New" w:eastAsia="Courier New" w:hAnsi="Courier New" w:cs="Courier New"/>
                 <w:sz w:val="24"/>
                 <w:szCs w:val="24"/>
               </w:rPr>
             </w:pPr>
             <w:r>
               <w:rPr>
-                <w:rFonts w:ascii="Courier New" w:hAnsi="Courier New" w:eastAsia="Courier New" w:cs="Courier New"/>
+                <w:rFonts w:ascii="Courier New" w:eastAsia="Courier New" w:hAnsi="Courier New" w:cs="Courier New"/>
                 <w:sz w:val="24"/>
                 <w:szCs w:val="24"/>
               </w:rPr>
@@ -1369,7 +1348,7 @@
             </w:r>
             <w:r>
               <w:rPr>
-                <w:rFonts w:ascii="Courier New" w:hAnsi="Courier New" w:eastAsia="Courier New" w:cs="Courier New"/>
+                <w:rFonts w:ascii="Courier New" w:eastAsia="Courier New" w:hAnsi="Courier New" w:cs="Courier New"/>
                 <w:sz w:val="24"/>
                 <w:szCs w:val="24"/>
               </w:rPr>
@@ -1377,7 +1356,7 @@
             </w:r>
             <w:r>
               <w:rPr>
-                <w:rFonts w:ascii="Courier New" w:hAnsi="Courier New" w:eastAsia="Courier New" w:cs="Courier New"/>
+                <w:rFonts w:ascii="Courier New" w:eastAsia="Courier New" w:hAnsi="Courier New" w:cs="Courier New"/>
                 <w:sz w:val="24"/>
                 <w:szCs w:val="24"/>
               </w:rPr>
@@ -1385,7 +1364,7 @@
             </w:r>
             <w:r>
               <w:rPr>
-                <w:rFonts w:ascii="Courier New" w:hAnsi="Courier New" w:eastAsia="Courier New" w:cs="Courier New"/>
+                <w:rFonts w:ascii="Courier New" w:eastAsia="Courier New" w:hAnsi="Courier New" w:cs="Courier New"/>
                 <w:sz w:val="24"/>
                 <w:szCs w:val="24"/>
               </w:rPr>
@@ -1393,7 +1372,7 @@
             </w:r>
             <w:r>
               <w:rPr>
-                <w:rFonts w:ascii="Courier New" w:hAnsi="Courier New" w:eastAsia="Courier New" w:cs="Courier New"/>
+                <w:rFonts w:ascii="Courier New" w:eastAsia="Courier New" w:hAnsi="Courier New" w:cs="Courier New"/>
                 <w:sz w:val="24"/>
                 <w:szCs w:val="24"/>
               </w:rPr>
@@ -1401,7 +1380,7 @@
             </w:r>
             <w:r>
               <w:rPr>
-                <w:rFonts w:ascii="Courier New" w:hAnsi="Courier New" w:eastAsia="Courier New" w:cs="Courier New"/>
+                <w:rFonts w:ascii="Courier New" w:eastAsia="Courier New" w:hAnsi="Courier New" w:cs="Courier New"/>
                 <w:sz w:val="24"/>
                 <w:szCs w:val="24"/>
               </w:rPr>
@@ -1409,7 +1388,7 @@
             </w:r>
             <w:r>
               <w:rPr>
-                <w:rFonts w:ascii="Courier New" w:hAnsi="Courier New" w:eastAsia="Courier New" w:cs="Courier New"/>
+                <w:rFonts w:ascii="Courier New" w:eastAsia="Courier New" w:hAnsi="Courier New" w:cs="Courier New"/>
                 <w:sz w:val="24"/>
                 <w:szCs w:val="24"/>
               </w:rPr>
@@ -1417,11 +1396,20 @@
             </w:r>
             <w:r>
               <w:rPr>
-                <w:rFonts w:ascii="Courier New" w:hAnsi="Courier New" w:eastAsia="Courier New" w:cs="Courier New"/>
-                <w:sz w:val="24"/>
-                <w:szCs w:val="24"/>
-              </w:rPr>
-              <w:t xml:space="preserve"> Santiago decía que el negocio tenía potencial para crecer. Don Álvaro, en cambio, sentía que antes de dar ese paso había muchas cosas que revisar.</w:t>
+                <w:rFonts w:ascii="Courier New" w:eastAsia="Courier New" w:hAnsi="Courier New" w:cs="Courier New"/>
+                <w:sz w:val="24"/>
+                <w:szCs w:val="24"/>
+              </w:rPr>
+              <w:t xml:space="preserve"> Santiago decía que el negocio tenía potencial para crecer. Don Álvaro, en </w:t>
+            </w:r>
+            <w:r>
+              <w:rPr>
+                <w:rFonts w:ascii="Courier New" w:eastAsia="Courier New" w:hAnsi="Courier New" w:cs="Courier New"/>
+                <w:sz w:val="24"/>
+                <w:szCs w:val="24"/>
+              </w:rPr>
+              <w:lastRenderedPageBreak/>
+              <w:t>cambio, sentía que antes de dar ese paso había muchas cosas que revisar.</w:t>
             </w:r>
           </w:p>
         </w:tc>
@@ -1450,7 +1438,7 @@
                 <w:between w:val="nil"/>
               </w:pBdr>
               <w:rPr>
-                <w:rFonts w:ascii="Courier New" w:hAnsi="Courier New" w:eastAsia="Courier New" w:cs="Courier New"/>
+                <w:rFonts w:ascii="Courier New" w:eastAsia="Courier New" w:hAnsi="Courier New" w:cs="Courier New"/>
                 <w:color w:val="000000"/>
                 <w:sz w:val="24"/>
                 <w:szCs w:val="24"/>
@@ -1458,11 +1446,12 @@
             </w:pPr>
             <w:r>
               <w:rPr>
-                <w:rFonts w:ascii="Courier New" w:hAnsi="Courier New" w:eastAsia="Courier New" w:cs="Courier New"/>
+                <w:rFonts w:ascii="Courier New" w:eastAsia="Courier New" w:hAnsi="Courier New" w:cs="Courier New"/>
                 <w:color w:val="000000"/>
                 <w:sz w:val="24"/>
                 <w:szCs w:val="24"/>
               </w:rPr>
+              <w:lastRenderedPageBreak/>
               <w:t>5</w:t>
             </w:r>
           </w:p>
@@ -1487,14 +1476,14 @@
                 <w:between w:val="nil"/>
               </w:pBdr>
               <w:rPr>
-                <w:rFonts w:ascii="Courier New" w:hAnsi="Courier New" w:eastAsia="Courier New" w:cs="Courier New"/>
+                <w:rFonts w:ascii="Courier New" w:eastAsia="Courier New" w:hAnsi="Courier New" w:cs="Courier New"/>
                 <w:sz w:val="24"/>
                 <w:szCs w:val="24"/>
               </w:rPr>
             </w:pPr>
             <w:r>
               <w:rPr>
-                <w:rFonts w:ascii="Courier New" w:hAnsi="Courier New" w:eastAsia="Courier New" w:cs="Courier New"/>
+                <w:rFonts w:ascii="Courier New" w:eastAsia="Courier New" w:hAnsi="Courier New" w:cs="Courier New"/>
                 <w:sz w:val="24"/>
                 <w:szCs w:val="24"/>
               </w:rPr>
@@ -1523,16 +1512,16 @@
                 <w:between w:val="nil"/>
               </w:pBdr>
               <w:rPr>
-                <w:rFonts w:ascii="Courier New" w:hAnsi="Courier New" w:eastAsia="Courier New" w:cs="Courier New"/>
+                <w:rFonts w:ascii="Courier New" w:eastAsia="Courier New" w:hAnsi="Courier New" w:cs="Courier New"/>
                 <w:sz w:val="24"/>
                 <w:szCs w:val="24"/>
               </w:rPr>
             </w:pPr>
-            <w:hyperlink w:history="1" r:id="rId11">
+            <w:hyperlink r:id="rId11" w:history="1">
               <w:r>
                 <w:rPr>
                   <w:rStyle w:val="Hipervnculo"/>
-                  <w:rFonts w:ascii="Courier New" w:hAnsi="Courier New" w:eastAsia="Courier New" w:cs="Courier New"/>
+                  <w:rFonts w:ascii="Courier New" w:eastAsia="Courier New" w:hAnsi="Courier New" w:cs="Courier New"/>
                   <w:sz w:val="24"/>
                   <w:szCs w:val="24"/>
                 </w:rPr>
@@ -1541,7 +1530,7 @@
             </w:hyperlink>
             <w:r>
               <w:rPr>
-                <w:rFonts w:ascii="Courier New" w:hAnsi="Courier New" w:eastAsia="Courier New" w:cs="Courier New"/>
+                <w:rFonts w:ascii="Courier New" w:eastAsia="Courier New" w:hAnsi="Courier New" w:cs="Courier New"/>
                 <w:sz w:val="24"/>
                 <w:szCs w:val="24"/>
               </w:rPr>
@@ -1549,7 +1538,7 @@
             </w:r>
             <w:r>
               <w:rPr>
-                <w:rFonts w:ascii="Courier New" w:hAnsi="Courier New" w:eastAsia="Courier New" w:cs="Courier New"/>
+                <w:rFonts w:ascii="Courier New" w:eastAsia="Courier New" w:hAnsi="Courier New" w:cs="Courier New"/>
                 <w:sz w:val="24"/>
                 <w:szCs w:val="24"/>
               </w:rPr>
@@ -1582,7 +1571,7 @@
                 <w:between w:val="nil"/>
               </w:pBdr>
               <w:rPr>
-                <w:rFonts w:ascii="Courier New" w:hAnsi="Courier New" w:eastAsia="Courier New" w:cs="Courier New"/>
+                <w:rFonts w:ascii="Courier New" w:eastAsia="Courier New" w:hAnsi="Courier New" w:cs="Courier New"/>
                 <w:color w:val="000000"/>
                 <w:sz w:val="24"/>
                 <w:szCs w:val="24"/>
@@ -1590,7 +1579,7 @@
             </w:pPr>
             <w:r>
               <w:rPr>
-                <w:rFonts w:ascii="Courier New" w:hAnsi="Courier New" w:eastAsia="Courier New" w:cs="Courier New"/>
+                <w:rFonts w:ascii="Courier New" w:eastAsia="Courier New" w:hAnsi="Courier New" w:cs="Courier New"/>
                 <w:color w:val="000000"/>
                 <w:sz w:val="24"/>
                 <w:szCs w:val="24"/>
@@ -1619,14 +1608,14 @@
                 <w:between w:val="nil"/>
               </w:pBdr>
               <w:rPr>
-                <w:rFonts w:ascii="Courier New" w:hAnsi="Courier New" w:eastAsia="Courier New" w:cs="Courier New"/>
+                <w:rFonts w:ascii="Courier New" w:eastAsia="Courier New" w:hAnsi="Courier New" w:cs="Courier New"/>
                 <w:sz w:val="24"/>
                 <w:szCs w:val="24"/>
               </w:rPr>
             </w:pPr>
             <w:r>
               <w:rPr>
-                <w:rFonts w:ascii="Courier New" w:hAnsi="Courier New" w:eastAsia="Courier New" w:cs="Courier New"/>
+                <w:rFonts w:ascii="Courier New" w:eastAsia="Courier New" w:hAnsi="Courier New" w:cs="Courier New"/>
                 <w:sz w:val="24"/>
                 <w:szCs w:val="24"/>
               </w:rPr>
@@ -1654,14 +1643,14 @@
                 <w:between w:val="nil"/>
               </w:pBdr>
               <w:rPr>
-                <w:rFonts w:ascii="Courier New" w:hAnsi="Courier New" w:eastAsia="Courier New" w:cs="Courier New"/>
+                <w:rFonts w:ascii="Courier New" w:eastAsia="Courier New" w:hAnsi="Courier New" w:cs="Courier New"/>
                 <w:sz w:val="24"/>
                 <w:szCs w:val="24"/>
               </w:rPr>
             </w:pPr>
             <w:r>
               <w:rPr>
-                <w:rFonts w:ascii="Courier New" w:hAnsi="Courier New" w:eastAsia="Courier New" w:cs="Courier New"/>
+                <w:rFonts w:ascii="Courier New" w:eastAsia="Courier New" w:hAnsi="Courier New" w:cs="Courier New"/>
                 <w:sz w:val="24"/>
                 <w:szCs w:val="24"/>
               </w:rPr>
@@ -1669,7 +1658,7 @@
             </w:r>
             <w:r>
               <w:rPr>
-                <w:rFonts w:ascii="Courier New" w:hAnsi="Courier New" w:eastAsia="Courier New" w:cs="Courier New"/>
+                <w:rFonts w:ascii="Courier New" w:eastAsia="Courier New" w:hAnsi="Courier New" w:cs="Courier New"/>
                 <w:sz w:val="24"/>
                 <w:szCs w:val="24"/>
               </w:rPr>
@@ -1677,7 +1666,7 @@
             </w:r>
             <w:r>
               <w:rPr>
-                <w:rFonts w:ascii="Courier New" w:hAnsi="Courier New" w:eastAsia="Courier New" w:cs="Courier New"/>
+                <w:rFonts w:ascii="Courier New" w:eastAsia="Courier New" w:hAnsi="Courier New" w:cs="Courier New"/>
                 <w:sz w:val="24"/>
                 <w:szCs w:val="24"/>
               </w:rPr>
@@ -1710,7 +1699,7 @@
                 <w:between w:val="nil"/>
               </w:pBdr>
               <w:rPr>
-                <w:rFonts w:ascii="Courier New" w:hAnsi="Courier New" w:eastAsia="Courier New" w:cs="Courier New"/>
+                <w:rFonts w:ascii="Courier New" w:eastAsia="Courier New" w:hAnsi="Courier New" w:cs="Courier New"/>
                 <w:color w:val="000000"/>
                 <w:sz w:val="24"/>
                 <w:szCs w:val="24"/>
@@ -1718,7 +1707,7 @@
             </w:pPr>
             <w:r>
               <w:rPr>
-                <w:rFonts w:ascii="Courier New" w:hAnsi="Courier New" w:eastAsia="Courier New" w:cs="Courier New"/>
+                <w:rFonts w:ascii="Courier New" w:eastAsia="Courier New" w:hAnsi="Courier New" w:cs="Courier New"/>
                 <w:color w:val="000000"/>
                 <w:sz w:val="24"/>
                 <w:szCs w:val="24"/>
@@ -1747,14 +1736,14 @@
                 <w:between w:val="nil"/>
               </w:pBdr>
               <w:rPr>
-                <w:rFonts w:ascii="Courier New" w:hAnsi="Courier New" w:eastAsia="Courier New" w:cs="Courier New"/>
+                <w:rFonts w:ascii="Courier New" w:eastAsia="Courier New" w:hAnsi="Courier New" w:cs="Courier New"/>
                 <w:sz w:val="24"/>
                 <w:szCs w:val="24"/>
               </w:rPr>
             </w:pPr>
             <w:r>
               <w:rPr>
-                <w:rFonts w:ascii="Courier New" w:hAnsi="Courier New" w:eastAsia="Courier New" w:cs="Courier New"/>
+                <w:rFonts w:ascii="Courier New" w:eastAsia="Courier New" w:hAnsi="Courier New" w:cs="Courier New"/>
                 <w:sz w:val="24"/>
                 <w:szCs w:val="24"/>
               </w:rPr>
@@ -1775,14 +1764,14 @@
             <w:pPr>
               <w:pStyle w:val="Normal7"/>
               <w:rPr>
-                <w:rFonts w:ascii="Courier New" w:hAnsi="Courier New" w:eastAsia="Courier New" w:cs="Courier New"/>
+                <w:rFonts w:ascii="Courier New" w:eastAsia="Courier New" w:hAnsi="Courier New" w:cs="Courier New"/>
                 <w:sz w:val="24"/>
                 <w:szCs w:val="24"/>
               </w:rPr>
             </w:pPr>
             <w:r>
               <w:rPr>
-                <w:rFonts w:ascii="Courier New" w:hAnsi="Courier New" w:eastAsia="Courier New" w:cs="Courier New"/>
+                <w:rFonts w:ascii="Courier New" w:eastAsia="Courier New" w:hAnsi="Courier New" w:cs="Courier New"/>
                 <w:sz w:val="24"/>
                 <w:szCs w:val="24"/>
               </w:rPr>
@@ -1815,7 +1804,7 @@
                 <w:between w:val="nil"/>
               </w:pBdr>
               <w:rPr>
-                <w:rFonts w:ascii="Courier New" w:hAnsi="Courier New" w:eastAsia="Courier New" w:cs="Courier New"/>
+                <w:rFonts w:ascii="Courier New" w:eastAsia="Courier New" w:hAnsi="Courier New" w:cs="Courier New"/>
                 <w:color w:val="000000"/>
                 <w:sz w:val="24"/>
                 <w:szCs w:val="24"/>
@@ -1823,7 +1812,7 @@
             </w:pPr>
             <w:r>
               <w:rPr>
-                <w:rFonts w:ascii="Courier New" w:hAnsi="Courier New" w:eastAsia="Courier New" w:cs="Courier New"/>
+                <w:rFonts w:ascii="Courier New" w:eastAsia="Courier New" w:hAnsi="Courier New" w:cs="Courier New"/>
                 <w:color w:val="000000"/>
                 <w:sz w:val="24"/>
                 <w:szCs w:val="24"/>
@@ -1852,14 +1841,14 @@
                 <w:between w:val="nil"/>
               </w:pBdr>
               <w:rPr>
-                <w:rFonts w:ascii="Courier New" w:hAnsi="Courier New" w:eastAsia="Courier New" w:cs="Courier New"/>
+                <w:rFonts w:ascii="Courier New" w:eastAsia="Courier New" w:hAnsi="Courier New" w:cs="Courier New"/>
                 <w:sz w:val="24"/>
                 <w:szCs w:val="24"/>
               </w:rPr>
             </w:pPr>
             <w:r>
               <w:rPr>
-                <w:rFonts w:ascii="Courier New" w:hAnsi="Courier New" w:eastAsia="Courier New" w:cs="Courier New"/>
+                <w:rFonts w:ascii="Courier New" w:eastAsia="Courier New" w:hAnsi="Courier New" w:cs="Courier New"/>
                 <w:sz w:val="24"/>
                 <w:szCs w:val="24"/>
               </w:rPr>
@@ -1879,14 +1868,14 @@
           <w:p>
             <w:pPr>
               <w:rPr>
-                <w:rFonts w:ascii="Courier New" w:hAnsi="Courier New" w:eastAsia="Courier New" w:cs="Courier New"/>
+                <w:rFonts w:ascii="Courier New" w:eastAsia="Courier New" w:hAnsi="Courier New" w:cs="Courier New"/>
                 <w:sz w:val="24"/>
                 <w:szCs w:val="24"/>
               </w:rPr>
             </w:pPr>
             <w:r>
               <w:rPr>
-                <w:rFonts w:ascii="Courier New" w:hAnsi="Courier New" w:eastAsia="Courier New" w:cs="Courier New"/>
+                <w:rFonts w:ascii="Courier New" w:eastAsia="Courier New" w:hAnsi="Courier New" w:cs="Courier New"/>
                 <w:sz w:val="24"/>
                 <w:szCs w:val="24"/>
               </w:rPr>
@@ -1919,7 +1908,7 @@
                 <w:between w:val="nil"/>
               </w:pBdr>
               <w:rPr>
-                <w:rFonts w:ascii="Courier New" w:hAnsi="Courier New" w:eastAsia="Courier New" w:cs="Courier New"/>
+                <w:rFonts w:ascii="Courier New" w:eastAsia="Courier New" w:hAnsi="Courier New" w:cs="Courier New"/>
                 <w:color w:val="000000"/>
                 <w:sz w:val="24"/>
                 <w:szCs w:val="24"/>
@@ -1927,7 +1916,7 @@
             </w:pPr>
             <w:r>
               <w:rPr>
-                <w:rFonts w:ascii="Courier New" w:hAnsi="Courier New" w:eastAsia="Courier New" w:cs="Courier New"/>
+                <w:rFonts w:ascii="Courier New" w:eastAsia="Courier New" w:hAnsi="Courier New" w:cs="Courier New"/>
                 <w:color w:val="000000"/>
                 <w:sz w:val="24"/>
                 <w:szCs w:val="24"/>
@@ -1956,14 +1945,14 @@
                 <w:between w:val="nil"/>
               </w:pBdr>
               <w:rPr>
-                <w:rFonts w:ascii="Courier New" w:hAnsi="Courier New" w:eastAsia="Courier New" w:cs="Courier New"/>
+                <w:rFonts w:ascii="Courier New" w:eastAsia="Courier New" w:hAnsi="Courier New" w:cs="Courier New"/>
                 <w:sz w:val="24"/>
                 <w:szCs w:val="24"/>
               </w:rPr>
             </w:pPr>
             <w:r>
               <w:rPr>
-                <w:rFonts w:ascii="Courier New" w:hAnsi="Courier New" w:eastAsia="Courier New" w:cs="Courier New"/>
+                <w:rFonts w:ascii="Courier New" w:eastAsia="Courier New" w:hAnsi="Courier New" w:cs="Courier New"/>
                 <w:sz w:val="24"/>
                 <w:szCs w:val="24"/>
               </w:rPr>
@@ -1984,14 +1973,14 @@
             <w:pPr>
               <w:pStyle w:val="Normal7"/>
               <w:rPr>
-                <w:rFonts w:ascii="Courier New" w:hAnsi="Courier New" w:eastAsia="Courier New" w:cs="Courier New"/>
+                <w:rFonts w:ascii="Courier New" w:eastAsia="Courier New" w:hAnsi="Courier New" w:cs="Courier New"/>
                 <w:sz w:val="24"/>
                 <w:szCs w:val="24"/>
               </w:rPr>
             </w:pPr>
             <w:r>
               <w:rPr>
-                <w:rFonts w:ascii="Courier New" w:hAnsi="Courier New" w:eastAsia="Courier New" w:cs="Courier New"/>
+                <w:rFonts w:ascii="Courier New" w:eastAsia="Courier New" w:hAnsi="Courier New" w:cs="Courier New"/>
                 <w:sz w:val="24"/>
                 <w:szCs w:val="24"/>
               </w:rPr>
@@ -2024,7 +2013,7 @@
                 <w:between w:val="nil"/>
               </w:pBdr>
               <w:rPr>
-                <w:rFonts w:ascii="Courier New" w:hAnsi="Courier New" w:eastAsia="Courier New" w:cs="Courier New"/>
+                <w:rFonts w:ascii="Courier New" w:eastAsia="Courier New" w:hAnsi="Courier New" w:cs="Courier New"/>
                 <w:color w:val="000000"/>
                 <w:sz w:val="24"/>
                 <w:szCs w:val="24"/>
@@ -2032,7 +2021,7 @@
             </w:pPr>
             <w:r>
               <w:rPr>
-                <w:rFonts w:ascii="Courier New" w:hAnsi="Courier New" w:eastAsia="Courier New" w:cs="Courier New"/>
+                <w:rFonts w:ascii="Courier New" w:eastAsia="Courier New" w:hAnsi="Courier New" w:cs="Courier New"/>
                 <w:color w:val="000000"/>
                 <w:sz w:val="24"/>
                 <w:szCs w:val="24"/>
@@ -2041,7 +2030,7 @@
             </w:r>
             <w:r>
               <w:rPr>
-                <w:rFonts w:ascii="Courier New" w:hAnsi="Courier New" w:eastAsia="Courier New" w:cs="Courier New"/>
+                <w:rFonts w:ascii="Courier New" w:eastAsia="Courier New" w:hAnsi="Courier New" w:cs="Courier New"/>
                 <w:color w:val="000000"/>
                 <w:sz w:val="24"/>
                 <w:szCs w:val="24"/>
@@ -2070,14 +2059,14 @@
                 <w:between w:val="nil"/>
               </w:pBdr>
               <w:rPr>
-                <w:rFonts w:ascii="Courier New" w:hAnsi="Courier New" w:eastAsia="Courier New" w:cs="Courier New"/>
+                <w:rFonts w:ascii="Courier New" w:eastAsia="Courier New" w:hAnsi="Courier New" w:cs="Courier New"/>
                 <w:sz w:val="24"/>
                 <w:szCs w:val="24"/>
               </w:rPr>
             </w:pPr>
             <w:r>
               <w:rPr>
-                <w:rFonts w:ascii="Courier New" w:hAnsi="Courier New" w:eastAsia="Courier New" w:cs="Courier New"/>
+                <w:rFonts w:ascii="Courier New" w:eastAsia="Courier New" w:hAnsi="Courier New" w:cs="Courier New"/>
                 <w:sz w:val="24"/>
                 <w:szCs w:val="24"/>
               </w:rPr>
@@ -2098,14 +2087,14 @@
             <w:pPr>
               <w:pStyle w:val="Normal7"/>
               <w:rPr>
-                <w:rFonts w:ascii="Courier New" w:hAnsi="Courier New" w:eastAsia="Courier New" w:cs="Courier New"/>
+                <w:rFonts w:ascii="Courier New" w:eastAsia="Courier New" w:hAnsi="Courier New" w:cs="Courier New"/>
                 <w:sz w:val="24"/>
                 <w:szCs w:val="24"/>
               </w:rPr>
             </w:pPr>
             <w:r>
               <w:rPr>
-                <w:rFonts w:ascii="Courier New" w:hAnsi="Courier New" w:eastAsia="Courier New" w:cs="Courier New"/>
+                <w:rFonts w:ascii="Courier New" w:eastAsia="Courier New" w:hAnsi="Courier New" w:cs="Courier New"/>
                 <w:sz w:val="24"/>
                 <w:szCs w:val="24"/>
               </w:rPr>
@@ -2113,7 +2102,7 @@
             </w:r>
             <w:r>
               <w:rPr>
-                <w:rFonts w:ascii="Courier New" w:hAnsi="Courier New" w:eastAsia="Courier New" w:cs="Courier New"/>
+                <w:rFonts w:ascii="Courier New" w:eastAsia="Courier New" w:hAnsi="Courier New" w:cs="Courier New"/>
                 <w:sz w:val="24"/>
                 <w:szCs w:val="24"/>
               </w:rPr>
@@ -2146,7 +2135,7 @@
                 <w:between w:val="nil"/>
               </w:pBdr>
               <w:rPr>
-                <w:rFonts w:ascii="Courier New" w:hAnsi="Courier New" w:eastAsia="Courier New" w:cs="Courier New"/>
+                <w:rFonts w:ascii="Courier New" w:eastAsia="Courier New" w:hAnsi="Courier New" w:cs="Courier New"/>
                 <w:color w:val="000000"/>
                 <w:sz w:val="24"/>
                 <w:szCs w:val="24"/>
@@ -2154,17 +2143,16 @@
             </w:pPr>
             <w:r>
               <w:rPr>
-                <w:rFonts w:ascii="Courier New" w:hAnsi="Courier New" w:eastAsia="Courier New" w:cs="Courier New"/>
+                <w:rFonts w:ascii="Courier New" w:eastAsia="Courier New" w:hAnsi="Courier New" w:cs="Courier New"/>
                 <w:color w:val="000000"/>
                 <w:sz w:val="24"/>
                 <w:szCs w:val="24"/>
               </w:rPr>
-              <w:lastRenderedPageBreak/>
               <w:t>1</w:t>
             </w:r>
             <w:r>
               <w:rPr>
-                <w:rFonts w:ascii="Courier New" w:hAnsi="Courier New" w:eastAsia="Courier New" w:cs="Courier New"/>
+                <w:rFonts w:ascii="Courier New" w:eastAsia="Courier New" w:hAnsi="Courier New" w:cs="Courier New"/>
                 <w:color w:val="000000"/>
                 <w:sz w:val="24"/>
                 <w:szCs w:val="24"/>
@@ -2193,14 +2181,14 @@
                 <w:between w:val="nil"/>
               </w:pBdr>
               <w:rPr>
-                <w:rFonts w:ascii="Courier New" w:hAnsi="Courier New" w:eastAsia="Courier New" w:cs="Courier New"/>
+                <w:rFonts w:ascii="Courier New" w:eastAsia="Courier New" w:hAnsi="Courier New" w:cs="Courier New"/>
                 <w:sz w:val="24"/>
                 <w:szCs w:val="24"/>
               </w:rPr>
             </w:pPr>
             <w:r>
               <w:rPr>
-                <w:rFonts w:ascii="Courier New" w:hAnsi="Courier New" w:eastAsia="Courier New" w:cs="Courier New"/>
+                <w:rFonts w:ascii="Courier New" w:eastAsia="Courier New" w:hAnsi="Courier New" w:cs="Courier New"/>
                 <w:sz w:val="24"/>
                 <w:szCs w:val="24"/>
               </w:rPr>
@@ -2221,16 +2209,16 @@
             <w:pPr>
               <w:pStyle w:val="Normal7"/>
               <w:rPr>
-                <w:rFonts w:ascii="Courier New" w:hAnsi="Courier New" w:eastAsia="Courier New" w:cs="Courier New"/>
+                <w:rFonts w:ascii="Courier New" w:eastAsia="Courier New" w:hAnsi="Courier New" w:cs="Courier New"/>
                 <w:sz w:val="24"/>
                 <w:szCs w:val="24"/>
               </w:rPr>
             </w:pPr>
-            <w:hyperlink w:history="1" r:id="rId12">
+            <w:hyperlink r:id="rId12" w:history="1">
               <w:r>
                 <w:rPr>
                   <w:rStyle w:val="Hipervnculo"/>
-                  <w:rFonts w:ascii="Courier New" w:hAnsi="Courier New" w:eastAsia="Courier New" w:cs="Courier New"/>
+                  <w:rFonts w:ascii="Courier New" w:eastAsia="Courier New" w:hAnsi="Courier New" w:cs="Courier New"/>
                   <w:sz w:val="24"/>
                   <w:szCs w:val="24"/>
                 </w:rPr>
@@ -2239,7 +2227,7 @@
             </w:hyperlink>
             <w:r>
               <w:rPr>
-                <w:rFonts w:ascii="Courier New" w:hAnsi="Courier New" w:eastAsia="Courier New" w:cs="Courier New"/>
+                <w:rFonts w:ascii="Courier New" w:eastAsia="Courier New" w:hAnsi="Courier New" w:cs="Courier New"/>
                 <w:sz w:val="24"/>
                 <w:szCs w:val="24"/>
               </w:rPr>
@@ -2247,7 +2235,7 @@
             </w:r>
             <w:r>
               <w:rPr>
-                <w:rFonts w:ascii="Courier New" w:hAnsi="Courier New" w:eastAsia="Courier New" w:cs="Courier New"/>
+                <w:rFonts w:ascii="Courier New" w:eastAsia="Courier New" w:hAnsi="Courier New" w:cs="Courier New"/>
                 <w:sz w:val="24"/>
                 <w:szCs w:val="24"/>
               </w:rPr>
@@ -2280,7 +2268,7 @@
                 <w:between w:val="nil"/>
               </w:pBdr>
               <w:rPr>
-                <w:rFonts w:ascii="Courier New" w:hAnsi="Courier New" w:eastAsia="Courier New" w:cs="Courier New"/>
+                <w:rFonts w:ascii="Courier New" w:eastAsia="Courier New" w:hAnsi="Courier New" w:cs="Courier New"/>
                 <w:color w:val="000000"/>
                 <w:sz w:val="24"/>
                 <w:szCs w:val="24"/>
@@ -2288,16 +2276,17 @@
             </w:pPr>
             <w:r>
               <w:rPr>
-                <w:rFonts w:ascii="Courier New" w:hAnsi="Courier New" w:eastAsia="Courier New" w:cs="Courier New"/>
+                <w:rFonts w:ascii="Courier New" w:eastAsia="Courier New" w:hAnsi="Courier New" w:cs="Courier New"/>
                 <w:color w:val="000000"/>
                 <w:sz w:val="24"/>
                 <w:szCs w:val="24"/>
               </w:rPr>
+              <w:lastRenderedPageBreak/>
               <w:t>1</w:t>
             </w:r>
             <w:r>
               <w:rPr>
-                <w:rFonts w:ascii="Courier New" w:hAnsi="Courier New" w:eastAsia="Courier New" w:cs="Courier New"/>
+                <w:rFonts w:ascii="Courier New" w:eastAsia="Courier New" w:hAnsi="Courier New" w:cs="Courier New"/>
                 <w:color w:val="000000"/>
                 <w:sz w:val="24"/>
                 <w:szCs w:val="24"/>
@@ -2326,14 +2315,14 @@
                 <w:between w:val="nil"/>
               </w:pBdr>
               <w:rPr>
-                <w:rFonts w:ascii="Courier New" w:hAnsi="Courier New" w:eastAsia="Courier New" w:cs="Courier New"/>
+                <w:rFonts w:ascii="Courier New" w:eastAsia="Courier New" w:hAnsi="Courier New" w:cs="Courier New"/>
                 <w:sz w:val="24"/>
                 <w:szCs w:val="24"/>
               </w:rPr>
             </w:pPr>
             <w:r>
               <w:rPr>
-                <w:rFonts w:ascii="Courier New" w:hAnsi="Courier New" w:eastAsia="Courier New" w:cs="Courier New"/>
+                <w:rFonts w:ascii="Courier New" w:eastAsia="Courier New" w:hAnsi="Courier New" w:cs="Courier New"/>
                 <w:sz w:val="24"/>
                 <w:szCs w:val="24"/>
               </w:rPr>
@@ -2354,14 +2343,14 @@
             <w:pPr>
               <w:pStyle w:val="Normal7"/>
               <w:rPr>
-                <w:rFonts w:ascii="Courier New" w:hAnsi="Courier New" w:eastAsia="Courier New" w:cs="Courier New"/>
+                <w:rFonts w:ascii="Courier New" w:eastAsia="Courier New" w:hAnsi="Courier New" w:cs="Courier New"/>
                 <w:sz w:val="24"/>
                 <w:szCs w:val="24"/>
               </w:rPr>
             </w:pPr>
             <w:r>
               <w:rPr>
-                <w:rFonts w:ascii="Courier New" w:hAnsi="Courier New" w:eastAsia="Courier New" w:cs="Courier New"/>
+                <w:rFonts w:ascii="Courier New" w:eastAsia="Courier New" w:hAnsi="Courier New" w:cs="Courier New"/>
                 <w:sz w:val="24"/>
                 <w:szCs w:val="24"/>
               </w:rPr>
@@ -2369,7 +2358,7 @@
             </w:r>
             <w:r>
               <w:rPr>
-                <w:rFonts w:ascii="Courier New" w:hAnsi="Courier New" w:eastAsia="Courier New" w:cs="Courier New"/>
+                <w:rFonts w:ascii="Courier New" w:eastAsia="Courier New" w:hAnsi="Courier New" w:cs="Courier New"/>
                 <w:sz w:val="24"/>
                 <w:szCs w:val="24"/>
               </w:rPr>
@@ -2377,7 +2366,7 @@
             </w:r>
             <w:r>
               <w:rPr>
-                <w:rFonts w:ascii="Courier New" w:hAnsi="Courier New" w:eastAsia="Courier New" w:cs="Courier New"/>
+                <w:rFonts w:ascii="Courier New" w:eastAsia="Courier New" w:hAnsi="Courier New" w:cs="Courier New"/>
                 <w:sz w:val="24"/>
                 <w:szCs w:val="24"/>
               </w:rPr>
@@ -2385,7 +2374,7 @@
             </w:r>
             <w:r>
               <w:rPr>
-                <w:rFonts w:ascii="Courier New" w:hAnsi="Courier New" w:eastAsia="Courier New" w:cs="Courier New"/>
+                <w:rFonts w:ascii="Courier New" w:eastAsia="Courier New" w:hAnsi="Courier New" w:cs="Courier New"/>
                 <w:sz w:val="24"/>
                 <w:szCs w:val="24"/>
               </w:rPr>
@@ -2418,7 +2407,7 @@
                 <w:between w:val="nil"/>
               </w:pBdr>
               <w:rPr>
-                <w:rFonts w:ascii="Courier New" w:hAnsi="Courier New" w:eastAsia="Courier New" w:cs="Courier New"/>
+                <w:rFonts w:ascii="Courier New" w:eastAsia="Courier New" w:hAnsi="Courier New" w:cs="Courier New"/>
                 <w:color w:val="000000"/>
                 <w:sz w:val="24"/>
                 <w:szCs w:val="24"/>
@@ -2426,7 +2415,7 @@
             </w:pPr>
             <w:r>
               <w:rPr>
-                <w:rFonts w:ascii="Courier New" w:hAnsi="Courier New" w:eastAsia="Courier New" w:cs="Courier New"/>
+                <w:rFonts w:ascii="Courier New" w:eastAsia="Courier New" w:hAnsi="Courier New" w:cs="Courier New"/>
                 <w:color w:val="000000"/>
                 <w:sz w:val="24"/>
                 <w:szCs w:val="24"/>
@@ -2435,7 +2424,7 @@
             </w:r>
             <w:r>
               <w:rPr>
-                <w:rFonts w:ascii="Courier New" w:hAnsi="Courier New" w:eastAsia="Courier New" w:cs="Courier New"/>
+                <w:rFonts w:ascii="Courier New" w:eastAsia="Courier New" w:hAnsi="Courier New" w:cs="Courier New"/>
                 <w:color w:val="000000"/>
                 <w:sz w:val="24"/>
                 <w:szCs w:val="24"/>
@@ -2464,14 +2453,14 @@
                 <w:between w:val="nil"/>
               </w:pBdr>
               <w:rPr>
-                <w:rFonts w:ascii="Courier New" w:hAnsi="Courier New" w:eastAsia="Courier New" w:cs="Courier New"/>
+                <w:rFonts w:ascii="Courier New" w:eastAsia="Courier New" w:hAnsi="Courier New" w:cs="Courier New"/>
                 <w:sz w:val="24"/>
                 <w:szCs w:val="24"/>
               </w:rPr>
             </w:pPr>
             <w:r>
               <w:rPr>
-                <w:rFonts w:ascii="Courier New" w:hAnsi="Courier New" w:eastAsia="Courier New" w:cs="Courier New"/>
+                <w:rFonts w:ascii="Courier New" w:eastAsia="Courier New" w:hAnsi="Courier New" w:cs="Courier New"/>
                 <w:sz w:val="24"/>
                 <w:szCs w:val="24"/>
               </w:rPr>
@@ -2492,14 +2481,14 @@
             <w:pPr>
               <w:pStyle w:val="Normal7"/>
               <w:rPr>
-                <w:rFonts w:ascii="Courier New" w:hAnsi="Courier New" w:eastAsia="Courier New" w:cs="Courier New"/>
+                <w:rFonts w:ascii="Courier New" w:eastAsia="Courier New" w:hAnsi="Courier New" w:cs="Courier New"/>
                 <w:sz w:val="24"/>
                 <w:szCs w:val="24"/>
               </w:rPr>
             </w:pPr>
             <w:r>
               <w:rPr>
-                <w:rFonts w:ascii="Courier New" w:hAnsi="Courier New" w:eastAsia="Courier New" w:cs="Courier New"/>
+                <w:rFonts w:ascii="Courier New" w:eastAsia="Courier New" w:hAnsi="Courier New" w:cs="Courier New"/>
                 <w:sz w:val="24"/>
                 <w:szCs w:val="24"/>
               </w:rPr>
@@ -2507,7 +2496,7 @@
             </w:r>
             <w:r>
               <w:rPr>
-                <w:rFonts w:ascii="Courier New" w:hAnsi="Courier New" w:eastAsia="Courier New" w:cs="Courier New"/>
+                <w:rFonts w:ascii="Courier New" w:eastAsia="Courier New" w:hAnsi="Courier New" w:cs="Courier New"/>
                 <w:sz w:val="24"/>
                 <w:szCs w:val="24"/>
               </w:rPr>
@@ -2540,7 +2529,7 @@
                 <w:between w:val="nil"/>
               </w:pBdr>
               <w:rPr>
-                <w:rFonts w:ascii="Courier New" w:hAnsi="Courier New" w:eastAsia="Courier New" w:cs="Courier New"/>
+                <w:rFonts w:ascii="Courier New" w:eastAsia="Courier New" w:hAnsi="Courier New" w:cs="Courier New"/>
                 <w:color w:val="000000"/>
                 <w:sz w:val="24"/>
                 <w:szCs w:val="24"/>
@@ -2548,7 +2537,7 @@
             </w:pPr>
             <w:r>
               <w:rPr>
-                <w:rFonts w:ascii="Courier New" w:hAnsi="Courier New" w:eastAsia="Courier New" w:cs="Courier New"/>
+                <w:rFonts w:ascii="Courier New" w:eastAsia="Courier New" w:hAnsi="Courier New" w:cs="Courier New"/>
                 <w:color w:val="000000"/>
                 <w:sz w:val="24"/>
                 <w:szCs w:val="24"/>
@@ -2557,7 +2546,7 @@
             </w:r>
             <w:r>
               <w:rPr>
-                <w:rFonts w:ascii="Courier New" w:hAnsi="Courier New" w:eastAsia="Courier New" w:cs="Courier New"/>
+                <w:rFonts w:ascii="Courier New" w:eastAsia="Courier New" w:hAnsi="Courier New" w:cs="Courier New"/>
                 <w:color w:val="000000"/>
                 <w:sz w:val="24"/>
                 <w:szCs w:val="24"/>
@@ -2586,14 +2575,14 @@
                 <w:between w:val="nil"/>
               </w:pBdr>
               <w:rPr>
-                <w:rFonts w:ascii="Courier New" w:hAnsi="Courier New" w:eastAsia="Courier New" w:cs="Courier New"/>
+                <w:rFonts w:ascii="Courier New" w:eastAsia="Courier New" w:hAnsi="Courier New" w:cs="Courier New"/>
                 <w:sz w:val="24"/>
                 <w:szCs w:val="24"/>
               </w:rPr>
             </w:pPr>
             <w:r>
               <w:rPr>
-                <w:rFonts w:ascii="Courier New" w:hAnsi="Courier New" w:eastAsia="Courier New" w:cs="Courier New"/>
+                <w:rFonts w:ascii="Courier New" w:eastAsia="Courier New" w:hAnsi="Courier New" w:cs="Courier New"/>
                 <w:sz w:val="24"/>
                 <w:szCs w:val="24"/>
               </w:rPr>
@@ -2614,14 +2603,14 @@
             <w:pPr>
               <w:pStyle w:val="Normal7"/>
               <w:rPr>
-                <w:rFonts w:ascii="Courier New" w:hAnsi="Courier New" w:eastAsia="Courier New" w:cs="Courier New"/>
+                <w:rFonts w:ascii="Courier New" w:eastAsia="Courier New" w:hAnsi="Courier New" w:cs="Courier New"/>
                 <w:sz w:val="24"/>
                 <w:szCs w:val="24"/>
               </w:rPr>
             </w:pPr>
             <w:r>
               <w:rPr>
-                <w:rFonts w:ascii="Courier New" w:hAnsi="Courier New" w:eastAsia="Courier New" w:cs="Courier New"/>
+                <w:rFonts w:ascii="Courier New" w:eastAsia="Courier New" w:hAnsi="Courier New" w:cs="Courier New"/>
                 <w:sz w:val="24"/>
                 <w:szCs w:val="24"/>
               </w:rPr>
@@ -2629,7 +2618,7 @@
             </w:r>
             <w:r>
               <w:rPr>
-                <w:rFonts w:ascii="Courier New" w:hAnsi="Courier New" w:eastAsia="Courier New" w:cs="Courier New"/>
+                <w:rFonts w:ascii="Courier New" w:eastAsia="Courier New" w:hAnsi="Courier New" w:cs="Courier New"/>
                 <w:sz w:val="24"/>
                 <w:szCs w:val="24"/>
               </w:rPr>
@@ -2662,7 +2651,7 @@
                 <w:between w:val="nil"/>
               </w:pBdr>
               <w:rPr>
-                <w:rFonts w:ascii="Courier New" w:hAnsi="Courier New" w:eastAsia="Courier New" w:cs="Courier New"/>
+                <w:rFonts w:ascii="Courier New" w:eastAsia="Courier New" w:hAnsi="Courier New" w:cs="Courier New"/>
                 <w:color w:val="000000"/>
                 <w:sz w:val="24"/>
                 <w:szCs w:val="24"/>
@@ -2670,7 +2659,7 @@
             </w:pPr>
             <w:r>
               <w:rPr>
-                <w:rFonts w:ascii="Courier New" w:hAnsi="Courier New" w:eastAsia="Courier New" w:cs="Courier New"/>
+                <w:rFonts w:ascii="Courier New" w:eastAsia="Courier New" w:hAnsi="Courier New" w:cs="Courier New"/>
                 <w:color w:val="000000"/>
                 <w:sz w:val="24"/>
                 <w:szCs w:val="24"/>
@@ -2679,7 +2668,7 @@
             </w:r>
             <w:r>
               <w:rPr>
-                <w:rFonts w:ascii="Courier New" w:hAnsi="Courier New" w:eastAsia="Courier New" w:cs="Courier New"/>
+                <w:rFonts w:ascii="Courier New" w:eastAsia="Courier New" w:hAnsi="Courier New" w:cs="Courier New"/>
                 <w:color w:val="000000"/>
                 <w:sz w:val="24"/>
                 <w:szCs w:val="24"/>
@@ -2708,14 +2697,14 @@
                 <w:between w:val="nil"/>
               </w:pBdr>
               <w:rPr>
-                <w:rFonts w:ascii="Courier New" w:hAnsi="Courier New" w:eastAsia="Courier New" w:cs="Courier New"/>
+                <w:rFonts w:ascii="Courier New" w:eastAsia="Courier New" w:hAnsi="Courier New" w:cs="Courier New"/>
                 <w:sz w:val="24"/>
                 <w:szCs w:val="24"/>
               </w:rPr>
             </w:pPr>
             <w:r>
               <w:rPr>
-                <w:rFonts w:ascii="Courier New" w:hAnsi="Courier New" w:eastAsia="Courier New" w:cs="Courier New"/>
+                <w:rFonts w:ascii="Courier New" w:eastAsia="Courier New" w:hAnsi="Courier New" w:cs="Courier New"/>
                 <w:sz w:val="24"/>
                 <w:szCs w:val="24"/>
               </w:rPr>
@@ -2736,14 +2725,14 @@
             <w:pPr>
               <w:pStyle w:val="Normal7"/>
               <w:rPr>
-                <w:rFonts w:ascii="Courier New" w:hAnsi="Courier New" w:eastAsia="Courier New" w:cs="Courier New"/>
+                <w:rFonts w:ascii="Courier New" w:eastAsia="Courier New" w:hAnsi="Courier New" w:cs="Courier New"/>
                 <w:sz w:val="24"/>
                 <w:szCs w:val="24"/>
               </w:rPr>
             </w:pPr>
             <w:r>
               <w:rPr>
-                <w:rFonts w:ascii="Courier New" w:hAnsi="Courier New" w:eastAsia="Courier New" w:cs="Courier New"/>
+                <w:rFonts w:ascii="Courier New" w:eastAsia="Courier New" w:hAnsi="Courier New" w:cs="Courier New"/>
                 <w:sz w:val="24"/>
                 <w:szCs w:val="24"/>
               </w:rPr>
@@ -2751,7 +2740,7 @@
             </w:r>
             <w:r>
               <w:rPr>
-                <w:rFonts w:ascii="Courier New" w:hAnsi="Courier New" w:eastAsia="Courier New" w:cs="Courier New"/>
+                <w:rFonts w:ascii="Courier New" w:eastAsia="Courier New" w:hAnsi="Courier New" w:cs="Courier New"/>
                 <w:sz w:val="24"/>
                 <w:szCs w:val="24"/>
               </w:rPr>
@@ -2759,7 +2748,7 @@
             </w:r>
             <w:r>
               <w:rPr>
-                <w:rFonts w:ascii="Courier New" w:hAnsi="Courier New" w:eastAsia="Courier New" w:cs="Courier New"/>
+                <w:rFonts w:ascii="Courier New" w:eastAsia="Courier New" w:hAnsi="Courier New" w:cs="Courier New"/>
                 <w:sz w:val="24"/>
                 <w:szCs w:val="24"/>
               </w:rPr>
@@ -2792,7 +2781,7 @@
                 <w:between w:val="nil"/>
               </w:pBdr>
               <w:rPr>
-                <w:rFonts w:ascii="Courier New" w:hAnsi="Courier New" w:eastAsia="Courier New" w:cs="Courier New"/>
+                <w:rFonts w:ascii="Courier New" w:eastAsia="Courier New" w:hAnsi="Courier New" w:cs="Courier New"/>
                 <w:color w:val="000000"/>
                 <w:sz w:val="24"/>
                 <w:szCs w:val="24"/>
@@ -2800,7 +2789,7 @@
             </w:pPr>
             <w:r>
               <w:rPr>
-                <w:rFonts w:ascii="Courier New" w:hAnsi="Courier New" w:eastAsia="Courier New" w:cs="Courier New"/>
+                <w:rFonts w:ascii="Courier New" w:eastAsia="Courier New" w:hAnsi="Courier New" w:cs="Courier New"/>
                 <w:color w:val="000000"/>
                 <w:sz w:val="24"/>
                 <w:szCs w:val="24"/>
@@ -2829,14 +2818,14 @@
                 <w:between w:val="nil"/>
               </w:pBdr>
               <w:rPr>
-                <w:rFonts w:ascii="Courier New" w:hAnsi="Courier New" w:eastAsia="Courier New" w:cs="Courier New"/>
+                <w:rFonts w:ascii="Courier New" w:eastAsia="Courier New" w:hAnsi="Courier New" w:cs="Courier New"/>
                 <w:sz w:val="24"/>
                 <w:szCs w:val="24"/>
               </w:rPr>
             </w:pPr>
             <w:r>
               <w:rPr>
-                <w:rFonts w:ascii="Courier New" w:hAnsi="Courier New" w:eastAsia="Courier New" w:cs="Courier New"/>
+                <w:rFonts w:ascii="Courier New" w:eastAsia="Courier New" w:hAnsi="Courier New" w:cs="Courier New"/>
                 <w:sz w:val="24"/>
                 <w:szCs w:val="24"/>
               </w:rPr>
@@ -2857,16 +2846,16 @@
             <w:pPr>
               <w:pStyle w:val="Normal7"/>
               <w:rPr>
-                <w:rFonts w:ascii="Courier New" w:hAnsi="Courier New" w:eastAsia="Courier New" w:cs="Courier New"/>
+                <w:rFonts w:ascii="Courier New" w:eastAsia="Courier New" w:hAnsi="Courier New" w:cs="Courier New"/>
                 <w:sz w:val="24"/>
                 <w:szCs w:val="24"/>
               </w:rPr>
             </w:pPr>
-            <w:hyperlink w:history="1" r:id="rId13">
+            <w:hyperlink r:id="rId13" w:history="1">
               <w:r>
                 <w:rPr>
                   <w:rStyle w:val="Hipervnculo"/>
-                  <w:rFonts w:ascii="Courier New" w:hAnsi="Courier New" w:eastAsia="Courier New" w:cs="Courier New"/>
+                  <w:rFonts w:ascii="Courier New" w:eastAsia="Courier New" w:hAnsi="Courier New" w:cs="Courier New"/>
                   <w:sz w:val="24"/>
                   <w:szCs w:val="24"/>
                 </w:rPr>
@@ -2875,7 +2864,7 @@
             </w:hyperlink>
             <w:r>
               <w:rPr>
-                <w:rFonts w:ascii="Courier New" w:hAnsi="Courier New" w:eastAsia="Courier New" w:cs="Courier New"/>
+                <w:rFonts w:ascii="Courier New" w:eastAsia="Courier New" w:hAnsi="Courier New" w:cs="Courier New"/>
                 <w:sz w:val="24"/>
                 <w:szCs w:val="24"/>
               </w:rPr>
@@ -2883,7 +2872,7 @@
             </w:r>
             <w:r>
               <w:rPr>
-                <w:rFonts w:ascii="Courier New" w:hAnsi="Courier New" w:eastAsia="Courier New" w:cs="Courier New"/>
+                <w:rFonts w:ascii="Courier New" w:eastAsia="Courier New" w:hAnsi="Courier New" w:cs="Courier New"/>
                 <w:sz w:val="24"/>
                 <w:szCs w:val="24"/>
               </w:rPr>
@@ -2891,7 +2880,7 @@
             </w:r>
             <w:r>
               <w:rPr>
-                <w:rFonts w:ascii="Courier New" w:hAnsi="Courier New" w:eastAsia="Courier New" w:cs="Courier New"/>
+                <w:rFonts w:ascii="Courier New" w:eastAsia="Courier New" w:hAnsi="Courier New" w:cs="Courier New"/>
                 <w:sz w:val="24"/>
                 <w:szCs w:val="24"/>
               </w:rPr>
@@ -2924,7 +2913,7 @@
                 <w:between w:val="nil"/>
               </w:pBdr>
               <w:rPr>
-                <w:rFonts w:ascii="Courier New" w:hAnsi="Courier New" w:eastAsia="Courier New" w:cs="Courier New"/>
+                <w:rFonts w:ascii="Courier New" w:eastAsia="Courier New" w:hAnsi="Courier New" w:cs="Courier New"/>
                 <w:color w:val="000000"/>
                 <w:sz w:val="24"/>
                 <w:szCs w:val="24"/>
@@ -2932,7 +2921,7 @@
             </w:pPr>
             <w:r>
               <w:rPr>
-                <w:rFonts w:ascii="Courier New" w:hAnsi="Courier New" w:eastAsia="Courier New" w:cs="Courier New"/>
+                <w:rFonts w:ascii="Courier New" w:eastAsia="Courier New" w:hAnsi="Courier New" w:cs="Courier New"/>
                 <w:color w:val="000000"/>
                 <w:sz w:val="24"/>
                 <w:szCs w:val="24"/>
@@ -2961,14 +2950,14 @@
                 <w:between w:val="nil"/>
               </w:pBdr>
               <w:rPr>
-                <w:rFonts w:ascii="Courier New" w:hAnsi="Courier New" w:eastAsia="Courier New" w:cs="Courier New"/>
+                <w:rFonts w:ascii="Courier New" w:eastAsia="Courier New" w:hAnsi="Courier New" w:cs="Courier New"/>
                 <w:sz w:val="24"/>
                 <w:szCs w:val="24"/>
               </w:rPr>
             </w:pPr>
             <w:r>
               <w:rPr>
-                <w:rFonts w:ascii="Courier New" w:hAnsi="Courier New" w:eastAsia="Courier New" w:cs="Courier New"/>
+                <w:rFonts w:ascii="Courier New" w:eastAsia="Courier New" w:hAnsi="Courier New" w:cs="Courier New"/>
                 <w:sz w:val="24"/>
                 <w:szCs w:val="24"/>
               </w:rPr>
@@ -2989,14 +2978,14 @@
             <w:pPr>
               <w:pStyle w:val="Normal7"/>
               <w:rPr>
-                <w:rFonts w:ascii="Courier New" w:hAnsi="Courier New" w:eastAsia="Courier New" w:cs="Courier New"/>
+                <w:rFonts w:ascii="Courier New" w:eastAsia="Courier New" w:hAnsi="Courier New" w:cs="Courier New"/>
                 <w:sz w:val="24"/>
                 <w:szCs w:val="24"/>
               </w:rPr>
             </w:pPr>
             <w:r>
               <w:rPr>
-                <w:rFonts w:ascii="Courier New" w:hAnsi="Courier New" w:eastAsia="Courier New" w:cs="Courier New"/>
+                <w:rFonts w:ascii="Courier New" w:eastAsia="Courier New" w:hAnsi="Courier New" w:cs="Courier New"/>
                 <w:sz w:val="24"/>
                 <w:szCs w:val="24"/>
               </w:rPr>
@@ -3004,7 +2993,7 @@
             </w:r>
             <w:r>
               <w:rPr>
-                <w:rFonts w:ascii="Courier New" w:hAnsi="Courier New" w:eastAsia="Courier New" w:cs="Courier New"/>
+                <w:rFonts w:ascii="Courier New" w:eastAsia="Courier New" w:hAnsi="Courier New" w:cs="Courier New"/>
                 <w:sz w:val="24"/>
                 <w:szCs w:val="24"/>
               </w:rPr>
@@ -3012,7 +3001,7 @@
             </w:r>
             <w:r>
               <w:rPr>
-                <w:rFonts w:ascii="Courier New" w:hAnsi="Courier New" w:eastAsia="Courier New" w:cs="Courier New"/>
+                <w:rFonts w:ascii="Courier New" w:eastAsia="Courier New" w:hAnsi="Courier New" w:cs="Courier New"/>
                 <w:sz w:val="24"/>
                 <w:szCs w:val="24"/>
               </w:rPr>
@@ -3045,7 +3034,7 @@
                 <w:between w:val="nil"/>
               </w:pBdr>
               <w:rPr>
-                <w:rFonts w:ascii="Courier New" w:hAnsi="Courier New" w:eastAsia="Courier New" w:cs="Courier New"/>
+                <w:rFonts w:ascii="Courier New" w:eastAsia="Courier New" w:hAnsi="Courier New" w:cs="Courier New"/>
                 <w:color w:val="000000"/>
                 <w:sz w:val="24"/>
                 <w:szCs w:val="24"/>
@@ -3053,7 +3042,7 @@
             </w:pPr>
             <w:r>
               <w:rPr>
-                <w:rFonts w:ascii="Courier New" w:hAnsi="Courier New" w:eastAsia="Courier New" w:cs="Courier New"/>
+                <w:rFonts w:ascii="Courier New" w:eastAsia="Courier New" w:hAnsi="Courier New" w:cs="Courier New"/>
                 <w:color w:val="000000"/>
                 <w:sz w:val="24"/>
                 <w:szCs w:val="24"/>
@@ -3082,14 +3071,14 @@
                 <w:between w:val="nil"/>
               </w:pBdr>
               <w:rPr>
-                <w:rFonts w:ascii="Courier New" w:hAnsi="Courier New" w:eastAsia="Courier New" w:cs="Courier New"/>
+                <w:rFonts w:ascii="Courier New" w:eastAsia="Courier New" w:hAnsi="Courier New" w:cs="Courier New"/>
                 <w:sz w:val="24"/>
                 <w:szCs w:val="24"/>
               </w:rPr>
             </w:pPr>
             <w:r>
               <w:rPr>
-                <w:rFonts w:ascii="Courier New" w:hAnsi="Courier New" w:eastAsia="Courier New" w:cs="Courier New"/>
+                <w:rFonts w:ascii="Courier New" w:eastAsia="Courier New" w:hAnsi="Courier New" w:cs="Courier New"/>
                 <w:sz w:val="24"/>
                 <w:szCs w:val="24"/>
               </w:rPr>
@@ -3110,14 +3099,14 @@
             <w:pPr>
               <w:pStyle w:val="Normal7"/>
               <w:rPr>
-                <w:rFonts w:ascii="Courier New" w:hAnsi="Courier New" w:eastAsia="Courier New" w:cs="Courier New"/>
+                <w:rFonts w:ascii="Courier New" w:eastAsia="Courier New" w:hAnsi="Courier New" w:cs="Courier New"/>
                 <w:sz w:val="24"/>
                 <w:szCs w:val="24"/>
               </w:rPr>
             </w:pPr>
             <w:r>
               <w:rPr>
-                <w:rFonts w:ascii="Courier New" w:hAnsi="Courier New" w:eastAsia="Courier New" w:cs="Courier New"/>
+                <w:rFonts w:ascii="Courier New" w:eastAsia="Courier New" w:hAnsi="Courier New" w:cs="Courier New"/>
                 <w:sz w:val="24"/>
                 <w:szCs w:val="24"/>
               </w:rPr>
@@ -3150,7 +3139,7 @@
                 <w:between w:val="nil"/>
               </w:pBdr>
               <w:rPr>
-                <w:rFonts w:ascii="Courier New" w:hAnsi="Courier New" w:eastAsia="Courier New" w:cs="Courier New"/>
+                <w:rFonts w:ascii="Courier New" w:eastAsia="Courier New" w:hAnsi="Courier New" w:cs="Courier New"/>
                 <w:color w:val="000000"/>
                 <w:sz w:val="24"/>
                 <w:szCs w:val="24"/>
@@ -3158,12 +3147,11 @@
             </w:pPr>
             <w:r>
               <w:rPr>
-                <w:rFonts w:ascii="Courier New" w:hAnsi="Courier New" w:eastAsia="Courier New" w:cs="Courier New"/>
+                <w:rFonts w:ascii="Courier New" w:eastAsia="Courier New" w:hAnsi="Courier New" w:cs="Courier New"/>
                 <w:color w:val="000000"/>
                 <w:sz w:val="24"/>
                 <w:szCs w:val="24"/>
               </w:rPr>
-              <w:lastRenderedPageBreak/>
               <w:t>19</w:t>
             </w:r>
           </w:p>
@@ -3188,14 +3176,14 @@
                 <w:between w:val="nil"/>
               </w:pBdr>
               <w:rPr>
-                <w:rFonts w:ascii="Courier New" w:hAnsi="Courier New" w:eastAsia="Courier New" w:cs="Courier New"/>
+                <w:rFonts w:ascii="Courier New" w:eastAsia="Courier New" w:hAnsi="Courier New" w:cs="Courier New"/>
                 <w:sz w:val="24"/>
                 <w:szCs w:val="24"/>
               </w:rPr>
             </w:pPr>
             <w:r>
               <w:rPr>
-                <w:rFonts w:ascii="Courier New" w:hAnsi="Courier New" w:eastAsia="Courier New" w:cs="Courier New"/>
+                <w:rFonts w:ascii="Courier New" w:eastAsia="Courier New" w:hAnsi="Courier New" w:cs="Courier New"/>
                 <w:sz w:val="24"/>
                 <w:szCs w:val="24"/>
               </w:rPr>
@@ -3216,14 +3204,14 @@
             <w:pPr>
               <w:pStyle w:val="Normal7"/>
               <w:rPr>
-                <w:rFonts w:ascii="Courier New" w:hAnsi="Courier New" w:eastAsia="Courier New" w:cs="Courier New"/>
+                <w:rFonts w:ascii="Courier New" w:eastAsia="Courier New" w:hAnsi="Courier New" w:cs="Courier New"/>
                 <w:sz w:val="24"/>
                 <w:szCs w:val="24"/>
               </w:rPr>
             </w:pPr>
             <w:r>
               <w:rPr>
-                <w:rFonts w:ascii="Courier New" w:hAnsi="Courier New" w:eastAsia="Courier New" w:cs="Courier New"/>
+                <w:rFonts w:ascii="Courier New" w:eastAsia="Courier New" w:hAnsi="Courier New" w:cs="Courier New"/>
                 <w:sz w:val="24"/>
                 <w:szCs w:val="24"/>
               </w:rPr>
@@ -3256,7 +3244,7 @@
                 <w:between w:val="nil"/>
               </w:pBdr>
               <w:rPr>
-                <w:rFonts w:ascii="Courier New" w:hAnsi="Courier New" w:eastAsia="Courier New" w:cs="Courier New"/>
+                <w:rFonts w:ascii="Courier New" w:eastAsia="Courier New" w:hAnsi="Courier New" w:cs="Courier New"/>
                 <w:color w:val="000000"/>
                 <w:sz w:val="24"/>
                 <w:szCs w:val="24"/>
@@ -3264,11 +3252,12 @@
             </w:pPr>
             <w:r>
               <w:rPr>
-                <w:rFonts w:ascii="Courier New" w:hAnsi="Courier New" w:eastAsia="Courier New" w:cs="Courier New"/>
+                <w:rFonts w:ascii="Courier New" w:eastAsia="Courier New" w:hAnsi="Courier New" w:cs="Courier New"/>
                 <w:color w:val="000000"/>
                 <w:sz w:val="24"/>
                 <w:szCs w:val="24"/>
               </w:rPr>
+              <w:lastRenderedPageBreak/>
               <w:t>20</w:t>
             </w:r>
           </w:p>
@@ -3293,14 +3282,14 @@
                 <w:between w:val="nil"/>
               </w:pBdr>
               <w:rPr>
-                <w:rFonts w:ascii="Courier New" w:hAnsi="Courier New" w:eastAsia="Courier New" w:cs="Courier New"/>
+                <w:rFonts w:ascii="Courier New" w:eastAsia="Courier New" w:hAnsi="Courier New" w:cs="Courier New"/>
                 <w:sz w:val="24"/>
                 <w:szCs w:val="24"/>
               </w:rPr>
             </w:pPr>
             <w:r>
               <w:rPr>
-                <w:rFonts w:ascii="Courier New" w:hAnsi="Courier New" w:eastAsia="Courier New" w:cs="Courier New"/>
+                <w:rFonts w:ascii="Courier New" w:eastAsia="Courier New" w:hAnsi="Courier New" w:cs="Courier New"/>
                 <w:sz w:val="24"/>
                 <w:szCs w:val="24"/>
               </w:rPr>
@@ -3321,14 +3310,14 @@
             <w:pPr>
               <w:pStyle w:val="Normal7"/>
               <w:rPr>
-                <w:rFonts w:ascii="Courier New" w:hAnsi="Courier New" w:eastAsia="Courier New" w:cs="Courier New"/>
+                <w:rFonts w:ascii="Courier New" w:eastAsia="Courier New" w:hAnsi="Courier New" w:cs="Courier New"/>
                 <w:sz w:val="24"/>
                 <w:szCs w:val="24"/>
               </w:rPr>
             </w:pPr>
             <w:r>
               <w:rPr>
-                <w:rFonts w:ascii="Courier New" w:hAnsi="Courier New" w:eastAsia="Courier New" w:cs="Courier New"/>
+                <w:rFonts w:ascii="Courier New" w:eastAsia="Courier New" w:hAnsi="Courier New" w:cs="Courier New"/>
                 <w:sz w:val="24"/>
                 <w:szCs w:val="24"/>
               </w:rPr>
@@ -3361,7 +3350,7 @@
                 <w:between w:val="nil"/>
               </w:pBdr>
               <w:rPr>
-                <w:rFonts w:ascii="Courier New" w:hAnsi="Courier New" w:eastAsia="Courier New" w:cs="Courier New"/>
+                <w:rFonts w:ascii="Courier New" w:eastAsia="Courier New" w:hAnsi="Courier New" w:cs="Courier New"/>
                 <w:color w:val="000000"/>
                 <w:sz w:val="24"/>
                 <w:szCs w:val="24"/>
@@ -3369,7 +3358,7 @@
             </w:pPr>
             <w:r>
               <w:rPr>
-                <w:rFonts w:ascii="Courier New" w:hAnsi="Courier New" w:eastAsia="Courier New" w:cs="Courier New"/>
+                <w:rFonts w:ascii="Courier New" w:eastAsia="Courier New" w:hAnsi="Courier New" w:cs="Courier New"/>
                 <w:color w:val="000000"/>
                 <w:sz w:val="24"/>
                 <w:szCs w:val="24"/>
@@ -3398,14 +3387,14 @@
                 <w:between w:val="nil"/>
               </w:pBdr>
               <w:rPr>
-                <w:rFonts w:ascii="Courier New" w:hAnsi="Courier New" w:eastAsia="Courier New" w:cs="Courier New"/>
+                <w:rFonts w:ascii="Courier New" w:eastAsia="Courier New" w:hAnsi="Courier New" w:cs="Courier New"/>
                 <w:sz w:val="24"/>
                 <w:szCs w:val="24"/>
               </w:rPr>
             </w:pPr>
             <w:r>
               <w:rPr>
-                <w:rFonts w:ascii="Courier New" w:hAnsi="Courier New" w:eastAsia="Courier New" w:cs="Courier New"/>
+                <w:rFonts w:ascii="Courier New" w:eastAsia="Courier New" w:hAnsi="Courier New" w:cs="Courier New"/>
                 <w:sz w:val="24"/>
                 <w:szCs w:val="24"/>
               </w:rPr>
@@ -3426,16 +3415,16 @@
             <w:pPr>
               <w:pStyle w:val="Normal7"/>
               <w:rPr>
-                <w:rFonts w:ascii="Courier New" w:hAnsi="Courier New" w:eastAsia="Courier New" w:cs="Courier New"/>
+                <w:rFonts w:ascii="Courier New" w:eastAsia="Courier New" w:hAnsi="Courier New" w:cs="Courier New"/>
                 <w:sz w:val="24"/>
                 <w:szCs w:val="24"/>
               </w:rPr>
             </w:pPr>
-            <w:hyperlink w:history="1" r:id="rId14">
+            <w:hyperlink r:id="rId14" w:history="1">
               <w:r>
                 <w:rPr>
                   <w:rStyle w:val="Hipervnculo"/>
-                  <w:rFonts w:ascii="Courier New" w:hAnsi="Courier New" w:eastAsia="Courier New" w:cs="Courier New"/>
+                  <w:rFonts w:ascii="Courier New" w:eastAsia="Courier New" w:hAnsi="Courier New" w:cs="Courier New"/>
                   <w:sz w:val="24"/>
                   <w:szCs w:val="24"/>
                 </w:rPr>
@@ -3444,7 +3433,7 @@
             </w:hyperlink>
             <w:r>
               <w:rPr>
-                <w:rFonts w:ascii="Courier New" w:hAnsi="Courier New" w:eastAsia="Courier New" w:cs="Courier New"/>
+                <w:rFonts w:ascii="Courier New" w:eastAsia="Courier New" w:hAnsi="Courier New" w:cs="Courier New"/>
                 <w:sz w:val="24"/>
                 <w:szCs w:val="24"/>
               </w:rPr>
@@ -3452,7 +3441,7 @@
             </w:r>
             <w:r>
               <w:rPr>
-                <w:rFonts w:ascii="Courier New" w:hAnsi="Courier New" w:eastAsia="Courier New" w:cs="Courier New"/>
+                <w:rFonts w:ascii="Courier New" w:eastAsia="Courier New" w:hAnsi="Courier New" w:cs="Courier New"/>
                 <w:sz w:val="24"/>
                 <w:szCs w:val="24"/>
               </w:rPr>
@@ -3485,7 +3474,7 @@
                 <w:between w:val="nil"/>
               </w:pBdr>
               <w:rPr>
-                <w:rFonts w:ascii="Courier New" w:hAnsi="Courier New" w:eastAsia="Courier New" w:cs="Courier New"/>
+                <w:rFonts w:ascii="Courier New" w:eastAsia="Courier New" w:hAnsi="Courier New" w:cs="Courier New"/>
                 <w:color w:val="000000"/>
                 <w:sz w:val="24"/>
                 <w:szCs w:val="24"/>
@@ -3493,7 +3482,7 @@
             </w:pPr>
             <w:r>
               <w:rPr>
-                <w:rFonts w:ascii="Courier New" w:hAnsi="Courier New" w:eastAsia="Courier New" w:cs="Courier New"/>
+                <w:rFonts w:ascii="Courier New" w:eastAsia="Courier New" w:hAnsi="Courier New" w:cs="Courier New"/>
                 <w:color w:val="000000"/>
                 <w:sz w:val="24"/>
                 <w:szCs w:val="24"/>
@@ -3502,7 +3491,7 @@
             </w:r>
             <w:r>
               <w:rPr>
-                <w:rFonts w:ascii="Courier New" w:hAnsi="Courier New" w:eastAsia="Courier New" w:cs="Courier New"/>
+                <w:rFonts w:ascii="Courier New" w:eastAsia="Courier New" w:hAnsi="Courier New" w:cs="Courier New"/>
                 <w:color w:val="000000"/>
                 <w:sz w:val="24"/>
                 <w:szCs w:val="24"/>
@@ -3531,14 +3520,14 @@
                 <w:between w:val="nil"/>
               </w:pBdr>
               <w:rPr>
-                <w:rFonts w:ascii="Courier New" w:hAnsi="Courier New" w:eastAsia="Courier New" w:cs="Courier New"/>
+                <w:rFonts w:ascii="Courier New" w:eastAsia="Courier New" w:hAnsi="Courier New" w:cs="Courier New"/>
                 <w:sz w:val="24"/>
                 <w:szCs w:val="24"/>
               </w:rPr>
             </w:pPr>
             <w:r>
               <w:rPr>
-                <w:rFonts w:ascii="Courier New" w:hAnsi="Courier New" w:eastAsia="Courier New" w:cs="Courier New"/>
+                <w:rFonts w:ascii="Courier New" w:eastAsia="Courier New" w:hAnsi="Courier New" w:cs="Courier New"/>
                 <w:sz w:val="24"/>
                 <w:szCs w:val="24"/>
               </w:rPr>
@@ -3559,14 +3548,14 @@
             <w:pPr>
               <w:pStyle w:val="Normal7"/>
               <w:rPr>
-                <w:rFonts w:ascii="Courier New" w:hAnsi="Courier New" w:eastAsia="Courier New" w:cs="Courier New"/>
+                <w:rFonts w:ascii="Courier New" w:eastAsia="Courier New" w:hAnsi="Courier New" w:cs="Courier New"/>
                 <w:sz w:val="24"/>
                 <w:szCs w:val="24"/>
               </w:rPr>
             </w:pPr>
             <w:r>
               <w:rPr>
-                <w:rFonts w:ascii="Courier New" w:hAnsi="Courier New" w:eastAsia="Courier New" w:cs="Courier New"/>
+                <w:rFonts w:ascii="Courier New" w:eastAsia="Courier New" w:hAnsi="Courier New" w:cs="Courier New"/>
                 <w:sz w:val="24"/>
                 <w:szCs w:val="24"/>
               </w:rPr>
@@ -3574,7 +3563,7 @@
             </w:r>
             <w:r>
               <w:rPr>
-                <w:rFonts w:ascii="Courier New" w:hAnsi="Courier New" w:eastAsia="Courier New" w:cs="Courier New"/>
+                <w:rFonts w:ascii="Courier New" w:eastAsia="Courier New" w:hAnsi="Courier New" w:cs="Courier New"/>
                 <w:sz w:val="24"/>
                 <w:szCs w:val="24"/>
               </w:rPr>
@@ -3607,7 +3596,7 @@
                 <w:between w:val="nil"/>
               </w:pBdr>
               <w:rPr>
-                <w:rFonts w:ascii="Courier New" w:hAnsi="Courier New" w:eastAsia="Courier New" w:cs="Courier New"/>
+                <w:rFonts w:ascii="Courier New" w:eastAsia="Courier New" w:hAnsi="Courier New" w:cs="Courier New"/>
                 <w:color w:val="000000"/>
                 <w:sz w:val="24"/>
                 <w:szCs w:val="24"/>
@@ -3615,7 +3604,7 @@
             </w:pPr>
             <w:r>
               <w:rPr>
-                <w:rFonts w:ascii="Courier New" w:hAnsi="Courier New" w:eastAsia="Courier New" w:cs="Courier New"/>
+                <w:rFonts w:ascii="Courier New" w:eastAsia="Courier New" w:hAnsi="Courier New" w:cs="Courier New"/>
                 <w:color w:val="000000"/>
                 <w:sz w:val="24"/>
                 <w:szCs w:val="24"/>
@@ -3624,7 +3613,7 @@
             </w:r>
             <w:r>
               <w:rPr>
-                <w:rFonts w:ascii="Courier New" w:hAnsi="Courier New" w:eastAsia="Courier New" w:cs="Courier New"/>
+                <w:rFonts w:ascii="Courier New" w:eastAsia="Courier New" w:hAnsi="Courier New" w:cs="Courier New"/>
                 <w:color w:val="000000"/>
                 <w:sz w:val="24"/>
                 <w:szCs w:val="24"/>
@@ -3653,14 +3642,14 @@
                 <w:between w:val="nil"/>
               </w:pBdr>
               <w:rPr>
-                <w:rFonts w:ascii="Courier New" w:hAnsi="Courier New" w:eastAsia="Courier New" w:cs="Courier New"/>
+                <w:rFonts w:ascii="Courier New" w:eastAsia="Courier New" w:hAnsi="Courier New" w:cs="Courier New"/>
                 <w:sz w:val="24"/>
                 <w:szCs w:val="24"/>
               </w:rPr>
             </w:pPr>
             <w:r>
               <w:rPr>
-                <w:rFonts w:ascii="Courier New" w:hAnsi="Courier New" w:eastAsia="Courier New" w:cs="Courier New"/>
+                <w:rFonts w:ascii="Courier New" w:eastAsia="Courier New" w:hAnsi="Courier New" w:cs="Courier New"/>
                 <w:sz w:val="24"/>
                 <w:szCs w:val="24"/>
               </w:rPr>
@@ -3681,14 +3670,14 @@
             <w:pPr>
               <w:pStyle w:val="Normal7"/>
               <w:rPr>
-                <w:rFonts w:ascii="Courier New" w:hAnsi="Courier New" w:eastAsia="Courier New" w:cs="Courier New"/>
+                <w:rFonts w:ascii="Courier New" w:eastAsia="Courier New" w:hAnsi="Courier New" w:cs="Courier New"/>
                 <w:sz w:val="24"/>
                 <w:szCs w:val="24"/>
               </w:rPr>
             </w:pPr>
             <w:r>
               <w:rPr>
-                <w:rFonts w:ascii="Courier New" w:hAnsi="Courier New" w:eastAsia="Courier New" w:cs="Courier New"/>
+                <w:rFonts w:ascii="Courier New" w:eastAsia="Courier New" w:hAnsi="Courier New" w:cs="Courier New"/>
                 <w:sz w:val="24"/>
                 <w:szCs w:val="24"/>
               </w:rPr>
@@ -3721,7 +3710,7 @@
                 <w:between w:val="nil"/>
               </w:pBdr>
               <w:rPr>
-                <w:rFonts w:ascii="Courier New" w:hAnsi="Courier New" w:eastAsia="Courier New" w:cs="Courier New"/>
+                <w:rFonts w:ascii="Courier New" w:eastAsia="Courier New" w:hAnsi="Courier New" w:cs="Courier New"/>
                 <w:color w:val="000000"/>
                 <w:sz w:val="24"/>
                 <w:szCs w:val="24"/>
@@ -3729,7 +3718,7 @@
             </w:pPr>
             <w:r>
               <w:rPr>
-                <w:rFonts w:ascii="Courier New" w:hAnsi="Courier New" w:eastAsia="Courier New" w:cs="Courier New"/>
+                <w:rFonts w:ascii="Courier New" w:eastAsia="Courier New" w:hAnsi="Courier New" w:cs="Courier New"/>
                 <w:color w:val="000000"/>
                 <w:sz w:val="24"/>
                 <w:szCs w:val="24"/>
@@ -3758,14 +3747,14 @@
                 <w:between w:val="nil"/>
               </w:pBdr>
               <w:rPr>
-                <w:rFonts w:ascii="Courier New" w:hAnsi="Courier New" w:eastAsia="Courier New" w:cs="Courier New"/>
+                <w:rFonts w:ascii="Courier New" w:eastAsia="Courier New" w:hAnsi="Courier New" w:cs="Courier New"/>
                 <w:sz w:val="24"/>
                 <w:szCs w:val="24"/>
               </w:rPr>
             </w:pPr>
             <w:r>
               <w:rPr>
-                <w:rFonts w:ascii="Courier New" w:hAnsi="Courier New" w:eastAsia="Courier New" w:cs="Courier New"/>
+                <w:rFonts w:ascii="Courier New" w:eastAsia="Courier New" w:hAnsi="Courier New" w:cs="Courier New"/>
                 <w:sz w:val="24"/>
                 <w:szCs w:val="24"/>
               </w:rPr>
@@ -3786,14 +3775,14 @@
             <w:pPr>
               <w:pStyle w:val="Normal7"/>
               <w:rPr>
-                <w:rFonts w:ascii="Courier New" w:hAnsi="Courier New" w:eastAsia="Courier New" w:cs="Courier New"/>
+                <w:rFonts w:ascii="Courier New" w:eastAsia="Courier New" w:hAnsi="Courier New" w:cs="Courier New"/>
                 <w:sz w:val="24"/>
                 <w:szCs w:val="24"/>
               </w:rPr>
             </w:pPr>
             <w:r>
               <w:rPr>
-                <w:rFonts w:ascii="Courier New" w:hAnsi="Courier New" w:eastAsia="Courier New" w:cs="Courier New"/>
+                <w:rFonts w:ascii="Courier New" w:eastAsia="Courier New" w:hAnsi="Courier New" w:cs="Courier New"/>
                 <w:sz w:val="24"/>
                 <w:szCs w:val="24"/>
               </w:rPr>
@@ -3826,7 +3815,7 @@
                 <w:between w:val="nil"/>
               </w:pBdr>
               <w:rPr>
-                <w:rFonts w:ascii="Courier New" w:hAnsi="Courier New" w:eastAsia="Courier New" w:cs="Courier New"/>
+                <w:rFonts w:ascii="Courier New" w:eastAsia="Courier New" w:hAnsi="Courier New" w:cs="Courier New"/>
                 <w:color w:val="000000"/>
                 <w:sz w:val="24"/>
                 <w:szCs w:val="24"/>
@@ -3834,7 +3823,7 @@
             </w:pPr>
             <w:r>
               <w:rPr>
-                <w:rFonts w:ascii="Courier New" w:hAnsi="Courier New" w:eastAsia="Courier New" w:cs="Courier New"/>
+                <w:rFonts w:ascii="Courier New" w:eastAsia="Courier New" w:hAnsi="Courier New" w:cs="Courier New"/>
                 <w:color w:val="000000"/>
                 <w:sz w:val="24"/>
                 <w:szCs w:val="24"/>
@@ -3843,7 +3832,7 @@
             </w:r>
             <w:r>
               <w:rPr>
-                <w:rFonts w:ascii="Courier New" w:hAnsi="Courier New" w:eastAsia="Courier New" w:cs="Courier New"/>
+                <w:rFonts w:ascii="Courier New" w:eastAsia="Courier New" w:hAnsi="Courier New" w:cs="Courier New"/>
                 <w:color w:val="000000"/>
                 <w:sz w:val="24"/>
                 <w:szCs w:val="24"/>
@@ -3872,14 +3861,14 @@
                 <w:between w:val="nil"/>
               </w:pBdr>
               <w:rPr>
-                <w:rFonts w:ascii="Courier New" w:hAnsi="Courier New" w:eastAsia="Courier New" w:cs="Courier New"/>
+                <w:rFonts w:ascii="Courier New" w:eastAsia="Courier New" w:hAnsi="Courier New" w:cs="Courier New"/>
                 <w:sz w:val="24"/>
                 <w:szCs w:val="24"/>
               </w:rPr>
             </w:pPr>
             <w:r>
               <w:rPr>
-                <w:rFonts w:ascii="Courier New" w:hAnsi="Courier New" w:eastAsia="Courier New" w:cs="Courier New"/>
+                <w:rFonts w:ascii="Courier New" w:eastAsia="Courier New" w:hAnsi="Courier New" w:cs="Courier New"/>
                 <w:sz w:val="24"/>
                 <w:szCs w:val="24"/>
               </w:rPr>
@@ -3900,16 +3889,16 @@
             <w:pPr>
               <w:pStyle w:val="Normal7"/>
               <w:rPr>
-                <w:rFonts w:ascii="Courier New" w:hAnsi="Courier New" w:eastAsia="Courier New" w:cs="Courier New"/>
+                <w:rFonts w:ascii="Courier New" w:eastAsia="Courier New" w:hAnsi="Courier New" w:cs="Courier New"/>
                 <w:sz w:val="24"/>
                 <w:szCs w:val="24"/>
               </w:rPr>
             </w:pPr>
-            <w:hyperlink w:history="1" r:id="rId15">
+            <w:hyperlink r:id="rId15" w:history="1">
               <w:r>
                 <w:rPr>
                   <w:rStyle w:val="Hipervnculo"/>
-                  <w:rFonts w:ascii="Courier New" w:hAnsi="Courier New" w:eastAsia="Courier New" w:cs="Courier New"/>
+                  <w:rFonts w:ascii="Courier New" w:eastAsia="Courier New" w:hAnsi="Courier New" w:cs="Courier New"/>
                   <w:sz w:val="24"/>
                   <w:szCs w:val="24"/>
                 </w:rPr>
@@ -3918,7 +3907,7 @@
             </w:hyperlink>
             <w:r>
               <w:rPr>
-                <w:rFonts w:ascii="Courier New" w:hAnsi="Courier New" w:eastAsia="Courier New" w:cs="Courier New"/>
+                <w:rFonts w:ascii="Courier New" w:eastAsia="Courier New" w:hAnsi="Courier New" w:cs="Courier New"/>
                 <w:sz w:val="24"/>
                 <w:szCs w:val="24"/>
               </w:rPr>
@@ -3926,7 +3915,7 @@
             </w:r>
             <w:r>
               <w:rPr>
-                <w:rFonts w:ascii="Courier New" w:hAnsi="Courier New" w:eastAsia="Courier New" w:cs="Courier New"/>
+                <w:rFonts w:ascii="Courier New" w:eastAsia="Courier New" w:hAnsi="Courier New" w:cs="Courier New"/>
                 <w:sz w:val="24"/>
                 <w:szCs w:val="24"/>
               </w:rPr>
@@ -3961,7 +3950,7 @@
               </w:pBdr>
               <w:jc w:val="center"/>
               <w:rPr>
-                <w:rFonts w:ascii="Courier New" w:hAnsi="Courier New" w:eastAsia="Courier New" w:cs="Courier New"/>
+                <w:rFonts w:ascii="Courier New" w:eastAsia="Courier New" w:hAnsi="Courier New" w:cs="Courier New"/>
                 <w:b/>
                 <w:color w:val="000000"/>
                 <w:sz w:val="24"/>
@@ -3970,7 +3959,7 @@
             </w:pPr>
             <w:r>
               <w:rPr>
-                <w:rFonts w:ascii="Courier New" w:hAnsi="Courier New" w:eastAsia="Courier New" w:cs="Courier New"/>
+                <w:rFonts w:ascii="Courier New" w:eastAsia="Courier New" w:hAnsi="Courier New" w:cs="Courier New"/>
                 <w:b/>
                 <w:color w:val="000000"/>
                 <w:sz w:val="24"/>
@@ -3993,7 +3982,7 @@
           <w:between w:val="nil"/>
         </w:pBdr>
         <w:rPr>
-          <w:rFonts w:ascii="Courier New" w:hAnsi="Courier New" w:eastAsia="Courier New" w:cs="Courier New"/>
+          <w:rFonts w:ascii="Courier New" w:eastAsia="Courier New" w:hAnsi="Courier New" w:cs="Courier New"/>
           <w:color w:val="000000"/>
           <w:sz w:val="24"/>
           <w:szCs w:val="24"/>
@@ -4011,7 +4000,7 @@
           <w:between w:val="nil"/>
         </w:pBdr>
         <w:rPr>
-          <w:rFonts w:ascii="Roboto" w:hAnsi="Roboto" w:eastAsia="Roboto" w:cs="Roboto"/>
+          <w:rFonts w:ascii="Roboto" w:eastAsia="Roboto" w:hAnsi="Roboto" w:cs="Roboto"/>
           <w:b/>
           <w:color w:val="000000"/>
           <w:u w:val="single"/>
@@ -4031,7 +4020,7 @@
 </file>
 
 <file path=word/endnotes.xml><?xml version="1.0" encoding="utf-8"?>
-<w:endnotes xmlns:wpc="http://schemas.microsoft.com/office/word/2010/wordprocessingCanvas" xmlns:cx="http://schemas.microsoft.com/office/drawing/2014/chartex" xmlns:cx1="http://schemas.microsoft.com/office/drawing/2015/9/8/chartex" xmlns:cx2="http://schemas.microsoft.com/office/drawing/2015/10/21/chartex" xmlns:cx3="http://schemas.microsoft.com/office/drawing/2016/5/9/chartex" xmlns:cx4="http://schemas.microsoft.com/office/drawing/2016/5/10/chartex" xmlns:cx5="http://schemas.microsoft.com/office/drawing/2016/5/11/chartex" xmlns:cx6="http://schemas.microsoft.com/office/drawing/2016/5/12/chartex" xmlns:cx7="http://schemas.microsoft.com/office/drawing/2016/5/13/chartex" xmlns:cx8="http://schemas.microsoft.com/office/drawing/2016/5/14/chartex" xmlns:mc="http://schemas.openxmlformats.org/markup-compatibility/2006" xmlns:aink="http://schemas.microsoft.com/office/drawing/2016/ink" xmlns:am3d="http://schemas.microsoft.com/office/drawing/2017/model3d" xmlns:o="urn:schemas-microsoft-com:office:office" xmlns:oel="http://schemas.microsoft.com/office/2019/extlst" xmlns:r="http://schemas.openxmlformats.org/officeDocument/2006/relationships" xmlns:m="http://schemas.openxmlformats.org/officeDocument/2006/math" xmlns:v="urn:schemas-microsoft-com:vml" xmlns:wp14="http://schemas.microsoft.com/office/word/2010/wordprocessingDrawing" xmlns:wp="http://schemas.openxmlformats.org/drawingml/2006/wordprocessingDrawing" xmlns:w10="urn:schemas-microsoft-com:office:word" xmlns:w="http://schemas.openxmlformats.org/wordprocessingml/2006/main" xmlns:w14="http://schemas.microsoft.com/office/word/2010/wordml" xmlns:w15="http://schemas.microsoft.com/office/word/2012/wordml" xmlns:w16cex="http://schemas.microsoft.com/office/word/2018/wordml/cex" xmlns:w16cid="http://schemas.microsoft.com/office/word/2016/wordml/cid" xmlns:w16="http://schemas.microsoft.com/office/word/2018/wordml" xmlns:w16du="http://schemas.microsoft.com/office/word/2023/wordml/word16du" xmlns:w16sdtdh="http://schemas.microsoft.com/office/word/2020/wordml/sdtdatahash" xmlns:w16sdtfl="http://schemas.microsoft.com/office/word/2024/wordml/sdtformatlock" xmlns:w16se="http://schemas.microsoft.com/office/word/2015/wordml/symex" xmlns:wpg="http://schemas.microsoft.com/office/word/2010/wordprocessingGroup" xmlns:wpi="http://schemas.microsoft.com/office/word/2010/wordprocessingInk" xmlns:wne="http://schemas.microsoft.com/office/word/2006/wordml" xmlns:wps="http://schemas.microsoft.com/office/word/2010/wordprocessingShape" mc:Ignorable="w14 w15 w16se w16cid w16 w16cex w16sdtdh w16sdtfl w16du wp14">
+<w:endnotes xmlns:wpc="http://schemas.microsoft.com/office/word/2010/wordprocessingCanvas" xmlns:cx="http://schemas.microsoft.com/office/drawing/2014/chartex" xmlns:cx1="http://schemas.microsoft.com/office/drawing/2015/9/8/chartex" xmlns:cx2="http://schemas.microsoft.com/office/drawing/2015/10/21/chartex" xmlns:cx3="http://schemas.microsoft.com/office/drawing/2016/5/9/chartex" xmlns:cx4="http://schemas.microsoft.com/office/drawing/2016/5/10/chartex" xmlns:cx5="http://schemas.microsoft.com/office/drawing/2016/5/11/chartex" xmlns:cx6="http://schemas.microsoft.com/office/drawing/2016/5/12/chartex" xmlns:cx7="http://schemas.microsoft.com/office/drawing/2016/5/13/chartex" xmlns:cx8="http://schemas.microsoft.com/office/drawing/2016/5/14/chartex" xmlns:mc="http://schemas.openxmlformats.org/markup-compatibility/2006" xmlns:aink="http://schemas.microsoft.com/office/drawing/2016/ink" xmlns:am3d="http://schemas.microsoft.com/office/drawing/2017/model3d" xmlns:o="urn:schemas-microsoft-com:office:office" xmlns:r="http://schemas.openxmlformats.org/officeDocument/2006/relationships" xmlns:m="http://schemas.openxmlformats.org/officeDocument/2006/math" xmlns:v="urn:schemas-microsoft-com:vml" xmlns:wp14="http://schemas.microsoft.com/office/word/2010/wordprocessingDrawing" xmlns:wp="http://schemas.openxmlformats.org/drawingml/2006/wordprocessingDrawing" xmlns:w10="urn:schemas-microsoft-com:office:word" xmlns:w="http://schemas.openxmlformats.org/wordprocessingml/2006/main" xmlns:w14="http://schemas.microsoft.com/office/word/2010/wordml" xmlns:w15="http://schemas.microsoft.com/office/word/2012/wordml" xmlns:w16cex="http://schemas.microsoft.com/office/word/2018/wordml/cex" xmlns:w16cid="http://schemas.microsoft.com/office/word/2016/wordml/cid" xmlns:w16="http://schemas.microsoft.com/office/word/2018/wordml" xmlns:w16sdtdh="http://schemas.microsoft.com/office/word/2020/wordml/sdtdatahash" xmlns:w16se="http://schemas.microsoft.com/office/word/2015/wordml/symex" xmlns:wpg="http://schemas.microsoft.com/office/word/2010/wordprocessingGroup" xmlns:wpi="http://schemas.microsoft.com/office/word/2010/wordprocessingInk" xmlns:wne="http://schemas.microsoft.com/office/word/2006/wordml" xmlns:wps="http://schemas.microsoft.com/office/word/2010/wordprocessingShape" mc:Ignorable="w14 w15 w16se w16cid w16 w16cex w16sdtdh wp14">
   <w:endnote w:type="separator" w:id="-1">
     <w:p>
       <w:pPr>
@@ -4056,7 +4045,7 @@
 </file>
 
 <file path=word/footer1.xml><?xml version="1.0" encoding="utf-8"?>
-<w:ftr xmlns:wpc="http://schemas.microsoft.com/office/word/2010/wordprocessingCanvas" xmlns:cx="http://schemas.microsoft.com/office/drawing/2014/chartex" xmlns:cx1="http://schemas.microsoft.com/office/drawing/2015/9/8/chartex" xmlns:cx2="http://schemas.microsoft.com/office/drawing/2015/10/21/chartex" xmlns:cx3="http://schemas.microsoft.com/office/drawing/2016/5/9/chartex" xmlns:cx4="http://schemas.microsoft.com/office/drawing/2016/5/10/chartex" xmlns:cx5="http://schemas.microsoft.com/office/drawing/2016/5/11/chartex" xmlns:cx6="http://schemas.microsoft.com/office/drawing/2016/5/12/chartex" xmlns:cx7="http://schemas.microsoft.com/office/drawing/2016/5/13/chartex" xmlns:cx8="http://schemas.microsoft.com/office/drawing/2016/5/14/chartex" xmlns:mc="http://schemas.openxmlformats.org/markup-compatibility/2006" xmlns:aink="http://schemas.microsoft.com/office/drawing/2016/ink" xmlns:am3d="http://schemas.microsoft.com/office/drawing/2017/model3d" xmlns:o="urn:schemas-microsoft-com:office:office" xmlns:oel="http://schemas.microsoft.com/office/2019/extlst" xmlns:r="http://schemas.openxmlformats.org/officeDocument/2006/relationships" xmlns:m="http://schemas.openxmlformats.org/officeDocument/2006/math" xmlns:v="urn:schemas-microsoft-com:vml" xmlns:wp14="http://schemas.microsoft.com/office/word/2010/wordprocessingDrawing" xmlns:wp="http://schemas.openxmlformats.org/drawingml/2006/wordprocessingDrawing" xmlns:w10="urn:schemas-microsoft-com:office:word" xmlns:w="http://schemas.openxmlformats.org/wordprocessingml/2006/main" xmlns:w14="http://schemas.microsoft.com/office/word/2010/wordml" xmlns:w15="http://schemas.microsoft.com/office/word/2012/wordml" xmlns:w16cex="http://schemas.microsoft.com/office/word/2018/wordml/cex" xmlns:w16cid="http://schemas.microsoft.com/office/word/2016/wordml/cid" xmlns:w16="http://schemas.microsoft.com/office/word/2018/wordml" xmlns:w16du="http://schemas.microsoft.com/office/word/2023/wordml/word16du" xmlns:w16sdtdh="http://schemas.microsoft.com/office/word/2020/wordml/sdtdatahash" xmlns:w16sdtfl="http://schemas.microsoft.com/office/word/2024/wordml/sdtformatlock" xmlns:w16se="http://schemas.microsoft.com/office/word/2015/wordml/symex" xmlns:wpg="http://schemas.microsoft.com/office/word/2010/wordprocessingGroup" xmlns:wpi="http://schemas.microsoft.com/office/word/2010/wordprocessingInk" xmlns:wne="http://schemas.microsoft.com/office/word/2006/wordml" xmlns:wps="http://schemas.microsoft.com/office/word/2010/wordprocessingShape" mc:Ignorable="w14 w15 w16se w16cid w16 w16cex w16sdtdh w16sdtfl w16du wp14">
+<w:ftr xmlns:wpc="http://schemas.microsoft.com/office/word/2010/wordprocessingCanvas" xmlns:cx="http://schemas.microsoft.com/office/drawing/2014/chartex" xmlns:cx1="http://schemas.microsoft.com/office/drawing/2015/9/8/chartex" xmlns:cx2="http://schemas.microsoft.com/office/drawing/2015/10/21/chartex" xmlns:cx3="http://schemas.microsoft.com/office/drawing/2016/5/9/chartex" xmlns:cx4="http://schemas.microsoft.com/office/drawing/2016/5/10/chartex" xmlns:cx5="http://schemas.microsoft.com/office/drawing/2016/5/11/chartex" xmlns:cx6="http://schemas.microsoft.com/office/drawing/2016/5/12/chartex" xmlns:cx7="http://schemas.microsoft.com/office/drawing/2016/5/13/chartex" xmlns:cx8="http://schemas.microsoft.com/office/drawing/2016/5/14/chartex" xmlns:mc="http://schemas.openxmlformats.org/markup-compatibility/2006" xmlns:aink="http://schemas.microsoft.com/office/drawing/2016/ink" xmlns:am3d="http://schemas.microsoft.com/office/drawing/2017/model3d" xmlns:o="urn:schemas-microsoft-com:office:office" xmlns:r="http://schemas.openxmlformats.org/officeDocument/2006/relationships" xmlns:m="http://schemas.openxmlformats.org/officeDocument/2006/math" xmlns:v="urn:schemas-microsoft-com:vml" xmlns:wp14="http://schemas.microsoft.com/office/word/2010/wordprocessingDrawing" xmlns:wp="http://schemas.openxmlformats.org/drawingml/2006/wordprocessingDrawing" xmlns:w10="urn:schemas-microsoft-com:office:word" xmlns:w="http://schemas.openxmlformats.org/wordprocessingml/2006/main" xmlns:w14="http://schemas.microsoft.com/office/word/2010/wordml" xmlns:w15="http://schemas.microsoft.com/office/word/2012/wordml" xmlns:w16cex="http://schemas.microsoft.com/office/word/2018/wordml/cex" xmlns:w16cid="http://schemas.microsoft.com/office/word/2016/wordml/cid" xmlns:w16="http://schemas.microsoft.com/office/word/2018/wordml" xmlns:w16sdtdh="http://schemas.microsoft.com/office/word/2020/wordml/sdtdatahash" xmlns:w16se="http://schemas.microsoft.com/office/word/2015/wordml/symex" xmlns:wpg="http://schemas.microsoft.com/office/word/2010/wordprocessingGroup" xmlns:wpi="http://schemas.microsoft.com/office/word/2010/wordprocessingInk" xmlns:wne="http://schemas.microsoft.com/office/word/2006/wordml" xmlns:wps="http://schemas.microsoft.com/office/word/2010/wordprocessingShape" mc:Ignorable="w14 w15 w16se w16cid w16 w16cex w16sdtdh wp14">
   <w:p>
     <w:pPr>
       <w:pStyle w:val="Normal7"/>
@@ -4191,7 +4180,7 @@
 </file>
 
 <file path=word/footnotes.xml><?xml version="1.0" encoding="utf-8"?>
-<w:footnotes xmlns:wpc="http://schemas.microsoft.com/office/word/2010/wordprocessingCanvas" xmlns:cx="http://schemas.microsoft.com/office/drawing/2014/chartex" xmlns:cx1="http://schemas.microsoft.com/office/drawing/2015/9/8/chartex" xmlns:cx2="http://schemas.microsoft.com/office/drawing/2015/10/21/chartex" xmlns:cx3="http://schemas.microsoft.com/office/drawing/2016/5/9/chartex" xmlns:cx4="http://schemas.microsoft.com/office/drawing/2016/5/10/chartex" xmlns:cx5="http://schemas.microsoft.com/office/drawing/2016/5/11/chartex" xmlns:cx6="http://schemas.microsoft.com/office/drawing/2016/5/12/chartex" xmlns:cx7="http://schemas.microsoft.com/office/drawing/2016/5/13/chartex" xmlns:cx8="http://schemas.microsoft.com/office/drawing/2016/5/14/chartex" xmlns:mc="http://schemas.openxmlformats.org/markup-compatibility/2006" xmlns:aink="http://schemas.microsoft.com/office/drawing/2016/ink" xmlns:am3d="http://schemas.microsoft.com/office/drawing/2017/model3d" xmlns:o="urn:schemas-microsoft-com:office:office" xmlns:oel="http://schemas.microsoft.com/office/2019/extlst" xmlns:r="http://schemas.openxmlformats.org/officeDocument/2006/relationships" xmlns:m="http://schemas.openxmlformats.org/officeDocument/2006/math" xmlns:v="urn:schemas-microsoft-com:vml" xmlns:wp14="http://schemas.microsoft.com/office/word/2010/wordprocessingDrawing" xmlns:wp="http://schemas.openxmlformats.org/drawingml/2006/wordprocessingDrawing" xmlns:w10="urn:schemas-microsoft-com:office:word" xmlns:w="http://schemas.openxmlformats.org/wordprocessingml/2006/main" xmlns:w14="http://schemas.microsoft.com/office/word/2010/wordml" xmlns:w15="http://schemas.microsoft.com/office/word/2012/wordml" xmlns:w16cex="http://schemas.microsoft.com/office/word/2018/wordml/cex" xmlns:w16cid="http://schemas.microsoft.com/office/word/2016/wordml/cid" xmlns:w16="http://schemas.microsoft.com/office/word/2018/wordml" xmlns:w16du="http://schemas.microsoft.com/office/word/2023/wordml/word16du" xmlns:w16sdtdh="http://schemas.microsoft.com/office/word/2020/wordml/sdtdatahash" xmlns:w16sdtfl="http://schemas.microsoft.com/office/word/2024/wordml/sdtformatlock" xmlns:w16se="http://schemas.microsoft.com/office/word/2015/wordml/symex" xmlns:wpg="http://schemas.microsoft.com/office/word/2010/wordprocessingGroup" xmlns:wpi="http://schemas.microsoft.com/office/word/2010/wordprocessingInk" xmlns:wne="http://schemas.microsoft.com/office/word/2006/wordml" xmlns:wps="http://schemas.microsoft.com/office/word/2010/wordprocessingShape" mc:Ignorable="w14 w15 w16se w16cid w16 w16cex w16sdtdh w16sdtfl w16du wp14">
+<w:footnotes xmlns:wpc="http://schemas.microsoft.com/office/word/2010/wordprocessingCanvas" xmlns:cx="http://schemas.microsoft.com/office/drawing/2014/chartex" xmlns:cx1="http://schemas.microsoft.com/office/drawing/2015/9/8/chartex" xmlns:cx2="http://schemas.microsoft.com/office/drawing/2015/10/21/chartex" xmlns:cx3="http://schemas.microsoft.com/office/drawing/2016/5/9/chartex" xmlns:cx4="http://schemas.microsoft.com/office/drawing/2016/5/10/chartex" xmlns:cx5="http://schemas.microsoft.com/office/drawing/2016/5/11/chartex" xmlns:cx6="http://schemas.microsoft.com/office/drawing/2016/5/12/chartex" xmlns:cx7="http://schemas.microsoft.com/office/drawing/2016/5/13/chartex" xmlns:cx8="http://schemas.microsoft.com/office/drawing/2016/5/14/chartex" xmlns:mc="http://schemas.openxmlformats.org/markup-compatibility/2006" xmlns:aink="http://schemas.microsoft.com/office/drawing/2016/ink" xmlns:am3d="http://schemas.microsoft.com/office/drawing/2017/model3d" xmlns:o="urn:schemas-microsoft-com:office:office" xmlns:r="http://schemas.openxmlformats.org/officeDocument/2006/relationships" xmlns:m="http://schemas.openxmlformats.org/officeDocument/2006/math" xmlns:v="urn:schemas-microsoft-com:vml" xmlns:wp14="http://schemas.microsoft.com/office/word/2010/wordprocessingDrawing" xmlns:wp="http://schemas.openxmlformats.org/drawingml/2006/wordprocessingDrawing" xmlns:w10="urn:schemas-microsoft-com:office:word" xmlns:w="http://schemas.openxmlformats.org/wordprocessingml/2006/main" xmlns:w14="http://schemas.microsoft.com/office/word/2010/wordml" xmlns:w15="http://schemas.microsoft.com/office/word/2012/wordml" xmlns:w16cex="http://schemas.microsoft.com/office/word/2018/wordml/cex" xmlns:w16cid="http://schemas.microsoft.com/office/word/2016/wordml/cid" xmlns:w16="http://schemas.microsoft.com/office/word/2018/wordml" xmlns:w16sdtdh="http://schemas.microsoft.com/office/word/2020/wordml/sdtdatahash" xmlns:w16se="http://schemas.microsoft.com/office/word/2015/wordml/symex" xmlns:wpg="http://schemas.microsoft.com/office/word/2010/wordprocessingGroup" xmlns:wpi="http://schemas.microsoft.com/office/word/2010/wordprocessingInk" xmlns:wne="http://schemas.microsoft.com/office/word/2006/wordml" xmlns:wps="http://schemas.microsoft.com/office/word/2010/wordprocessingShape" mc:Ignorable="w14 w15 w16se w16cid w16 w16cex w16sdtdh wp14">
   <w:footnote w:type="separator" w:id="-1">
     <w:p>
       <w:pPr>
@@ -4216,7 +4205,7 @@
 </file>
 
 <file path=word/header1.xml><?xml version="1.0" encoding="utf-8"?>
-<w:hdr xmlns:wpc="http://schemas.microsoft.com/office/word/2010/wordprocessingCanvas" xmlns:cx="http://schemas.microsoft.com/office/drawing/2014/chartex" xmlns:cx1="http://schemas.microsoft.com/office/drawing/2015/9/8/chartex" xmlns:cx2="http://schemas.microsoft.com/office/drawing/2015/10/21/chartex" xmlns:cx3="http://schemas.microsoft.com/office/drawing/2016/5/9/chartex" xmlns:cx4="http://schemas.microsoft.com/office/drawing/2016/5/10/chartex" xmlns:cx5="http://schemas.microsoft.com/office/drawing/2016/5/11/chartex" xmlns:cx6="http://schemas.microsoft.com/office/drawing/2016/5/12/chartex" xmlns:cx7="http://schemas.microsoft.com/office/drawing/2016/5/13/chartex" xmlns:cx8="http://schemas.microsoft.com/office/drawing/2016/5/14/chartex" xmlns:mc="http://schemas.openxmlformats.org/markup-compatibility/2006" xmlns:aink="http://schemas.microsoft.com/office/drawing/2016/ink" xmlns:am3d="http://schemas.microsoft.com/office/drawing/2017/model3d" xmlns:o="urn:schemas-microsoft-com:office:office" xmlns:oel="http://schemas.microsoft.com/office/2019/extlst" xmlns:r="http://schemas.openxmlformats.org/officeDocument/2006/relationships" xmlns:m="http://schemas.openxmlformats.org/officeDocument/2006/math" xmlns:v="urn:schemas-microsoft-com:vml" xmlns:wp14="http://schemas.microsoft.com/office/word/2010/wordprocessingDrawing" xmlns:wp="http://schemas.openxmlformats.org/drawingml/2006/wordprocessingDrawing" xmlns:w10="urn:schemas-microsoft-com:office:word" xmlns:w="http://schemas.openxmlformats.org/wordprocessingml/2006/main" xmlns:w14="http://schemas.microsoft.com/office/word/2010/wordml" xmlns:w15="http://schemas.microsoft.com/office/word/2012/wordml" xmlns:w16cex="http://schemas.microsoft.com/office/word/2018/wordml/cex" xmlns:w16cid="http://schemas.microsoft.com/office/word/2016/wordml/cid" xmlns:w16="http://schemas.microsoft.com/office/word/2018/wordml" xmlns:w16du="http://schemas.microsoft.com/office/word/2023/wordml/word16du" xmlns:w16sdtdh="http://schemas.microsoft.com/office/word/2020/wordml/sdtdatahash" xmlns:w16sdtfl="http://schemas.microsoft.com/office/word/2024/wordml/sdtformatlock" xmlns:w16se="http://schemas.microsoft.com/office/word/2015/wordml/symex" xmlns:wpg="http://schemas.microsoft.com/office/word/2010/wordprocessingGroup" xmlns:wpi="http://schemas.microsoft.com/office/word/2010/wordprocessingInk" xmlns:wne="http://schemas.microsoft.com/office/word/2006/wordml" xmlns:wps="http://schemas.microsoft.com/office/word/2010/wordprocessingShape" xmlns:a="http://schemas.openxmlformats.org/drawingml/2006/main" xmlns:pic="http://schemas.openxmlformats.org/drawingml/2006/picture" mc:Ignorable="w14 w15 w16se w16cid w16 w16cex w16sdtdh w16sdtfl w16du wp14">
+<w:hdr xmlns:wpc="http://schemas.microsoft.com/office/word/2010/wordprocessingCanvas" xmlns:cx="http://schemas.microsoft.com/office/drawing/2014/chartex" xmlns:cx1="http://schemas.microsoft.com/office/drawing/2015/9/8/chartex" xmlns:cx2="http://schemas.microsoft.com/office/drawing/2015/10/21/chartex" xmlns:cx3="http://schemas.microsoft.com/office/drawing/2016/5/9/chartex" xmlns:cx4="http://schemas.microsoft.com/office/drawing/2016/5/10/chartex" xmlns:cx5="http://schemas.microsoft.com/office/drawing/2016/5/11/chartex" xmlns:cx6="http://schemas.microsoft.com/office/drawing/2016/5/12/chartex" xmlns:cx7="http://schemas.microsoft.com/office/drawing/2016/5/13/chartex" xmlns:cx8="http://schemas.microsoft.com/office/drawing/2016/5/14/chartex" xmlns:mc="http://schemas.openxmlformats.org/markup-compatibility/2006" xmlns:aink="http://schemas.microsoft.com/office/drawing/2016/ink" xmlns:am3d="http://schemas.microsoft.com/office/drawing/2017/model3d" xmlns:o="urn:schemas-microsoft-com:office:office" xmlns:r="http://schemas.openxmlformats.org/officeDocument/2006/relationships" xmlns:m="http://schemas.openxmlformats.org/officeDocument/2006/math" xmlns:v="urn:schemas-microsoft-com:vml" xmlns:wp14="http://schemas.microsoft.com/office/word/2010/wordprocessingDrawing" xmlns:wp="http://schemas.openxmlformats.org/drawingml/2006/wordprocessingDrawing" xmlns:w10="urn:schemas-microsoft-com:office:word" xmlns:w="http://schemas.openxmlformats.org/wordprocessingml/2006/main" xmlns:w14="http://schemas.microsoft.com/office/word/2010/wordml" xmlns:w15="http://schemas.microsoft.com/office/word/2012/wordml" xmlns:w16cex="http://schemas.microsoft.com/office/word/2018/wordml/cex" xmlns:w16cid="http://schemas.microsoft.com/office/word/2016/wordml/cid" xmlns:w16="http://schemas.microsoft.com/office/word/2018/wordml" xmlns:w16sdtdh="http://schemas.microsoft.com/office/word/2020/wordml/sdtdatahash" xmlns:w16se="http://schemas.microsoft.com/office/word/2015/wordml/symex" xmlns:wpg="http://schemas.microsoft.com/office/word/2010/wordprocessingGroup" xmlns:wpi="http://schemas.microsoft.com/office/word/2010/wordprocessingInk" xmlns:wne="http://schemas.microsoft.com/office/word/2006/wordml" xmlns:wps="http://schemas.microsoft.com/office/word/2010/wordprocessingShape" mc:Ignorable="w14 w15 w16se w16cid w16 w16cex w16sdtdh wp14">
   <w:p>
     <w:pPr>
       <w:pStyle w:val="Normal7"/>
@@ -4302,11 +4291,11 @@
 </file>
 
 <file path=word/styles.xml><?xml version="1.0" encoding="utf-8"?>
-<w:styles xmlns:mc="http://schemas.openxmlformats.org/markup-compatibility/2006" xmlns:r="http://schemas.openxmlformats.org/officeDocument/2006/relationships" xmlns:w="http://schemas.openxmlformats.org/wordprocessingml/2006/main" xmlns:w14="http://schemas.microsoft.com/office/word/2010/wordml" xmlns:w15="http://schemas.microsoft.com/office/word/2012/wordml" xmlns:w16cex="http://schemas.microsoft.com/office/word/2018/wordml/cex" xmlns:w16cid="http://schemas.microsoft.com/office/word/2016/wordml/cid" xmlns:w16="http://schemas.microsoft.com/office/word/2018/wordml" xmlns:w16du="http://schemas.microsoft.com/office/word/2023/wordml/word16du" xmlns:w16sdtdh="http://schemas.microsoft.com/office/word/2020/wordml/sdtdatahash" xmlns:w16sdtfl="http://schemas.microsoft.com/office/word/2024/wordml/sdtformatlock" xmlns:w16se="http://schemas.microsoft.com/office/word/2015/wordml/symex" mc:Ignorable="w14 w15 w16se w16cid w16 w16cex w16sdtdh w16sdtfl w16du">
+<w:styles xmlns:mc="http://schemas.openxmlformats.org/markup-compatibility/2006" xmlns:r="http://schemas.openxmlformats.org/officeDocument/2006/relationships" xmlns:w="http://schemas.openxmlformats.org/wordprocessingml/2006/main" xmlns:w14="http://schemas.microsoft.com/office/word/2010/wordml" xmlns:w15="http://schemas.microsoft.com/office/word/2012/wordml" xmlns:w16cex="http://schemas.microsoft.com/office/word/2018/wordml/cex" xmlns:w16cid="http://schemas.microsoft.com/office/word/2016/wordml/cid" xmlns:w16="http://schemas.microsoft.com/office/word/2018/wordml" xmlns:w16sdtdh="http://schemas.microsoft.com/office/word/2020/wordml/sdtdatahash" xmlns:w16se="http://schemas.microsoft.com/office/word/2015/wordml/symex" mc:Ignorable="w14 w15 w16se w16cid w16 w16cex w16sdtdh">
   <w:docDefaults>
     <w:rPrDefault>
       <w:rPr>
-        <w:rFonts w:ascii="Arial" w:hAnsi="Arial" w:eastAsia="Arial" w:cs="Arial"/>
+        <w:rFonts w:ascii="Arial" w:eastAsia="Arial" w:hAnsi="Arial" w:cs="Arial"/>
         <w:sz w:val="22"/>
         <w:szCs w:val="22"/>
         <w:lang w:val="es-CO" w:eastAsia="ja-JP" w:bidi="ar-SA"/>
@@ -4321,14 +4310,14 @@
   <w:latentStyles w:defLockedState="0" w:defUIPriority="99" w:defSemiHidden="0" w:defUnhideWhenUsed="0" w:defQFormat="0" w:count="376">
     <w:lsdException w:name="Normal" w:uiPriority="0" w:qFormat="1"/>
     <w:lsdException w:name="heading 1" w:uiPriority="9" w:qFormat="1"/>
-    <w:lsdException w:name="heading 2" w:uiPriority="9" w:semiHidden="1" w:unhideWhenUsed="1" w:qFormat="1"/>
-    <w:lsdException w:name="heading 3" w:uiPriority="9" w:semiHidden="1" w:unhideWhenUsed="1" w:qFormat="1"/>
-    <w:lsdException w:name="heading 4" w:uiPriority="9" w:semiHidden="1" w:unhideWhenUsed="1" w:qFormat="1"/>
-    <w:lsdException w:name="heading 5" w:uiPriority="9" w:semiHidden="1" w:unhideWhenUsed="1" w:qFormat="1"/>
-    <w:lsdException w:name="heading 6" w:uiPriority="9" w:semiHidden="1" w:unhideWhenUsed="1" w:qFormat="1"/>
-    <w:lsdException w:name="heading 7" w:uiPriority="9" w:semiHidden="1" w:unhideWhenUsed="1" w:qFormat="1"/>
-    <w:lsdException w:name="heading 8" w:uiPriority="9" w:semiHidden="1" w:unhideWhenUsed="1" w:qFormat="1"/>
-    <w:lsdException w:name="heading 9" w:uiPriority="9" w:semiHidden="1" w:unhideWhenUsed="1" w:qFormat="1"/>
+    <w:lsdException w:name="heading 2" w:semiHidden="1" w:uiPriority="9" w:unhideWhenUsed="1" w:qFormat="1"/>
+    <w:lsdException w:name="heading 3" w:semiHidden="1" w:uiPriority="9" w:unhideWhenUsed="1" w:qFormat="1"/>
+    <w:lsdException w:name="heading 4" w:semiHidden="1" w:uiPriority="9" w:unhideWhenUsed="1" w:qFormat="1"/>
+    <w:lsdException w:name="heading 5" w:semiHidden="1" w:uiPriority="9" w:unhideWhenUsed="1" w:qFormat="1"/>
+    <w:lsdException w:name="heading 6" w:semiHidden="1" w:uiPriority="9" w:unhideWhenUsed="1" w:qFormat="1"/>
+    <w:lsdException w:name="heading 7" w:semiHidden="1" w:uiPriority="9" w:unhideWhenUsed="1" w:qFormat="1"/>
+    <w:lsdException w:name="heading 8" w:semiHidden="1" w:uiPriority="9" w:unhideWhenUsed="1" w:qFormat="1"/>
+    <w:lsdException w:name="heading 9" w:semiHidden="1" w:uiPriority="9" w:unhideWhenUsed="1" w:qFormat="1"/>
     <w:lsdException w:name="index 1" w:semiHidden="1" w:unhideWhenUsed="1"/>
     <w:lsdException w:name="index 2" w:semiHidden="1" w:unhideWhenUsed="1"/>
     <w:lsdException w:name="index 3" w:semiHidden="1" w:unhideWhenUsed="1"/>
@@ -4338,22 +4327,22 @@
     <w:lsdException w:name="index 7" w:semiHidden="1" w:unhideWhenUsed="1"/>
     <w:lsdException w:name="index 8" w:semiHidden="1" w:unhideWhenUsed="1"/>
     <w:lsdException w:name="index 9" w:semiHidden="1" w:unhideWhenUsed="1"/>
-    <w:lsdException w:name="toc 1" w:uiPriority="39" w:semiHidden="1" w:unhideWhenUsed="1"/>
-    <w:lsdException w:name="toc 2" w:uiPriority="39" w:semiHidden="1" w:unhideWhenUsed="1"/>
-    <w:lsdException w:name="toc 3" w:uiPriority="39" w:semiHidden="1" w:unhideWhenUsed="1"/>
-    <w:lsdException w:name="toc 4" w:uiPriority="39" w:semiHidden="1" w:unhideWhenUsed="1"/>
-    <w:lsdException w:name="toc 5" w:uiPriority="39" w:semiHidden="1" w:unhideWhenUsed="1"/>
-    <w:lsdException w:name="toc 6" w:uiPriority="39" w:semiHidden="1" w:unhideWhenUsed="1"/>
-    <w:lsdException w:name="toc 7" w:uiPriority="39" w:semiHidden="1" w:unhideWhenUsed="1"/>
-    <w:lsdException w:name="toc 8" w:uiPriority="39" w:semiHidden="1" w:unhideWhenUsed="1"/>
-    <w:lsdException w:name="toc 9" w:uiPriority="39" w:semiHidden="1" w:unhideWhenUsed="1"/>
+    <w:lsdException w:name="toc 1" w:semiHidden="1" w:uiPriority="39" w:unhideWhenUsed="1"/>
+    <w:lsdException w:name="toc 2" w:semiHidden="1" w:uiPriority="39" w:unhideWhenUsed="1"/>
+    <w:lsdException w:name="toc 3" w:semiHidden="1" w:uiPriority="39" w:unhideWhenUsed="1"/>
+    <w:lsdException w:name="toc 4" w:semiHidden="1" w:uiPriority="39" w:unhideWhenUsed="1"/>
+    <w:lsdException w:name="toc 5" w:semiHidden="1" w:uiPriority="39" w:unhideWhenUsed="1"/>
+    <w:lsdException w:name="toc 6" w:semiHidden="1" w:uiPriority="39" w:unhideWhenUsed="1"/>
+    <w:lsdException w:name="toc 7" w:semiHidden="1" w:uiPriority="39" w:unhideWhenUsed="1"/>
+    <w:lsdException w:name="toc 8" w:semiHidden="1" w:uiPriority="39" w:unhideWhenUsed="1"/>
+    <w:lsdException w:name="toc 9" w:semiHidden="1" w:uiPriority="39" w:unhideWhenUsed="1"/>
     <w:lsdException w:name="Normal Indent" w:semiHidden="1" w:unhideWhenUsed="1"/>
     <w:lsdException w:name="footnote text" w:semiHidden="1" w:unhideWhenUsed="1"/>
     <w:lsdException w:name="annotation text" w:semiHidden="1" w:unhideWhenUsed="1"/>
     <w:lsdException w:name="header" w:semiHidden="1" w:unhideWhenUsed="1"/>
     <w:lsdException w:name="footer" w:semiHidden="1" w:unhideWhenUsed="1"/>
     <w:lsdException w:name="index heading" w:semiHidden="1" w:unhideWhenUsed="1"/>
-    <w:lsdException w:name="caption" w:uiPriority="35" w:semiHidden="1" w:unhideWhenUsed="1" w:qFormat="1"/>
+    <w:lsdException w:name="caption" w:semiHidden="1" w:uiPriority="35" w:unhideWhenUsed="1" w:qFormat="1"/>
     <w:lsdException w:name="table of figures" w:semiHidden="1" w:unhideWhenUsed="1"/>
     <w:lsdException w:name="envelope address" w:semiHidden="1" w:unhideWhenUsed="1"/>
     <w:lsdException w:name="envelope return" w:semiHidden="1" w:unhideWhenUsed="1"/>
@@ -4384,7 +4373,7 @@
     <w:lsdException w:name="Title" w:uiPriority="10" w:qFormat="1"/>
     <w:lsdException w:name="Closing" w:semiHidden="1" w:unhideWhenUsed="1"/>
     <w:lsdException w:name="Signature" w:semiHidden="1" w:unhideWhenUsed="1"/>
-    <w:lsdException w:name="Default Paragraph Font" w:uiPriority="1" w:semiHidden="1" w:unhideWhenUsed="1"/>
+    <w:lsdException w:name="Default Paragraph Font" w:semiHidden="1" w:uiPriority="1" w:unhideWhenUsed="1"/>
     <w:lsdException w:name="Body Text" w:semiHidden="1" w:unhideWhenUsed="1"/>
     <w:lsdException w:name="Body Text Indent" w:semiHidden="1" w:unhideWhenUsed="1"/>
     <w:lsdException w:name="List Continue" w:semiHidden="1" w:unhideWhenUsed="1"/>
@@ -4584,8 +4573,8 @@
     <w:lsdException w:name="Subtle Reference" w:uiPriority="31" w:qFormat="1"/>
     <w:lsdException w:name="Intense Reference" w:uiPriority="32" w:qFormat="1"/>
     <w:lsdException w:name="Book Title" w:uiPriority="33" w:qFormat="1"/>
-    <w:lsdException w:name="Bibliography" w:uiPriority="37" w:semiHidden="1" w:unhideWhenUsed="1"/>
-    <w:lsdException w:name="TOC Heading" w:uiPriority="39" w:semiHidden="1" w:unhideWhenUsed="1" w:qFormat="1"/>
+    <w:lsdException w:name="Bibliography" w:semiHidden="1" w:uiPriority="37" w:unhideWhenUsed="1"/>
+    <w:lsdException w:name="TOC Heading" w:semiHidden="1" w:uiPriority="39" w:unhideWhenUsed="1" w:qFormat="1"/>
     <w:lsdException w:name="Plain Table 1" w:uiPriority="41"/>
     <w:lsdException w:name="Plain Table 2" w:uiPriority="42"/>
     <w:lsdException w:name="Plain Table 3" w:uiPriority="43"/>
@@ -4696,7 +4685,7 @@
     <w:lsdException w:name="Unresolved Mention" w:semiHidden="1" w:unhideWhenUsed="1"/>
     <w:lsdException w:name="Smart Link" w:semiHidden="1" w:unhideWhenUsed="1"/>
   </w:latentStyles>
-  <w:style w:type="paragraph" w:styleId="Normal" w:default="1">
+  <w:style w:type="paragraph" w:default="1" w:styleId="Normal">
     <w:name w:val="Normal"/>
     <w:qFormat/>
   </w:style>
@@ -4713,7 +4702,7 @@
       <w:outlineLvl w:val="0"/>
     </w:pPr>
     <w:rPr>
-      <w:rFonts w:ascii="Play" w:hAnsi="Play" w:eastAsia="Play" w:cs="Play"/>
+      <w:rFonts w:ascii="Play" w:eastAsia="Play" w:hAnsi="Play" w:cs="Play"/>
       <w:color w:val="0F4761"/>
       <w:sz w:val="40"/>
       <w:szCs w:val="40"/>
@@ -4734,7 +4723,7 @@
       <w:outlineLvl w:val="1"/>
     </w:pPr>
     <w:rPr>
-      <w:rFonts w:ascii="Play" w:hAnsi="Play" w:eastAsia="Play" w:cs="Play"/>
+      <w:rFonts w:ascii="Play" w:eastAsia="Play" w:hAnsi="Play" w:cs="Play"/>
       <w:color w:val="0F4761"/>
       <w:sz w:val="32"/>
       <w:szCs w:val="32"/>
@@ -4755,7 +4744,7 @@
       <w:outlineLvl w:val="2"/>
     </w:pPr>
     <w:rPr>
-      <w:rFonts w:ascii="Aptos" w:hAnsi="Aptos" w:eastAsia="Aptos" w:cs="Aptos"/>
+      <w:rFonts w:ascii="Aptos" w:eastAsia="Aptos" w:hAnsi="Aptos" w:cs="Aptos"/>
       <w:color w:val="0F4761"/>
       <w:sz w:val="28"/>
       <w:szCs w:val="28"/>
@@ -4776,7 +4765,7 @@
       <w:outlineLvl w:val="3"/>
     </w:pPr>
     <w:rPr>
-      <w:rFonts w:ascii="Aptos" w:hAnsi="Aptos" w:eastAsia="Aptos" w:cs="Aptos"/>
+      <w:rFonts w:ascii="Aptos" w:eastAsia="Aptos" w:hAnsi="Aptos" w:cs="Aptos"/>
       <w:i/>
       <w:color w:val="0F4761"/>
     </w:rPr>
@@ -4796,7 +4785,7 @@
       <w:outlineLvl w:val="4"/>
     </w:pPr>
     <w:rPr>
-      <w:rFonts w:ascii="Aptos" w:hAnsi="Aptos" w:eastAsia="Aptos" w:cs="Aptos"/>
+      <w:rFonts w:ascii="Aptos" w:eastAsia="Aptos" w:hAnsi="Aptos" w:cs="Aptos"/>
       <w:color w:val="0F4761"/>
     </w:rPr>
   </w:style>
@@ -4815,7 +4804,7 @@
       <w:outlineLvl w:val="5"/>
     </w:pPr>
     <w:rPr>
-      <w:rFonts w:ascii="Aptos" w:hAnsi="Aptos" w:eastAsia="Aptos" w:cs="Aptos"/>
+      <w:rFonts w:ascii="Aptos" w:eastAsia="Aptos" w:hAnsi="Aptos" w:cs="Aptos"/>
       <w:i/>
       <w:color w:val="595959"/>
     </w:rPr>
@@ -4837,7 +4826,7 @@
       <w:outlineLvl w:val="6"/>
     </w:pPr>
     <w:rPr>
-      <w:rFonts w:asciiTheme="minorHAnsi" w:hAnsiTheme="minorHAnsi" w:eastAsiaTheme="majorEastAsia" w:cstheme="majorBidi"/>
+      <w:rFonts w:asciiTheme="minorHAnsi" w:eastAsiaTheme="majorEastAsia" w:hAnsiTheme="minorHAnsi" w:cstheme="majorBidi"/>
       <w:color w:val="595959" w:themeColor="text1" w:themeTint="A6"/>
     </w:rPr>
   </w:style>
@@ -4857,7 +4846,7 @@
       <w:outlineLvl w:val="7"/>
     </w:pPr>
     <w:rPr>
-      <w:rFonts w:asciiTheme="minorHAnsi" w:hAnsiTheme="minorHAnsi" w:eastAsiaTheme="majorEastAsia" w:cstheme="majorBidi"/>
+      <w:rFonts w:asciiTheme="minorHAnsi" w:eastAsiaTheme="majorEastAsia" w:hAnsiTheme="minorHAnsi" w:cstheme="majorBidi"/>
       <w:i/>
       <w:iCs/>
       <w:color w:val="272727" w:themeColor="text1" w:themeTint="D8"/>
@@ -4879,16 +4868,17 @@
       <w:outlineLvl w:val="8"/>
     </w:pPr>
     <w:rPr>
-      <w:rFonts w:asciiTheme="minorHAnsi" w:hAnsiTheme="minorHAnsi" w:eastAsiaTheme="majorEastAsia" w:cstheme="majorBidi"/>
+      <w:rFonts w:asciiTheme="minorHAnsi" w:eastAsiaTheme="majorEastAsia" w:hAnsiTheme="minorHAnsi" w:cstheme="majorBidi"/>
       <w:color w:val="272727" w:themeColor="text1" w:themeTint="D8"/>
     </w:rPr>
   </w:style>
-  <w:style w:type="character" w:styleId="Fuentedeprrafopredeter" w:default="1">
+  <w:style w:type="character" w:default="1" w:styleId="Fuentedeprrafopredeter">
     <w:name w:val="Default Paragraph Font"/>
     <w:uiPriority w:val="1"/>
+    <w:semiHidden/>
     <w:unhideWhenUsed/>
   </w:style>
-  <w:style w:type="table" w:styleId="Tablanormal" w:default="1">
+  <w:style w:type="table" w:default="1" w:styleId="Tablanormal">
     <w:name w:val="Normal Table"/>
     <w:uiPriority w:val="99"/>
     <w:semiHidden/>
@@ -4903,7 +4893,7 @@
       </w:tblCellMar>
     </w:tblPr>
   </w:style>
-  <w:style w:type="numbering" w:styleId="Sinlista" w:default="1">
+  <w:style w:type="numbering" w:default="1" w:styleId="Sinlista">
     <w:name w:val="No List"/>
     <w:uiPriority w:val="99"/>
     <w:semiHidden/>
@@ -4919,15 +4909,15 @@
       <w:spacing w:after="80"/>
     </w:pPr>
     <w:rPr>
-      <w:rFonts w:ascii="Play" w:hAnsi="Play" w:eastAsia="Play" w:cs="Play"/>
+      <w:rFonts w:ascii="Play" w:eastAsia="Play" w:hAnsi="Play" w:cs="Play"/>
       <w:sz w:val="56"/>
       <w:szCs w:val="56"/>
     </w:rPr>
   </w:style>
-  <w:style w:type="paragraph" w:styleId="Normal0" w:customStyle="1">
+  <w:style w:type="paragraph" w:customStyle="1" w:styleId="Normal0">
     <w:name w:val="Normal0"/>
   </w:style>
-  <w:style w:type="table" w:styleId="NormalTable0" w:customStyle="1">
+  <w:style w:type="table" w:customStyle="1" w:styleId="NormalTable0">
     <w:name w:val="Normal Table0"/>
     <w:tblPr>
       <w:tblCellMar>
@@ -4938,7 +4928,7 @@
       </w:tblCellMar>
     </w:tblPr>
   </w:style>
-  <w:style w:type="paragraph" w:styleId="heading10" w:customStyle="1">
+  <w:style w:type="paragraph" w:customStyle="1" w:styleId="heading10">
     <w:name w:val="heading 10"/>
     <w:basedOn w:val="Normal0"/>
     <w:next w:val="Normal0"/>
@@ -4948,13 +4938,13 @@
       <w:spacing w:before="360" w:after="80"/>
     </w:pPr>
     <w:rPr>
-      <w:rFonts w:ascii="Play" w:hAnsi="Play" w:eastAsia="Play" w:cs="Play"/>
+      <w:rFonts w:ascii="Play" w:eastAsia="Play" w:hAnsi="Play" w:cs="Play"/>
       <w:color w:val="0F4761"/>
       <w:sz w:val="40"/>
       <w:szCs w:val="40"/>
     </w:rPr>
   </w:style>
-  <w:style w:type="paragraph" w:styleId="heading20" w:customStyle="1">
+  <w:style w:type="paragraph" w:customStyle="1" w:styleId="heading20">
     <w:name w:val="heading 20"/>
     <w:basedOn w:val="Normal0"/>
     <w:next w:val="Normal0"/>
@@ -4964,13 +4954,13 @@
       <w:spacing w:before="160" w:after="80"/>
     </w:pPr>
     <w:rPr>
-      <w:rFonts w:ascii="Play" w:hAnsi="Play" w:eastAsia="Play" w:cs="Play"/>
+      <w:rFonts w:ascii="Play" w:eastAsia="Play" w:hAnsi="Play" w:cs="Play"/>
       <w:color w:val="0F4761"/>
       <w:sz w:val="32"/>
       <w:szCs w:val="32"/>
     </w:rPr>
   </w:style>
-  <w:style w:type="paragraph" w:styleId="heading30" w:customStyle="1">
+  <w:style w:type="paragraph" w:customStyle="1" w:styleId="heading30">
     <w:name w:val="heading 30"/>
     <w:basedOn w:val="Normal0"/>
     <w:next w:val="Normal0"/>
@@ -4980,13 +4970,13 @@
       <w:spacing w:before="160" w:after="80"/>
     </w:pPr>
     <w:rPr>
-      <w:rFonts w:ascii="Aptos" w:hAnsi="Aptos" w:eastAsia="Aptos" w:cs="Aptos"/>
+      <w:rFonts w:ascii="Aptos" w:eastAsia="Aptos" w:hAnsi="Aptos" w:cs="Aptos"/>
       <w:color w:val="0F4761"/>
       <w:sz w:val="28"/>
       <w:szCs w:val="28"/>
     </w:rPr>
   </w:style>
-  <w:style w:type="paragraph" w:styleId="heading40" w:customStyle="1">
+  <w:style w:type="paragraph" w:customStyle="1" w:styleId="heading40">
     <w:name w:val="heading 40"/>
     <w:basedOn w:val="Normal0"/>
     <w:next w:val="Normal0"/>
@@ -4996,12 +4986,12 @@
       <w:spacing w:before="80" w:after="40"/>
     </w:pPr>
     <w:rPr>
-      <w:rFonts w:ascii="Aptos" w:hAnsi="Aptos" w:eastAsia="Aptos" w:cs="Aptos"/>
+      <w:rFonts w:ascii="Aptos" w:eastAsia="Aptos" w:hAnsi="Aptos" w:cs="Aptos"/>
       <w:i/>
       <w:color w:val="0F4761"/>
     </w:rPr>
   </w:style>
-  <w:style w:type="paragraph" w:styleId="heading50" w:customStyle="1">
+  <w:style w:type="paragraph" w:customStyle="1" w:styleId="heading50">
     <w:name w:val="heading 50"/>
     <w:basedOn w:val="Normal0"/>
     <w:next w:val="Normal0"/>
@@ -5011,11 +5001,11 @@
       <w:spacing w:before="80" w:after="40"/>
     </w:pPr>
     <w:rPr>
-      <w:rFonts w:ascii="Aptos" w:hAnsi="Aptos" w:eastAsia="Aptos" w:cs="Aptos"/>
+      <w:rFonts w:ascii="Aptos" w:eastAsia="Aptos" w:hAnsi="Aptos" w:cs="Aptos"/>
       <w:color w:val="0F4761"/>
     </w:rPr>
   </w:style>
-  <w:style w:type="paragraph" w:styleId="heading60" w:customStyle="1">
+  <w:style w:type="paragraph" w:customStyle="1" w:styleId="heading60">
     <w:name w:val="heading 60"/>
     <w:basedOn w:val="Normal0"/>
     <w:next w:val="Normal0"/>
@@ -5025,12 +5015,12 @@
       <w:spacing w:before="40"/>
     </w:pPr>
     <w:rPr>
-      <w:rFonts w:ascii="Aptos" w:hAnsi="Aptos" w:eastAsia="Aptos" w:cs="Aptos"/>
+      <w:rFonts w:ascii="Aptos" w:eastAsia="Aptos" w:hAnsi="Aptos" w:cs="Aptos"/>
       <w:i/>
       <w:color w:val="595959"/>
     </w:rPr>
   </w:style>
-  <w:style w:type="paragraph" w:styleId="Title0" w:customStyle="1">
+  <w:style w:type="paragraph" w:customStyle="1" w:styleId="Title0">
     <w:name w:val="Title0"/>
     <w:basedOn w:val="Normal0"/>
     <w:next w:val="Normal0"/>
@@ -5038,15 +5028,15 @@
       <w:spacing w:after="80"/>
     </w:pPr>
     <w:rPr>
-      <w:rFonts w:ascii="Play" w:hAnsi="Play" w:eastAsia="Play" w:cs="Play"/>
+      <w:rFonts w:ascii="Play" w:eastAsia="Play" w:hAnsi="Play" w:cs="Play"/>
       <w:sz w:val="56"/>
       <w:szCs w:val="56"/>
     </w:rPr>
   </w:style>
-  <w:style w:type="paragraph" w:styleId="Normal1" w:customStyle="1">
+  <w:style w:type="paragraph" w:customStyle="1" w:styleId="Normal1">
     <w:name w:val="Normal1"/>
   </w:style>
-  <w:style w:type="table" w:styleId="NormalTable1" w:customStyle="1">
+  <w:style w:type="table" w:customStyle="1" w:styleId="NormalTable1">
     <w:name w:val="Normal Table1"/>
     <w:tblPr>
       <w:tblCellMar>
@@ -5057,7 +5047,7 @@
       </w:tblCellMar>
     </w:tblPr>
   </w:style>
-  <w:style w:type="paragraph" w:styleId="heading11" w:customStyle="1">
+  <w:style w:type="paragraph" w:customStyle="1" w:styleId="heading11">
     <w:name w:val="heading 11"/>
     <w:basedOn w:val="Normal1"/>
     <w:next w:val="Normal1"/>
@@ -5067,13 +5057,13 @@
       <w:spacing w:before="360" w:after="80"/>
     </w:pPr>
     <w:rPr>
-      <w:rFonts w:ascii="Play" w:hAnsi="Play" w:eastAsia="Play" w:cs="Play"/>
+      <w:rFonts w:ascii="Play" w:eastAsia="Play" w:hAnsi="Play" w:cs="Play"/>
       <w:color w:val="0F4761"/>
       <w:sz w:val="40"/>
       <w:szCs w:val="40"/>
     </w:rPr>
   </w:style>
-  <w:style w:type="paragraph" w:styleId="heading21" w:customStyle="1">
+  <w:style w:type="paragraph" w:customStyle="1" w:styleId="heading21">
     <w:name w:val="heading 21"/>
     <w:basedOn w:val="Normal1"/>
     <w:next w:val="Normal1"/>
@@ -5083,13 +5073,13 @@
       <w:spacing w:before="160" w:after="80"/>
     </w:pPr>
     <w:rPr>
-      <w:rFonts w:ascii="Play" w:hAnsi="Play" w:eastAsia="Play" w:cs="Play"/>
+      <w:rFonts w:ascii="Play" w:eastAsia="Play" w:hAnsi="Play" w:cs="Play"/>
       <w:color w:val="0F4761"/>
       <w:sz w:val="32"/>
       <w:szCs w:val="32"/>
     </w:rPr>
   </w:style>
-  <w:style w:type="paragraph" w:styleId="heading31" w:customStyle="1">
+  <w:style w:type="paragraph" w:customStyle="1" w:styleId="heading31">
     <w:name w:val="heading 31"/>
     <w:basedOn w:val="Normal1"/>
     <w:next w:val="Normal1"/>
@@ -5099,13 +5089,13 @@
       <w:spacing w:before="160" w:after="80"/>
     </w:pPr>
     <w:rPr>
-      <w:rFonts w:ascii="Aptos" w:hAnsi="Aptos" w:eastAsia="Aptos" w:cs="Aptos"/>
+      <w:rFonts w:ascii="Aptos" w:eastAsia="Aptos" w:hAnsi="Aptos" w:cs="Aptos"/>
       <w:color w:val="0F4761"/>
       <w:sz w:val="28"/>
       <w:szCs w:val="28"/>
     </w:rPr>
   </w:style>
-  <w:style w:type="paragraph" w:styleId="heading41" w:customStyle="1">
+  <w:style w:type="paragraph" w:customStyle="1" w:styleId="heading41">
     <w:name w:val="heading 41"/>
     <w:basedOn w:val="Normal1"/>
     <w:next w:val="Normal1"/>
@@ -5115,12 +5105,12 @@
       <w:spacing w:before="80" w:after="40"/>
     </w:pPr>
     <w:rPr>
-      <w:rFonts w:ascii="Aptos" w:hAnsi="Aptos" w:eastAsia="Aptos" w:cs="Aptos"/>
+      <w:rFonts w:ascii="Aptos" w:eastAsia="Aptos" w:hAnsi="Aptos" w:cs="Aptos"/>
       <w:i/>
       <w:color w:val="0F4761"/>
     </w:rPr>
   </w:style>
-  <w:style w:type="paragraph" w:styleId="heading51" w:customStyle="1">
+  <w:style w:type="paragraph" w:customStyle="1" w:styleId="heading51">
     <w:name w:val="heading 51"/>
     <w:basedOn w:val="Normal1"/>
     <w:next w:val="Normal1"/>
@@ -5130,11 +5120,11 @@
       <w:spacing w:before="80" w:after="40"/>
     </w:pPr>
     <w:rPr>
-      <w:rFonts w:ascii="Aptos" w:hAnsi="Aptos" w:eastAsia="Aptos" w:cs="Aptos"/>
+      <w:rFonts w:ascii="Aptos" w:eastAsia="Aptos" w:hAnsi="Aptos" w:cs="Aptos"/>
       <w:color w:val="0F4761"/>
     </w:rPr>
   </w:style>
-  <w:style w:type="paragraph" w:styleId="heading61" w:customStyle="1">
+  <w:style w:type="paragraph" w:customStyle="1" w:styleId="heading61">
     <w:name w:val="heading 61"/>
     <w:basedOn w:val="Normal1"/>
     <w:next w:val="Normal1"/>
@@ -5144,12 +5134,12 @@
       <w:spacing w:before="40"/>
     </w:pPr>
     <w:rPr>
-      <w:rFonts w:ascii="Aptos" w:hAnsi="Aptos" w:eastAsia="Aptos" w:cs="Aptos"/>
+      <w:rFonts w:ascii="Aptos" w:eastAsia="Aptos" w:hAnsi="Aptos" w:cs="Aptos"/>
       <w:i/>
       <w:color w:val="595959"/>
     </w:rPr>
   </w:style>
-  <w:style w:type="paragraph" w:styleId="Title1" w:customStyle="1">
+  <w:style w:type="paragraph" w:customStyle="1" w:styleId="Title1">
     <w:name w:val="Title1"/>
     <w:basedOn w:val="Normal1"/>
     <w:next w:val="Normal1"/>
@@ -5157,15 +5147,15 @@
       <w:spacing w:after="80"/>
     </w:pPr>
     <w:rPr>
-      <w:rFonts w:ascii="Play" w:hAnsi="Play" w:eastAsia="Play" w:cs="Play"/>
+      <w:rFonts w:ascii="Play" w:eastAsia="Play" w:hAnsi="Play" w:cs="Play"/>
       <w:sz w:val="56"/>
       <w:szCs w:val="56"/>
     </w:rPr>
   </w:style>
-  <w:style w:type="paragraph" w:styleId="Normal2" w:customStyle="1">
+  <w:style w:type="paragraph" w:customStyle="1" w:styleId="Normal2">
     <w:name w:val="Normal2"/>
   </w:style>
-  <w:style w:type="table" w:styleId="NormalTable2" w:customStyle="1">
+  <w:style w:type="table" w:customStyle="1" w:styleId="NormalTable2">
     <w:name w:val="Normal Table2"/>
     <w:tblPr>
       <w:tblCellMar>
@@ -5176,7 +5166,7 @@
       </w:tblCellMar>
     </w:tblPr>
   </w:style>
-  <w:style w:type="paragraph" w:styleId="heading12" w:customStyle="1">
+  <w:style w:type="paragraph" w:customStyle="1" w:styleId="heading12">
     <w:name w:val="heading 12"/>
     <w:basedOn w:val="Normal2"/>
     <w:next w:val="Normal2"/>
@@ -5186,13 +5176,13 @@
       <w:spacing w:before="360" w:after="80"/>
     </w:pPr>
     <w:rPr>
-      <w:rFonts w:ascii="Play" w:hAnsi="Play" w:eastAsia="Play" w:cs="Play"/>
+      <w:rFonts w:ascii="Play" w:eastAsia="Play" w:hAnsi="Play" w:cs="Play"/>
       <w:color w:val="0F4761"/>
       <w:sz w:val="40"/>
       <w:szCs w:val="40"/>
     </w:rPr>
   </w:style>
-  <w:style w:type="paragraph" w:styleId="heading22" w:customStyle="1">
+  <w:style w:type="paragraph" w:customStyle="1" w:styleId="heading22">
     <w:name w:val="heading 22"/>
     <w:basedOn w:val="Normal2"/>
     <w:next w:val="Normal2"/>
@@ -5202,13 +5192,13 @@
       <w:spacing w:before="160" w:after="80"/>
     </w:pPr>
     <w:rPr>
-      <w:rFonts w:ascii="Play" w:hAnsi="Play" w:eastAsia="Play" w:cs="Play"/>
+      <w:rFonts w:ascii="Play" w:eastAsia="Play" w:hAnsi="Play" w:cs="Play"/>
       <w:color w:val="0F4761"/>
       <w:sz w:val="32"/>
       <w:szCs w:val="32"/>
     </w:rPr>
   </w:style>
-  <w:style w:type="paragraph" w:styleId="heading32" w:customStyle="1">
+  <w:style w:type="paragraph" w:customStyle="1" w:styleId="heading32">
     <w:name w:val="heading 32"/>
     <w:basedOn w:val="Normal2"/>
     <w:next w:val="Normal2"/>
@@ -5218,13 +5208,13 @@
       <w:spacing w:before="160" w:after="80"/>
     </w:pPr>
     <w:rPr>
-      <w:rFonts w:ascii="Aptos" w:hAnsi="Aptos" w:eastAsia="Aptos" w:cs="Aptos"/>
+      <w:rFonts w:ascii="Aptos" w:eastAsia="Aptos" w:hAnsi="Aptos" w:cs="Aptos"/>
       <w:color w:val="0F4761"/>
       <w:sz w:val="28"/>
       <w:szCs w:val="28"/>
     </w:rPr>
   </w:style>
-  <w:style w:type="paragraph" w:styleId="heading42" w:customStyle="1">
+  <w:style w:type="paragraph" w:customStyle="1" w:styleId="heading42">
     <w:name w:val="heading 42"/>
     <w:basedOn w:val="Normal2"/>
     <w:next w:val="Normal2"/>
@@ -5234,12 +5224,12 @@
       <w:spacing w:before="80" w:after="40"/>
     </w:pPr>
     <w:rPr>
-      <w:rFonts w:ascii="Aptos" w:hAnsi="Aptos" w:eastAsia="Aptos" w:cs="Aptos"/>
+      <w:rFonts w:ascii="Aptos" w:eastAsia="Aptos" w:hAnsi="Aptos" w:cs="Aptos"/>
       <w:i/>
       <w:color w:val="0F4761"/>
     </w:rPr>
   </w:style>
-  <w:style w:type="paragraph" w:styleId="heading52" w:customStyle="1">
+  <w:style w:type="paragraph" w:customStyle="1" w:styleId="heading52">
     <w:name w:val="heading 52"/>
     <w:basedOn w:val="Normal2"/>
     <w:next w:val="Normal2"/>
@@ -5249,11 +5239,11 @@
       <w:spacing w:before="80" w:after="40"/>
     </w:pPr>
     <w:rPr>
-      <w:rFonts w:ascii="Aptos" w:hAnsi="Aptos" w:eastAsia="Aptos" w:cs="Aptos"/>
+      <w:rFonts w:ascii="Aptos" w:eastAsia="Aptos" w:hAnsi="Aptos" w:cs="Aptos"/>
       <w:color w:val="0F4761"/>
     </w:rPr>
   </w:style>
-  <w:style w:type="paragraph" w:styleId="heading62" w:customStyle="1">
+  <w:style w:type="paragraph" w:customStyle="1" w:styleId="heading62">
     <w:name w:val="heading 62"/>
     <w:basedOn w:val="Normal2"/>
     <w:next w:val="Normal2"/>
@@ -5263,12 +5253,12 @@
       <w:spacing w:before="40"/>
     </w:pPr>
     <w:rPr>
-      <w:rFonts w:ascii="Aptos" w:hAnsi="Aptos" w:eastAsia="Aptos" w:cs="Aptos"/>
+      <w:rFonts w:ascii="Aptos" w:eastAsia="Aptos" w:hAnsi="Aptos" w:cs="Aptos"/>
       <w:i/>
       <w:color w:val="595959"/>
     </w:rPr>
   </w:style>
-  <w:style w:type="paragraph" w:styleId="Title2" w:customStyle="1">
+  <w:style w:type="paragraph" w:customStyle="1" w:styleId="Title2">
     <w:name w:val="Title2"/>
     <w:basedOn w:val="Normal2"/>
     <w:next w:val="Normal2"/>
@@ -5276,15 +5266,15 @@
       <w:spacing w:after="80"/>
     </w:pPr>
     <w:rPr>
-      <w:rFonts w:ascii="Play" w:hAnsi="Play" w:eastAsia="Play" w:cs="Play"/>
+      <w:rFonts w:ascii="Play" w:eastAsia="Play" w:hAnsi="Play" w:cs="Play"/>
       <w:sz w:val="56"/>
       <w:szCs w:val="56"/>
     </w:rPr>
   </w:style>
-  <w:style w:type="paragraph" w:styleId="Normal3" w:customStyle="1">
+  <w:style w:type="paragraph" w:customStyle="1" w:styleId="Normal3">
     <w:name w:val="Normal3"/>
   </w:style>
-  <w:style w:type="table" w:styleId="NormalTable3" w:customStyle="1">
+  <w:style w:type="table" w:customStyle="1" w:styleId="NormalTable3">
     <w:name w:val="Normal Table3"/>
     <w:tblPr>
       <w:tblCellMar>
@@ -5295,7 +5285,7 @@
       </w:tblCellMar>
     </w:tblPr>
   </w:style>
-  <w:style w:type="paragraph" w:styleId="heading13" w:customStyle="1">
+  <w:style w:type="paragraph" w:customStyle="1" w:styleId="heading13">
     <w:name w:val="heading 13"/>
     <w:basedOn w:val="Normal3"/>
     <w:next w:val="Normal3"/>
@@ -5305,13 +5295,13 @@
       <w:spacing w:before="360" w:after="80"/>
     </w:pPr>
     <w:rPr>
-      <w:rFonts w:ascii="Play" w:hAnsi="Play" w:eastAsia="Play" w:cs="Play"/>
+      <w:rFonts w:ascii="Play" w:eastAsia="Play" w:hAnsi="Play" w:cs="Play"/>
       <w:color w:val="0F4761"/>
       <w:sz w:val="40"/>
       <w:szCs w:val="40"/>
     </w:rPr>
   </w:style>
-  <w:style w:type="paragraph" w:styleId="heading23" w:customStyle="1">
+  <w:style w:type="paragraph" w:customStyle="1" w:styleId="heading23">
     <w:name w:val="heading 23"/>
     <w:basedOn w:val="Normal3"/>
     <w:next w:val="Normal3"/>
@@ -5321,13 +5311,13 @@
       <w:spacing w:before="160" w:after="80"/>
     </w:pPr>
     <w:rPr>
-      <w:rFonts w:ascii="Play" w:hAnsi="Play" w:eastAsia="Play" w:cs="Play"/>
+      <w:rFonts w:ascii="Play" w:eastAsia="Play" w:hAnsi="Play" w:cs="Play"/>
       <w:color w:val="0F4761"/>
       <w:sz w:val="32"/>
       <w:szCs w:val="32"/>
     </w:rPr>
   </w:style>
-  <w:style w:type="paragraph" w:styleId="heading33" w:customStyle="1">
+  <w:style w:type="paragraph" w:customStyle="1" w:styleId="heading33">
     <w:name w:val="heading 33"/>
     <w:basedOn w:val="Normal3"/>
     <w:next w:val="Normal3"/>
@@ -5337,13 +5327,13 @@
       <w:spacing w:before="160" w:after="80"/>
     </w:pPr>
     <w:rPr>
-      <w:rFonts w:ascii="Aptos" w:hAnsi="Aptos" w:eastAsia="Aptos" w:cs="Aptos"/>
+      <w:rFonts w:ascii="Aptos" w:eastAsia="Aptos" w:hAnsi="Aptos" w:cs="Aptos"/>
       <w:color w:val="0F4761"/>
       <w:sz w:val="28"/>
       <w:szCs w:val="28"/>
     </w:rPr>
   </w:style>
-  <w:style w:type="paragraph" w:styleId="heading43" w:customStyle="1">
+  <w:style w:type="paragraph" w:customStyle="1" w:styleId="heading43">
     <w:name w:val="heading 43"/>
     <w:basedOn w:val="Normal3"/>
     <w:next w:val="Normal3"/>
@@ -5353,12 +5343,12 @@
       <w:spacing w:before="80" w:after="40"/>
     </w:pPr>
     <w:rPr>
-      <w:rFonts w:ascii="Aptos" w:hAnsi="Aptos" w:eastAsia="Aptos" w:cs="Aptos"/>
+      <w:rFonts w:ascii="Aptos" w:eastAsia="Aptos" w:hAnsi="Aptos" w:cs="Aptos"/>
       <w:i/>
       <w:color w:val="0F4761"/>
     </w:rPr>
   </w:style>
-  <w:style w:type="paragraph" w:styleId="heading53" w:customStyle="1">
+  <w:style w:type="paragraph" w:customStyle="1" w:styleId="heading53">
     <w:name w:val="heading 53"/>
     <w:basedOn w:val="Normal3"/>
     <w:next w:val="Normal3"/>
@@ -5368,11 +5358,11 @@
       <w:spacing w:before="80" w:after="40"/>
     </w:pPr>
     <w:rPr>
-      <w:rFonts w:ascii="Aptos" w:hAnsi="Aptos" w:eastAsia="Aptos" w:cs="Aptos"/>
+      <w:rFonts w:ascii="Aptos" w:eastAsia="Aptos" w:hAnsi="Aptos" w:cs="Aptos"/>
       <w:color w:val="0F4761"/>
     </w:rPr>
   </w:style>
-  <w:style w:type="paragraph" w:styleId="heading63" w:customStyle="1">
+  <w:style w:type="paragraph" w:customStyle="1" w:styleId="heading63">
     <w:name w:val="heading 63"/>
     <w:basedOn w:val="Normal3"/>
     <w:next w:val="Normal3"/>
@@ -5382,12 +5372,12 @@
       <w:spacing w:before="40"/>
     </w:pPr>
     <w:rPr>
-      <w:rFonts w:ascii="Aptos" w:hAnsi="Aptos" w:eastAsia="Aptos" w:cs="Aptos"/>
+      <w:rFonts w:ascii="Aptos" w:eastAsia="Aptos" w:hAnsi="Aptos" w:cs="Aptos"/>
       <w:i/>
       <w:color w:val="595959"/>
     </w:rPr>
   </w:style>
-  <w:style w:type="paragraph" w:styleId="Title3" w:customStyle="1">
+  <w:style w:type="paragraph" w:customStyle="1" w:styleId="Title3">
     <w:name w:val="Title3"/>
     <w:basedOn w:val="Normal3"/>
     <w:next w:val="Normal3"/>
@@ -5395,15 +5385,15 @@
       <w:spacing w:after="80"/>
     </w:pPr>
     <w:rPr>
-      <w:rFonts w:ascii="Play" w:hAnsi="Play" w:eastAsia="Play" w:cs="Play"/>
+      <w:rFonts w:ascii="Play" w:eastAsia="Play" w:hAnsi="Play" w:cs="Play"/>
       <w:sz w:val="56"/>
       <w:szCs w:val="56"/>
     </w:rPr>
   </w:style>
-  <w:style w:type="paragraph" w:styleId="Normal4" w:customStyle="1">
+  <w:style w:type="paragraph" w:customStyle="1" w:styleId="Normal4">
     <w:name w:val="Normal4"/>
   </w:style>
-  <w:style w:type="table" w:styleId="NormalTable4" w:customStyle="1">
+  <w:style w:type="table" w:customStyle="1" w:styleId="NormalTable4">
     <w:name w:val="Normal Table4"/>
     <w:tblPr>
       <w:tblCellMar>
@@ -5414,7 +5404,7 @@
       </w:tblCellMar>
     </w:tblPr>
   </w:style>
-  <w:style w:type="paragraph" w:styleId="heading14" w:customStyle="1">
+  <w:style w:type="paragraph" w:customStyle="1" w:styleId="heading14">
     <w:name w:val="heading 14"/>
     <w:basedOn w:val="Normal4"/>
     <w:next w:val="Normal4"/>
@@ -5424,13 +5414,13 @@
       <w:spacing w:before="360" w:after="80"/>
     </w:pPr>
     <w:rPr>
-      <w:rFonts w:ascii="Play" w:hAnsi="Play" w:eastAsia="Play" w:cs="Play"/>
+      <w:rFonts w:ascii="Play" w:eastAsia="Play" w:hAnsi="Play" w:cs="Play"/>
       <w:color w:val="0F4761"/>
       <w:sz w:val="40"/>
       <w:szCs w:val="40"/>
     </w:rPr>
   </w:style>
-  <w:style w:type="paragraph" w:styleId="heading24" w:customStyle="1">
+  <w:style w:type="paragraph" w:customStyle="1" w:styleId="heading24">
     <w:name w:val="heading 24"/>
     <w:basedOn w:val="Normal4"/>
     <w:next w:val="Normal4"/>
@@ -5440,13 +5430,13 @@
       <w:spacing w:before="160" w:after="80"/>
     </w:pPr>
     <w:rPr>
-      <w:rFonts w:ascii="Play" w:hAnsi="Play" w:eastAsia="Play" w:cs="Play"/>
+      <w:rFonts w:ascii="Play" w:eastAsia="Play" w:hAnsi="Play" w:cs="Play"/>
       <w:color w:val="0F4761"/>
       <w:sz w:val="32"/>
       <w:szCs w:val="32"/>
     </w:rPr>
   </w:style>
-  <w:style w:type="paragraph" w:styleId="heading34" w:customStyle="1">
+  <w:style w:type="paragraph" w:customStyle="1" w:styleId="heading34">
     <w:name w:val="heading 34"/>
     <w:basedOn w:val="Normal4"/>
     <w:next w:val="Normal4"/>
@@ -5456,13 +5446,13 @@
       <w:spacing w:before="160" w:after="80"/>
     </w:pPr>
     <w:rPr>
-      <w:rFonts w:ascii="Aptos" w:hAnsi="Aptos" w:eastAsia="Aptos" w:cs="Aptos"/>
+      <w:rFonts w:ascii="Aptos" w:eastAsia="Aptos" w:hAnsi="Aptos" w:cs="Aptos"/>
       <w:color w:val="0F4761"/>
       <w:sz w:val="28"/>
       <w:szCs w:val="28"/>
     </w:rPr>
   </w:style>
-  <w:style w:type="paragraph" w:styleId="heading44" w:customStyle="1">
+  <w:style w:type="paragraph" w:customStyle="1" w:styleId="heading44">
     <w:name w:val="heading 44"/>
     <w:basedOn w:val="Normal4"/>
     <w:next w:val="Normal4"/>
@@ -5472,12 +5462,12 @@
       <w:spacing w:before="80" w:after="40"/>
     </w:pPr>
     <w:rPr>
-      <w:rFonts w:ascii="Aptos" w:hAnsi="Aptos" w:eastAsia="Aptos" w:cs="Aptos"/>
+      <w:rFonts w:ascii="Aptos" w:eastAsia="Aptos" w:hAnsi="Aptos" w:cs="Aptos"/>
       <w:i/>
       <w:color w:val="0F4761"/>
     </w:rPr>
   </w:style>
-  <w:style w:type="paragraph" w:styleId="heading54" w:customStyle="1">
+  <w:style w:type="paragraph" w:customStyle="1" w:styleId="heading54">
     <w:name w:val="heading 54"/>
     <w:basedOn w:val="Normal4"/>
     <w:next w:val="Normal4"/>
@@ -5487,11 +5477,11 @@
       <w:spacing w:before="80" w:after="40"/>
     </w:pPr>
     <w:rPr>
-      <w:rFonts w:ascii="Aptos" w:hAnsi="Aptos" w:eastAsia="Aptos" w:cs="Aptos"/>
+      <w:rFonts w:ascii="Aptos" w:eastAsia="Aptos" w:hAnsi="Aptos" w:cs="Aptos"/>
       <w:color w:val="0F4761"/>
     </w:rPr>
   </w:style>
-  <w:style w:type="paragraph" w:styleId="heading64" w:customStyle="1">
+  <w:style w:type="paragraph" w:customStyle="1" w:styleId="heading64">
     <w:name w:val="heading 64"/>
     <w:basedOn w:val="Normal4"/>
     <w:next w:val="Normal4"/>
@@ -5501,12 +5491,12 @@
       <w:spacing w:before="40"/>
     </w:pPr>
     <w:rPr>
-      <w:rFonts w:ascii="Aptos" w:hAnsi="Aptos" w:eastAsia="Aptos" w:cs="Aptos"/>
+      <w:rFonts w:ascii="Aptos" w:eastAsia="Aptos" w:hAnsi="Aptos" w:cs="Aptos"/>
       <w:i/>
       <w:color w:val="595959"/>
     </w:rPr>
   </w:style>
-  <w:style w:type="paragraph" w:styleId="Title4" w:customStyle="1">
+  <w:style w:type="paragraph" w:customStyle="1" w:styleId="Title4">
     <w:name w:val="Title4"/>
     <w:basedOn w:val="Normal4"/>
     <w:next w:val="Normal4"/>
@@ -5514,15 +5504,15 @@
       <w:spacing w:after="80"/>
     </w:pPr>
     <w:rPr>
-      <w:rFonts w:ascii="Play" w:hAnsi="Play" w:eastAsia="Play" w:cs="Play"/>
+      <w:rFonts w:ascii="Play" w:eastAsia="Play" w:hAnsi="Play" w:cs="Play"/>
       <w:sz w:val="56"/>
       <w:szCs w:val="56"/>
     </w:rPr>
   </w:style>
-  <w:style w:type="paragraph" w:styleId="Normal5" w:customStyle="1">
+  <w:style w:type="paragraph" w:customStyle="1" w:styleId="Normal5">
     <w:name w:val="Normal5"/>
   </w:style>
-  <w:style w:type="table" w:styleId="NormalTable5" w:customStyle="1">
+  <w:style w:type="table" w:customStyle="1" w:styleId="NormalTable5">
     <w:name w:val="Normal Table5"/>
     <w:tblPr>
       <w:tblCellMar>
@@ -5533,7 +5523,7 @@
       </w:tblCellMar>
     </w:tblPr>
   </w:style>
-  <w:style w:type="paragraph" w:styleId="heading15" w:customStyle="1">
+  <w:style w:type="paragraph" w:customStyle="1" w:styleId="heading15">
     <w:name w:val="heading 15"/>
     <w:basedOn w:val="Normal5"/>
     <w:next w:val="Normal5"/>
@@ -5543,13 +5533,13 @@
       <w:spacing w:before="360" w:after="80"/>
     </w:pPr>
     <w:rPr>
-      <w:rFonts w:ascii="Play" w:hAnsi="Play" w:eastAsia="Play" w:cs="Play"/>
+      <w:rFonts w:ascii="Play" w:eastAsia="Play" w:hAnsi="Play" w:cs="Play"/>
       <w:color w:val="0F4761"/>
       <w:sz w:val="40"/>
       <w:szCs w:val="40"/>
     </w:rPr>
   </w:style>
-  <w:style w:type="paragraph" w:styleId="heading25" w:customStyle="1">
+  <w:style w:type="paragraph" w:customStyle="1" w:styleId="heading25">
     <w:name w:val="heading 25"/>
     <w:basedOn w:val="Normal5"/>
     <w:next w:val="Normal5"/>
@@ -5559,13 +5549,13 @@
       <w:spacing w:before="160" w:after="80"/>
     </w:pPr>
     <w:rPr>
-      <w:rFonts w:ascii="Play" w:hAnsi="Play" w:eastAsia="Play" w:cs="Play"/>
+      <w:rFonts w:ascii="Play" w:eastAsia="Play" w:hAnsi="Play" w:cs="Play"/>
       <w:color w:val="0F4761"/>
       <w:sz w:val="32"/>
       <w:szCs w:val="32"/>
     </w:rPr>
   </w:style>
-  <w:style w:type="paragraph" w:styleId="heading35" w:customStyle="1">
+  <w:style w:type="paragraph" w:customStyle="1" w:styleId="heading35">
     <w:name w:val="heading 35"/>
     <w:basedOn w:val="Normal5"/>
     <w:next w:val="Normal5"/>
@@ -5575,13 +5565,13 @@
       <w:spacing w:before="160" w:after="80"/>
     </w:pPr>
     <w:rPr>
-      <w:rFonts w:ascii="Aptos" w:hAnsi="Aptos" w:eastAsia="Aptos" w:cs="Aptos"/>
+      <w:rFonts w:ascii="Aptos" w:eastAsia="Aptos" w:hAnsi="Aptos" w:cs="Aptos"/>
       <w:color w:val="0F4761"/>
       <w:sz w:val="28"/>
       <w:szCs w:val="28"/>
     </w:rPr>
   </w:style>
-  <w:style w:type="paragraph" w:styleId="heading45" w:customStyle="1">
+  <w:style w:type="paragraph" w:customStyle="1" w:styleId="heading45">
     <w:name w:val="heading 45"/>
     <w:basedOn w:val="Normal5"/>
     <w:next w:val="Normal5"/>
@@ -5591,12 +5581,12 @@
       <w:spacing w:before="80" w:after="40"/>
     </w:pPr>
     <w:rPr>
-      <w:rFonts w:ascii="Aptos" w:hAnsi="Aptos" w:eastAsia="Aptos" w:cs="Aptos"/>
+      <w:rFonts w:ascii="Aptos" w:eastAsia="Aptos" w:hAnsi="Aptos" w:cs="Aptos"/>
       <w:i/>
       <w:color w:val="0F4761"/>
     </w:rPr>
   </w:style>
-  <w:style w:type="paragraph" w:styleId="heading55" w:customStyle="1">
+  <w:style w:type="paragraph" w:customStyle="1" w:styleId="heading55">
     <w:name w:val="heading 55"/>
     <w:basedOn w:val="Normal5"/>
     <w:next w:val="Normal5"/>
@@ -5606,11 +5596,11 @@
       <w:spacing w:before="80" w:after="40"/>
     </w:pPr>
     <w:rPr>
-      <w:rFonts w:ascii="Aptos" w:hAnsi="Aptos" w:eastAsia="Aptos" w:cs="Aptos"/>
+      <w:rFonts w:ascii="Aptos" w:eastAsia="Aptos" w:hAnsi="Aptos" w:cs="Aptos"/>
       <w:color w:val="0F4761"/>
     </w:rPr>
   </w:style>
-  <w:style w:type="paragraph" w:styleId="heading65" w:customStyle="1">
+  <w:style w:type="paragraph" w:customStyle="1" w:styleId="heading65">
     <w:name w:val="heading 65"/>
     <w:basedOn w:val="Normal5"/>
     <w:next w:val="Normal5"/>
@@ -5620,12 +5610,12 @@
       <w:spacing w:before="40"/>
     </w:pPr>
     <w:rPr>
-      <w:rFonts w:ascii="Aptos" w:hAnsi="Aptos" w:eastAsia="Aptos" w:cs="Aptos"/>
+      <w:rFonts w:ascii="Aptos" w:eastAsia="Aptos" w:hAnsi="Aptos" w:cs="Aptos"/>
       <w:i/>
       <w:color w:val="595959"/>
     </w:rPr>
   </w:style>
-  <w:style w:type="paragraph" w:styleId="Title5" w:customStyle="1">
+  <w:style w:type="paragraph" w:customStyle="1" w:styleId="Title5">
     <w:name w:val="Title5"/>
     <w:basedOn w:val="Normal5"/>
     <w:next w:val="Normal5"/>
@@ -5633,15 +5623,15 @@
       <w:spacing w:after="80"/>
     </w:pPr>
     <w:rPr>
-      <w:rFonts w:ascii="Play" w:hAnsi="Play" w:eastAsia="Play" w:cs="Play"/>
+      <w:rFonts w:ascii="Play" w:eastAsia="Play" w:hAnsi="Play" w:cs="Play"/>
       <w:sz w:val="56"/>
       <w:szCs w:val="56"/>
     </w:rPr>
   </w:style>
-  <w:style w:type="paragraph" w:styleId="Normal6" w:customStyle="1">
+  <w:style w:type="paragraph" w:customStyle="1" w:styleId="Normal6">
     <w:name w:val="Normal6"/>
   </w:style>
-  <w:style w:type="table" w:styleId="NormalTable6" w:customStyle="1">
+  <w:style w:type="table" w:customStyle="1" w:styleId="NormalTable6">
     <w:name w:val="Normal Table6"/>
     <w:tblPr>
       <w:tblCellMar>
@@ -5652,7 +5642,7 @@
       </w:tblCellMar>
     </w:tblPr>
   </w:style>
-  <w:style w:type="paragraph" w:styleId="heading16" w:customStyle="1">
+  <w:style w:type="paragraph" w:customStyle="1" w:styleId="heading16">
     <w:name w:val="heading 16"/>
     <w:basedOn w:val="Normal6"/>
     <w:next w:val="Normal6"/>
@@ -5662,13 +5652,13 @@
       <w:spacing w:before="360" w:after="80"/>
     </w:pPr>
     <w:rPr>
-      <w:rFonts w:ascii="Play" w:hAnsi="Play" w:eastAsia="Play" w:cs="Play"/>
+      <w:rFonts w:ascii="Play" w:eastAsia="Play" w:hAnsi="Play" w:cs="Play"/>
       <w:color w:val="0F4761"/>
       <w:sz w:val="40"/>
       <w:szCs w:val="40"/>
     </w:rPr>
   </w:style>
-  <w:style w:type="paragraph" w:styleId="heading26" w:customStyle="1">
+  <w:style w:type="paragraph" w:customStyle="1" w:styleId="heading26">
     <w:name w:val="heading 26"/>
     <w:basedOn w:val="Normal6"/>
     <w:next w:val="Normal6"/>
@@ -5678,13 +5668,13 @@
       <w:spacing w:before="160" w:after="80"/>
     </w:pPr>
     <w:rPr>
-      <w:rFonts w:ascii="Play" w:hAnsi="Play" w:eastAsia="Play" w:cs="Play"/>
+      <w:rFonts w:ascii="Play" w:eastAsia="Play" w:hAnsi="Play" w:cs="Play"/>
       <w:color w:val="0F4761"/>
       <w:sz w:val="32"/>
       <w:szCs w:val="32"/>
     </w:rPr>
   </w:style>
-  <w:style w:type="paragraph" w:styleId="heading36" w:customStyle="1">
+  <w:style w:type="paragraph" w:customStyle="1" w:styleId="heading36">
     <w:name w:val="heading 36"/>
     <w:basedOn w:val="Normal6"/>
     <w:next w:val="Normal6"/>
@@ -5694,13 +5684,13 @@
       <w:spacing w:before="160" w:after="80"/>
     </w:pPr>
     <w:rPr>
-      <w:rFonts w:ascii="Aptos" w:hAnsi="Aptos" w:eastAsia="Aptos" w:cs="Aptos"/>
+      <w:rFonts w:ascii="Aptos" w:eastAsia="Aptos" w:hAnsi="Aptos" w:cs="Aptos"/>
       <w:color w:val="0F4761"/>
       <w:sz w:val="28"/>
       <w:szCs w:val="28"/>
     </w:rPr>
   </w:style>
-  <w:style w:type="paragraph" w:styleId="heading46" w:customStyle="1">
+  <w:style w:type="paragraph" w:customStyle="1" w:styleId="heading46">
     <w:name w:val="heading 46"/>
     <w:basedOn w:val="Normal6"/>
     <w:next w:val="Normal6"/>
@@ -5710,12 +5700,12 @@
       <w:spacing w:before="80" w:after="40"/>
     </w:pPr>
     <w:rPr>
-      <w:rFonts w:ascii="Aptos" w:hAnsi="Aptos" w:eastAsia="Aptos" w:cs="Aptos"/>
+      <w:rFonts w:ascii="Aptos" w:eastAsia="Aptos" w:hAnsi="Aptos" w:cs="Aptos"/>
       <w:i/>
       <w:color w:val="0F4761"/>
     </w:rPr>
   </w:style>
-  <w:style w:type="paragraph" w:styleId="heading56" w:customStyle="1">
+  <w:style w:type="paragraph" w:customStyle="1" w:styleId="heading56">
     <w:name w:val="heading 56"/>
     <w:basedOn w:val="Normal6"/>
     <w:next w:val="Normal6"/>
@@ -5725,11 +5715,11 @@
       <w:spacing w:before="80" w:after="40"/>
     </w:pPr>
     <w:rPr>
-      <w:rFonts w:ascii="Aptos" w:hAnsi="Aptos" w:eastAsia="Aptos" w:cs="Aptos"/>
+      <w:rFonts w:ascii="Aptos" w:eastAsia="Aptos" w:hAnsi="Aptos" w:cs="Aptos"/>
       <w:color w:val="0F4761"/>
     </w:rPr>
   </w:style>
-  <w:style w:type="paragraph" w:styleId="heading66" w:customStyle="1">
+  <w:style w:type="paragraph" w:customStyle="1" w:styleId="heading66">
     <w:name w:val="heading 66"/>
     <w:basedOn w:val="Normal6"/>
     <w:next w:val="Normal6"/>
@@ -5739,12 +5729,12 @@
       <w:spacing w:before="40"/>
     </w:pPr>
     <w:rPr>
-      <w:rFonts w:ascii="Aptos" w:hAnsi="Aptos" w:eastAsia="Aptos" w:cs="Aptos"/>
+      <w:rFonts w:ascii="Aptos" w:eastAsia="Aptos" w:hAnsi="Aptos" w:cs="Aptos"/>
       <w:i/>
       <w:color w:val="595959"/>
     </w:rPr>
   </w:style>
-  <w:style w:type="paragraph" w:styleId="Title6" w:customStyle="1">
+  <w:style w:type="paragraph" w:customStyle="1" w:styleId="Title6">
     <w:name w:val="Title6"/>
     <w:basedOn w:val="Normal6"/>
     <w:next w:val="Normal6"/>
@@ -5752,17 +5742,17 @@
       <w:spacing w:after="80"/>
     </w:pPr>
     <w:rPr>
-      <w:rFonts w:ascii="Play" w:hAnsi="Play" w:eastAsia="Play" w:cs="Play"/>
+      <w:rFonts w:ascii="Play" w:eastAsia="Play" w:hAnsi="Play" w:cs="Play"/>
       <w:sz w:val="56"/>
       <w:szCs w:val="56"/>
     </w:rPr>
   </w:style>
-  <w:style w:type="paragraph" w:styleId="Normal7" w:customStyle="1">
+  <w:style w:type="paragraph" w:customStyle="1" w:styleId="Normal7">
     <w:name w:val="Normal7"/>
     <w:qFormat/>
     <w:rsid w:val="04B624AE"/>
   </w:style>
-  <w:style w:type="paragraph" w:styleId="heading17" w:customStyle="1">
+  <w:style w:type="paragraph" w:customStyle="1" w:styleId="heading17">
     <w:name w:val="heading 17"/>
     <w:basedOn w:val="Normal7"/>
     <w:next w:val="Normal7"/>
@@ -5776,13 +5766,13 @@
       <w:outlineLvl w:val="0"/>
     </w:pPr>
     <w:rPr>
-      <w:rFonts w:ascii="Play" w:hAnsi="Play" w:eastAsia="Play" w:cs="Play"/>
+      <w:rFonts w:ascii="Play" w:eastAsia="Play" w:hAnsi="Play" w:cs="Play"/>
       <w:color w:val="0F4761" w:themeColor="accent1" w:themeShade="BF"/>
       <w:sz w:val="40"/>
       <w:szCs w:val="40"/>
     </w:rPr>
   </w:style>
-  <w:style w:type="paragraph" w:styleId="heading27" w:customStyle="1">
+  <w:style w:type="paragraph" w:customStyle="1" w:styleId="heading27">
     <w:name w:val="heading 27"/>
     <w:basedOn w:val="Normal7"/>
     <w:next w:val="Normal7"/>
@@ -5798,13 +5788,13 @@
       <w:outlineLvl w:val="1"/>
     </w:pPr>
     <w:rPr>
-      <w:rFonts w:ascii="Play" w:hAnsi="Play" w:eastAsia="Play" w:cs="Play"/>
+      <w:rFonts w:ascii="Play" w:eastAsia="Play" w:hAnsi="Play" w:cs="Play"/>
       <w:color w:val="0F4761" w:themeColor="accent1" w:themeShade="BF"/>
       <w:sz w:val="32"/>
       <w:szCs w:val="32"/>
     </w:rPr>
   </w:style>
-  <w:style w:type="paragraph" w:styleId="heading37" w:customStyle="1">
+  <w:style w:type="paragraph" w:customStyle="1" w:styleId="heading37">
     <w:name w:val="heading 37"/>
     <w:basedOn w:val="Normal7"/>
     <w:next w:val="Normal7"/>
@@ -5820,13 +5810,13 @@
       <w:outlineLvl w:val="2"/>
     </w:pPr>
     <w:rPr>
-      <w:rFonts w:ascii="Aptos" w:hAnsi="Aptos" w:eastAsia="Aptos" w:cs="Aptos"/>
+      <w:rFonts w:ascii="Aptos" w:eastAsia="Aptos" w:hAnsi="Aptos" w:cs="Aptos"/>
       <w:color w:val="0F4761" w:themeColor="accent1" w:themeShade="BF"/>
       <w:sz w:val="28"/>
       <w:szCs w:val="28"/>
     </w:rPr>
   </w:style>
-  <w:style w:type="paragraph" w:styleId="heading47" w:customStyle="1">
+  <w:style w:type="paragraph" w:customStyle="1" w:styleId="heading47">
     <w:name w:val="heading 47"/>
     <w:basedOn w:val="Normal7"/>
     <w:next w:val="Normal7"/>
@@ -5842,13 +5832,13 @@
       <w:outlineLvl w:val="3"/>
     </w:pPr>
     <w:rPr>
-      <w:rFonts w:ascii="Aptos" w:hAnsi="Aptos" w:eastAsia="Aptos" w:cs="Aptos"/>
+      <w:rFonts w:ascii="Aptos" w:eastAsia="Aptos" w:hAnsi="Aptos" w:cs="Aptos"/>
       <w:i/>
       <w:iCs/>
       <w:color w:val="0F4761" w:themeColor="accent1" w:themeShade="BF"/>
     </w:rPr>
   </w:style>
-  <w:style w:type="paragraph" w:styleId="heading57" w:customStyle="1">
+  <w:style w:type="paragraph" w:customStyle="1" w:styleId="heading57">
     <w:name w:val="heading 57"/>
     <w:basedOn w:val="Normal7"/>
     <w:next w:val="Normal7"/>
@@ -5864,11 +5854,11 @@
       <w:outlineLvl w:val="4"/>
     </w:pPr>
     <w:rPr>
-      <w:rFonts w:ascii="Aptos" w:hAnsi="Aptos" w:eastAsia="Aptos" w:cs="Aptos"/>
+      <w:rFonts w:ascii="Aptos" w:eastAsia="Aptos" w:hAnsi="Aptos" w:cs="Aptos"/>
       <w:color w:val="0F4761" w:themeColor="accent1" w:themeShade="BF"/>
     </w:rPr>
   </w:style>
-  <w:style w:type="paragraph" w:styleId="heading67" w:customStyle="1">
+  <w:style w:type="paragraph" w:customStyle="1" w:styleId="heading67">
     <w:name w:val="heading 67"/>
     <w:basedOn w:val="Normal7"/>
     <w:next w:val="Normal7"/>
@@ -5884,13 +5874,13 @@
       <w:outlineLvl w:val="5"/>
     </w:pPr>
     <w:rPr>
-      <w:rFonts w:ascii="Aptos" w:hAnsi="Aptos" w:eastAsia="Aptos" w:cs="Aptos"/>
+      <w:rFonts w:ascii="Aptos" w:eastAsia="Aptos" w:hAnsi="Aptos" w:cs="Aptos"/>
       <w:i/>
       <w:iCs/>
       <w:color w:val="595959" w:themeColor="text1" w:themeTint="A6"/>
     </w:rPr>
   </w:style>
-  <w:style w:type="table" w:styleId="NormalTable7" w:customStyle="1">
+  <w:style w:type="table" w:customStyle="1" w:styleId="NormalTable7">
     <w:name w:val="Normal Table7"/>
     <w:uiPriority w:val="99"/>
     <w:semiHidden/>
@@ -5905,7 +5895,7 @@
       </w:tblCellMar>
     </w:tblPr>
   </w:style>
-  <w:style w:type="paragraph" w:styleId="Title7" w:customStyle="1">
+  <w:style w:type="paragraph" w:customStyle="1" w:styleId="Title7">
     <w:name w:val="Title7"/>
     <w:basedOn w:val="Normal7"/>
     <w:next w:val="Normal7"/>
@@ -5916,15 +5906,15 @@
       <w:spacing w:after="80"/>
     </w:pPr>
     <w:rPr>
-      <w:rFonts w:ascii="Play" w:hAnsi="Play" w:eastAsia="Play" w:cs="Play"/>
+      <w:rFonts w:ascii="Play" w:eastAsia="Play" w:hAnsi="Play" w:cs="Play"/>
       <w:sz w:val="56"/>
       <w:szCs w:val="56"/>
     </w:rPr>
   </w:style>
-  <w:style w:type="paragraph" w:styleId="Normal00" w:customStyle="1">
+  <w:style w:type="paragraph" w:customStyle="1" w:styleId="Normal00">
     <w:name w:val="Normal00"/>
   </w:style>
-  <w:style w:type="table" w:styleId="NormalTable00" w:customStyle="1">
+  <w:style w:type="table" w:customStyle="1" w:styleId="NormalTable00">
     <w:name w:val="Normal Table00"/>
     <w:tblPr>
       <w:tblCellMar>
@@ -5935,7 +5925,7 @@
       </w:tblCellMar>
     </w:tblPr>
   </w:style>
-  <w:style w:type="paragraph" w:styleId="heading100" w:customStyle="1">
+  <w:style w:type="paragraph" w:customStyle="1" w:styleId="heading100">
     <w:name w:val="heading 100"/>
     <w:basedOn w:val="Normal00"/>
     <w:next w:val="Normal00"/>
@@ -5945,13 +5935,13 @@
       <w:spacing w:before="360" w:after="80"/>
     </w:pPr>
     <w:rPr>
-      <w:rFonts w:ascii="Play" w:hAnsi="Play" w:eastAsia="Play" w:cs="Play"/>
+      <w:rFonts w:ascii="Play" w:eastAsia="Play" w:hAnsi="Play" w:cs="Play"/>
       <w:color w:val="0F4761"/>
       <w:sz w:val="40"/>
       <w:szCs w:val="40"/>
     </w:rPr>
   </w:style>
-  <w:style w:type="paragraph" w:styleId="heading200" w:customStyle="1">
+  <w:style w:type="paragraph" w:customStyle="1" w:styleId="heading200">
     <w:name w:val="heading 200"/>
     <w:basedOn w:val="Normal00"/>
     <w:next w:val="Normal00"/>
@@ -5961,13 +5951,13 @@
       <w:spacing w:before="160" w:after="80"/>
     </w:pPr>
     <w:rPr>
-      <w:rFonts w:ascii="Play" w:hAnsi="Play" w:eastAsia="Play" w:cs="Play"/>
+      <w:rFonts w:ascii="Play" w:eastAsia="Play" w:hAnsi="Play" w:cs="Play"/>
       <w:color w:val="0F4761"/>
       <w:sz w:val="32"/>
       <w:szCs w:val="32"/>
     </w:rPr>
   </w:style>
-  <w:style w:type="paragraph" w:styleId="heading300" w:customStyle="1">
+  <w:style w:type="paragraph" w:customStyle="1" w:styleId="heading300">
     <w:name w:val="heading 300"/>
     <w:basedOn w:val="Normal00"/>
     <w:next w:val="Normal00"/>
@@ -5977,13 +5967,13 @@
       <w:spacing w:before="160" w:after="80"/>
     </w:pPr>
     <w:rPr>
-      <w:rFonts w:ascii="Aptos" w:hAnsi="Aptos" w:eastAsia="Aptos" w:cs="Aptos"/>
+      <w:rFonts w:ascii="Aptos" w:eastAsia="Aptos" w:hAnsi="Aptos" w:cs="Aptos"/>
       <w:color w:val="0F4761"/>
       <w:sz w:val="28"/>
       <w:szCs w:val="28"/>
     </w:rPr>
   </w:style>
-  <w:style w:type="paragraph" w:styleId="heading400" w:customStyle="1">
+  <w:style w:type="paragraph" w:customStyle="1" w:styleId="heading400">
     <w:name w:val="heading 400"/>
     <w:basedOn w:val="Normal00"/>
     <w:next w:val="Normal00"/>
@@ -5993,12 +5983,12 @@
       <w:spacing w:before="80" w:after="40"/>
     </w:pPr>
     <w:rPr>
-      <w:rFonts w:ascii="Aptos" w:hAnsi="Aptos" w:eastAsia="Aptos" w:cs="Aptos"/>
+      <w:rFonts w:ascii="Aptos" w:eastAsia="Aptos" w:hAnsi="Aptos" w:cs="Aptos"/>
       <w:i/>
       <w:color w:val="0F4761"/>
     </w:rPr>
   </w:style>
-  <w:style w:type="paragraph" w:styleId="heading500" w:customStyle="1">
+  <w:style w:type="paragraph" w:customStyle="1" w:styleId="heading500">
     <w:name w:val="heading 500"/>
     <w:basedOn w:val="Normal00"/>
     <w:next w:val="Normal00"/>
@@ -6008,11 +5998,11 @@
       <w:spacing w:before="80" w:after="40"/>
     </w:pPr>
     <w:rPr>
-      <w:rFonts w:ascii="Aptos" w:hAnsi="Aptos" w:eastAsia="Aptos" w:cs="Aptos"/>
+      <w:rFonts w:ascii="Aptos" w:eastAsia="Aptos" w:hAnsi="Aptos" w:cs="Aptos"/>
       <w:color w:val="0F4761"/>
     </w:rPr>
   </w:style>
-  <w:style w:type="paragraph" w:styleId="heading600" w:customStyle="1">
+  <w:style w:type="paragraph" w:customStyle="1" w:styleId="heading600">
     <w:name w:val="heading 600"/>
     <w:basedOn w:val="Normal00"/>
     <w:next w:val="Normal00"/>
@@ -6022,12 +6012,12 @@
       <w:spacing w:before="40"/>
     </w:pPr>
     <w:rPr>
-      <w:rFonts w:ascii="Aptos" w:hAnsi="Aptos" w:eastAsia="Aptos" w:cs="Aptos"/>
+      <w:rFonts w:ascii="Aptos" w:eastAsia="Aptos" w:hAnsi="Aptos" w:cs="Aptos"/>
       <w:i/>
       <w:color w:val="595959"/>
     </w:rPr>
   </w:style>
-  <w:style w:type="paragraph" w:styleId="Title00" w:customStyle="1">
+  <w:style w:type="paragraph" w:customStyle="1" w:styleId="Title00">
     <w:name w:val="Title00"/>
     <w:basedOn w:val="Normal00"/>
     <w:next w:val="Normal00"/>
@@ -6035,15 +6025,15 @@
       <w:spacing w:after="80"/>
     </w:pPr>
     <w:rPr>
-      <w:rFonts w:ascii="Play" w:hAnsi="Play" w:eastAsia="Play" w:cs="Play"/>
+      <w:rFonts w:ascii="Play" w:eastAsia="Play" w:hAnsi="Play" w:cs="Play"/>
       <w:sz w:val="56"/>
       <w:szCs w:val="56"/>
     </w:rPr>
   </w:style>
-  <w:style w:type="paragraph" w:styleId="Normal10" w:customStyle="1">
+  <w:style w:type="paragraph" w:customStyle="1" w:styleId="Normal10">
     <w:name w:val="Normal10"/>
   </w:style>
-  <w:style w:type="table" w:styleId="NormalTable10" w:customStyle="1">
+  <w:style w:type="table" w:customStyle="1" w:styleId="NormalTable10">
     <w:name w:val="Normal Table10"/>
     <w:tblPr>
       <w:tblCellMar>
@@ -6054,7 +6044,7 @@
       </w:tblCellMar>
     </w:tblPr>
   </w:style>
-  <w:style w:type="paragraph" w:styleId="heading110" w:customStyle="1">
+  <w:style w:type="paragraph" w:customStyle="1" w:styleId="heading110">
     <w:name w:val="heading 110"/>
     <w:basedOn w:val="Normal10"/>
     <w:next w:val="Normal10"/>
@@ -6064,13 +6054,13 @@
       <w:spacing w:before="360" w:after="80"/>
     </w:pPr>
     <w:rPr>
-      <w:rFonts w:ascii="Play" w:hAnsi="Play" w:eastAsia="Play" w:cs="Play"/>
+      <w:rFonts w:ascii="Play" w:eastAsia="Play" w:hAnsi="Play" w:cs="Play"/>
       <w:color w:val="0F4761"/>
       <w:sz w:val="40"/>
       <w:szCs w:val="40"/>
     </w:rPr>
   </w:style>
-  <w:style w:type="paragraph" w:styleId="heading210" w:customStyle="1">
+  <w:style w:type="paragraph" w:customStyle="1" w:styleId="heading210">
     <w:name w:val="heading 210"/>
     <w:basedOn w:val="Normal10"/>
     <w:next w:val="Normal10"/>
@@ -6080,13 +6070,13 @@
       <w:spacing w:before="160" w:after="80"/>
     </w:pPr>
     <w:rPr>
-      <w:rFonts w:ascii="Play" w:hAnsi="Play" w:eastAsia="Play" w:cs="Play"/>
+      <w:rFonts w:ascii="Play" w:eastAsia="Play" w:hAnsi="Play" w:cs="Play"/>
       <w:color w:val="0F4761"/>
       <w:sz w:val="32"/>
       <w:szCs w:val="32"/>
     </w:rPr>
   </w:style>
-  <w:style w:type="paragraph" w:styleId="heading310" w:customStyle="1">
+  <w:style w:type="paragraph" w:customStyle="1" w:styleId="heading310">
     <w:name w:val="heading 310"/>
     <w:basedOn w:val="Normal10"/>
     <w:next w:val="Normal10"/>
@@ -6096,13 +6086,13 @@
       <w:spacing w:before="160" w:after="80"/>
     </w:pPr>
     <w:rPr>
-      <w:rFonts w:ascii="Aptos" w:hAnsi="Aptos" w:eastAsia="Aptos" w:cs="Aptos"/>
+      <w:rFonts w:ascii="Aptos" w:eastAsia="Aptos" w:hAnsi="Aptos" w:cs="Aptos"/>
       <w:color w:val="0F4761"/>
       <w:sz w:val="28"/>
       <w:szCs w:val="28"/>
     </w:rPr>
   </w:style>
-  <w:style w:type="paragraph" w:styleId="heading410" w:customStyle="1">
+  <w:style w:type="paragraph" w:customStyle="1" w:styleId="heading410">
     <w:name w:val="heading 410"/>
     <w:basedOn w:val="Normal10"/>
     <w:next w:val="Normal10"/>
@@ -6112,12 +6102,12 @@
       <w:spacing w:before="80" w:after="40"/>
     </w:pPr>
     <w:rPr>
-      <w:rFonts w:ascii="Aptos" w:hAnsi="Aptos" w:eastAsia="Aptos" w:cs="Aptos"/>
+      <w:rFonts w:ascii="Aptos" w:eastAsia="Aptos" w:hAnsi="Aptos" w:cs="Aptos"/>
       <w:i/>
       <w:color w:val="0F4761"/>
     </w:rPr>
   </w:style>
-  <w:style w:type="paragraph" w:styleId="heading510" w:customStyle="1">
+  <w:style w:type="paragraph" w:customStyle="1" w:styleId="heading510">
     <w:name w:val="heading 510"/>
     <w:basedOn w:val="Normal10"/>
     <w:next w:val="Normal10"/>
@@ -6127,11 +6117,11 @@
       <w:spacing w:before="80" w:after="40"/>
     </w:pPr>
     <w:rPr>
-      <w:rFonts w:ascii="Aptos" w:hAnsi="Aptos" w:eastAsia="Aptos" w:cs="Aptos"/>
+      <w:rFonts w:ascii="Aptos" w:eastAsia="Aptos" w:hAnsi="Aptos" w:cs="Aptos"/>
       <w:color w:val="0F4761"/>
     </w:rPr>
   </w:style>
-  <w:style w:type="paragraph" w:styleId="heading610" w:customStyle="1">
+  <w:style w:type="paragraph" w:customStyle="1" w:styleId="heading610">
     <w:name w:val="heading 610"/>
     <w:basedOn w:val="Normal10"/>
     <w:next w:val="Normal10"/>
@@ -6141,12 +6131,12 @@
       <w:spacing w:before="40"/>
     </w:pPr>
     <w:rPr>
-      <w:rFonts w:ascii="Aptos" w:hAnsi="Aptos" w:eastAsia="Aptos" w:cs="Aptos"/>
+      <w:rFonts w:ascii="Aptos" w:eastAsia="Aptos" w:hAnsi="Aptos" w:cs="Aptos"/>
       <w:i/>
       <w:color w:val="595959"/>
     </w:rPr>
   </w:style>
-  <w:style w:type="paragraph" w:styleId="Title10" w:customStyle="1">
+  <w:style w:type="paragraph" w:customStyle="1" w:styleId="Title10">
     <w:name w:val="Title10"/>
     <w:basedOn w:val="Normal10"/>
     <w:next w:val="Normal10"/>
@@ -6154,15 +6144,15 @@
       <w:spacing w:after="80"/>
     </w:pPr>
     <w:rPr>
-      <w:rFonts w:ascii="Play" w:hAnsi="Play" w:eastAsia="Play" w:cs="Play"/>
+      <w:rFonts w:ascii="Play" w:eastAsia="Play" w:hAnsi="Play" w:cs="Play"/>
       <w:sz w:val="56"/>
       <w:szCs w:val="56"/>
     </w:rPr>
   </w:style>
-  <w:style w:type="paragraph" w:styleId="Normal20" w:customStyle="1">
+  <w:style w:type="paragraph" w:customStyle="1" w:styleId="Normal20">
     <w:name w:val="Normal20"/>
   </w:style>
-  <w:style w:type="table" w:styleId="NormalTable20" w:customStyle="1">
+  <w:style w:type="table" w:customStyle="1" w:styleId="NormalTable20">
     <w:name w:val="Normal Table20"/>
     <w:tblPr>
       <w:tblCellMar>
@@ -6173,7 +6163,7 @@
       </w:tblCellMar>
     </w:tblPr>
   </w:style>
-  <w:style w:type="paragraph" w:styleId="heading120" w:customStyle="1">
+  <w:style w:type="paragraph" w:customStyle="1" w:styleId="heading120">
     <w:name w:val="heading 120"/>
     <w:basedOn w:val="Normal20"/>
     <w:next w:val="Normal20"/>
@@ -6183,13 +6173,13 @@
       <w:spacing w:before="360" w:after="80"/>
     </w:pPr>
     <w:rPr>
-      <w:rFonts w:ascii="Play" w:hAnsi="Play" w:eastAsia="Play" w:cs="Play"/>
+      <w:rFonts w:ascii="Play" w:eastAsia="Play" w:hAnsi="Play" w:cs="Play"/>
       <w:color w:val="0F4761"/>
       <w:sz w:val="40"/>
       <w:szCs w:val="40"/>
     </w:rPr>
   </w:style>
-  <w:style w:type="paragraph" w:styleId="heading220" w:customStyle="1">
+  <w:style w:type="paragraph" w:customStyle="1" w:styleId="heading220">
     <w:name w:val="heading 220"/>
     <w:basedOn w:val="Normal20"/>
     <w:next w:val="Normal20"/>
@@ -6199,13 +6189,13 @@
       <w:spacing w:before="160" w:after="80"/>
     </w:pPr>
     <w:rPr>
-      <w:rFonts w:ascii="Play" w:hAnsi="Play" w:eastAsia="Play" w:cs="Play"/>
+      <w:rFonts w:ascii="Play" w:eastAsia="Play" w:hAnsi="Play" w:cs="Play"/>
       <w:color w:val="0F4761"/>
       <w:sz w:val="32"/>
       <w:szCs w:val="32"/>
     </w:rPr>
   </w:style>
-  <w:style w:type="paragraph" w:styleId="heading320" w:customStyle="1">
+  <w:style w:type="paragraph" w:customStyle="1" w:styleId="heading320">
     <w:name w:val="heading 320"/>
     <w:basedOn w:val="Normal20"/>
     <w:next w:val="Normal20"/>
@@ -6215,13 +6205,13 @@
       <w:spacing w:before="160" w:after="80"/>
     </w:pPr>
     <w:rPr>
-      <w:rFonts w:ascii="Aptos" w:hAnsi="Aptos" w:eastAsia="Aptos" w:cs="Aptos"/>
+      <w:rFonts w:ascii="Aptos" w:eastAsia="Aptos" w:hAnsi="Aptos" w:cs="Aptos"/>
       <w:color w:val="0F4761"/>
       <w:sz w:val="28"/>
       <w:szCs w:val="28"/>
     </w:rPr>
   </w:style>
-  <w:style w:type="paragraph" w:styleId="heading420" w:customStyle="1">
+  <w:style w:type="paragraph" w:customStyle="1" w:styleId="heading420">
     <w:name w:val="heading 420"/>
     <w:basedOn w:val="Normal20"/>
     <w:next w:val="Normal20"/>
@@ -6231,12 +6221,12 @@
       <w:spacing w:before="80" w:after="40"/>
     </w:pPr>
     <w:rPr>
-      <w:rFonts w:ascii="Aptos" w:hAnsi="Aptos" w:eastAsia="Aptos" w:cs="Aptos"/>
+      <w:rFonts w:ascii="Aptos" w:eastAsia="Aptos" w:hAnsi="Aptos" w:cs="Aptos"/>
       <w:i/>
       <w:color w:val="0F4761"/>
     </w:rPr>
   </w:style>
-  <w:style w:type="paragraph" w:styleId="heading520" w:customStyle="1">
+  <w:style w:type="paragraph" w:customStyle="1" w:styleId="heading520">
     <w:name w:val="heading 520"/>
     <w:basedOn w:val="Normal20"/>
     <w:next w:val="Normal20"/>
@@ -6246,11 +6236,11 @@
       <w:spacing w:before="80" w:after="40"/>
     </w:pPr>
     <w:rPr>
-      <w:rFonts w:ascii="Aptos" w:hAnsi="Aptos" w:eastAsia="Aptos" w:cs="Aptos"/>
+      <w:rFonts w:ascii="Aptos" w:eastAsia="Aptos" w:hAnsi="Aptos" w:cs="Aptos"/>
       <w:color w:val="0F4761"/>
     </w:rPr>
   </w:style>
-  <w:style w:type="paragraph" w:styleId="heading620" w:customStyle="1">
+  <w:style w:type="paragraph" w:customStyle="1" w:styleId="heading620">
     <w:name w:val="heading 620"/>
     <w:basedOn w:val="Normal20"/>
     <w:next w:val="Normal20"/>
@@ -6260,12 +6250,12 @@
       <w:spacing w:before="40"/>
     </w:pPr>
     <w:rPr>
-      <w:rFonts w:ascii="Aptos" w:hAnsi="Aptos" w:eastAsia="Aptos" w:cs="Aptos"/>
+      <w:rFonts w:ascii="Aptos" w:eastAsia="Aptos" w:hAnsi="Aptos" w:cs="Aptos"/>
       <w:i/>
       <w:color w:val="595959"/>
     </w:rPr>
   </w:style>
-  <w:style w:type="paragraph" w:styleId="Title20" w:customStyle="1">
+  <w:style w:type="paragraph" w:customStyle="1" w:styleId="Title20">
     <w:name w:val="Title20"/>
     <w:basedOn w:val="Normal20"/>
     <w:next w:val="Normal20"/>
@@ -6273,15 +6263,15 @@
       <w:spacing w:after="80"/>
     </w:pPr>
     <w:rPr>
-      <w:rFonts w:ascii="Play" w:hAnsi="Play" w:eastAsia="Play" w:cs="Play"/>
+      <w:rFonts w:ascii="Play" w:eastAsia="Play" w:hAnsi="Play" w:cs="Play"/>
       <w:sz w:val="56"/>
       <w:szCs w:val="56"/>
     </w:rPr>
   </w:style>
-  <w:style w:type="paragraph" w:styleId="Normal30" w:customStyle="1">
+  <w:style w:type="paragraph" w:customStyle="1" w:styleId="Normal30">
     <w:name w:val="Normal30"/>
   </w:style>
-  <w:style w:type="table" w:styleId="NormalTable30" w:customStyle="1">
+  <w:style w:type="table" w:customStyle="1" w:styleId="NormalTable30">
     <w:name w:val="Normal Table30"/>
     <w:tblPr>
       <w:tblCellMar>
@@ -6292,7 +6282,7 @@
       </w:tblCellMar>
     </w:tblPr>
   </w:style>
-  <w:style w:type="paragraph" w:styleId="heading130" w:customStyle="1">
+  <w:style w:type="paragraph" w:customStyle="1" w:styleId="heading130">
     <w:name w:val="heading 130"/>
     <w:basedOn w:val="Normal30"/>
     <w:next w:val="Normal30"/>
@@ -6302,13 +6292,13 @@
       <w:spacing w:before="360" w:after="80"/>
     </w:pPr>
     <w:rPr>
-      <w:rFonts w:ascii="Play" w:hAnsi="Play" w:eastAsia="Play" w:cs="Play"/>
+      <w:rFonts w:ascii="Play" w:eastAsia="Play" w:hAnsi="Play" w:cs="Play"/>
       <w:color w:val="0F4761"/>
       <w:sz w:val="40"/>
       <w:szCs w:val="40"/>
     </w:rPr>
   </w:style>
-  <w:style w:type="paragraph" w:styleId="heading230" w:customStyle="1">
+  <w:style w:type="paragraph" w:customStyle="1" w:styleId="heading230">
     <w:name w:val="heading 230"/>
     <w:basedOn w:val="Normal30"/>
     <w:next w:val="Normal30"/>
@@ -6318,13 +6308,13 @@
       <w:spacing w:before="160" w:after="80"/>
     </w:pPr>
     <w:rPr>
-      <w:rFonts w:ascii="Play" w:hAnsi="Play" w:eastAsia="Play" w:cs="Play"/>
+      <w:rFonts w:ascii="Play" w:eastAsia="Play" w:hAnsi="Play" w:cs="Play"/>
       <w:color w:val="0F4761"/>
       <w:sz w:val="32"/>
       <w:szCs w:val="32"/>
     </w:rPr>
   </w:style>
-  <w:style w:type="paragraph" w:styleId="heading330" w:customStyle="1">
+  <w:style w:type="paragraph" w:customStyle="1" w:styleId="heading330">
     <w:name w:val="heading 330"/>
     <w:basedOn w:val="Normal30"/>
     <w:next w:val="Normal30"/>
@@ -6334,13 +6324,13 @@
       <w:spacing w:before="160" w:after="80"/>
     </w:pPr>
     <w:rPr>
-      <w:rFonts w:ascii="Aptos" w:hAnsi="Aptos" w:eastAsia="Aptos" w:cs="Aptos"/>
+      <w:rFonts w:ascii="Aptos" w:eastAsia="Aptos" w:hAnsi="Aptos" w:cs="Aptos"/>
       <w:color w:val="0F4761"/>
       <w:sz w:val="28"/>
       <w:szCs w:val="28"/>
     </w:rPr>
   </w:style>
-  <w:style w:type="paragraph" w:styleId="heading430" w:customStyle="1">
+  <w:style w:type="paragraph" w:customStyle="1" w:styleId="heading430">
     <w:name w:val="heading 430"/>
     <w:basedOn w:val="Normal30"/>
     <w:next w:val="Normal30"/>
@@ -6350,12 +6340,12 @@
       <w:spacing w:before="80" w:after="40"/>
     </w:pPr>
     <w:rPr>
-      <w:rFonts w:ascii="Aptos" w:hAnsi="Aptos" w:eastAsia="Aptos" w:cs="Aptos"/>
+      <w:rFonts w:ascii="Aptos" w:eastAsia="Aptos" w:hAnsi="Aptos" w:cs="Aptos"/>
       <w:i/>
       <w:color w:val="0F4761"/>
     </w:rPr>
   </w:style>
-  <w:style w:type="paragraph" w:styleId="heading530" w:customStyle="1">
+  <w:style w:type="paragraph" w:customStyle="1" w:styleId="heading530">
     <w:name w:val="heading 530"/>
     <w:basedOn w:val="Normal30"/>
     <w:next w:val="Normal30"/>
@@ -6365,11 +6355,11 @@
       <w:spacing w:before="80" w:after="40"/>
     </w:pPr>
     <w:rPr>
-      <w:rFonts w:ascii="Aptos" w:hAnsi="Aptos" w:eastAsia="Aptos" w:cs="Aptos"/>
+      <w:rFonts w:ascii="Aptos" w:eastAsia="Aptos" w:hAnsi="Aptos" w:cs="Aptos"/>
       <w:color w:val="0F4761"/>
     </w:rPr>
   </w:style>
-  <w:style w:type="paragraph" w:styleId="heading630" w:customStyle="1">
+  <w:style w:type="paragraph" w:customStyle="1" w:styleId="heading630">
     <w:name w:val="heading 630"/>
     <w:basedOn w:val="Normal30"/>
     <w:next w:val="Normal30"/>
@@ -6379,12 +6369,12 @@
       <w:spacing w:before="40"/>
     </w:pPr>
     <w:rPr>
-      <w:rFonts w:ascii="Aptos" w:hAnsi="Aptos" w:eastAsia="Aptos" w:cs="Aptos"/>
+      <w:rFonts w:ascii="Aptos" w:eastAsia="Aptos" w:hAnsi="Aptos" w:cs="Aptos"/>
       <w:i/>
       <w:color w:val="595959"/>
     </w:rPr>
   </w:style>
-  <w:style w:type="paragraph" w:styleId="Title30" w:customStyle="1">
+  <w:style w:type="paragraph" w:customStyle="1" w:styleId="Title30">
     <w:name w:val="Title30"/>
     <w:basedOn w:val="Normal30"/>
     <w:next w:val="Normal30"/>
@@ -6392,15 +6382,15 @@
       <w:spacing w:after="80"/>
     </w:pPr>
     <w:rPr>
-      <w:rFonts w:ascii="Play" w:hAnsi="Play" w:eastAsia="Play" w:cs="Play"/>
+      <w:rFonts w:ascii="Play" w:eastAsia="Play" w:hAnsi="Play" w:cs="Play"/>
       <w:sz w:val="56"/>
       <w:szCs w:val="56"/>
     </w:rPr>
   </w:style>
-  <w:style w:type="paragraph" w:styleId="Normal40" w:customStyle="1">
+  <w:style w:type="paragraph" w:customStyle="1" w:styleId="Normal40">
     <w:name w:val="Normal40"/>
   </w:style>
-  <w:style w:type="table" w:styleId="NormalTable40" w:customStyle="1">
+  <w:style w:type="table" w:customStyle="1" w:styleId="NormalTable40">
     <w:name w:val="Normal Table40"/>
     <w:tblPr>
       <w:tblCellMar>
@@ -6411,7 +6401,7 @@
       </w:tblCellMar>
     </w:tblPr>
   </w:style>
-  <w:style w:type="paragraph" w:styleId="heading140" w:customStyle="1">
+  <w:style w:type="paragraph" w:customStyle="1" w:styleId="heading140">
     <w:name w:val="heading 140"/>
     <w:basedOn w:val="Normal40"/>
     <w:next w:val="Normal40"/>
@@ -6421,13 +6411,13 @@
       <w:spacing w:before="360" w:after="80"/>
     </w:pPr>
     <w:rPr>
-      <w:rFonts w:ascii="Play" w:hAnsi="Play" w:eastAsia="Play" w:cs="Play"/>
+      <w:rFonts w:ascii="Play" w:eastAsia="Play" w:hAnsi="Play" w:cs="Play"/>
       <w:color w:val="0F4761"/>
       <w:sz w:val="40"/>
       <w:szCs w:val="40"/>
     </w:rPr>
   </w:style>
-  <w:style w:type="paragraph" w:styleId="heading240" w:customStyle="1">
+  <w:style w:type="paragraph" w:customStyle="1" w:styleId="heading240">
     <w:name w:val="heading 240"/>
     <w:basedOn w:val="Normal40"/>
     <w:next w:val="Normal40"/>
@@ -6437,13 +6427,13 @@
       <w:spacing w:before="160" w:after="80"/>
     </w:pPr>
     <w:rPr>
-      <w:rFonts w:ascii="Play" w:hAnsi="Play" w:eastAsia="Play" w:cs="Play"/>
+      <w:rFonts w:ascii="Play" w:eastAsia="Play" w:hAnsi="Play" w:cs="Play"/>
       <w:color w:val="0F4761"/>
       <w:sz w:val="32"/>
       <w:szCs w:val="32"/>
     </w:rPr>
   </w:style>
-  <w:style w:type="paragraph" w:styleId="heading340" w:customStyle="1">
+  <w:style w:type="paragraph" w:customStyle="1" w:styleId="heading340">
     <w:name w:val="heading 340"/>
     <w:basedOn w:val="Normal40"/>
     <w:next w:val="Normal40"/>
@@ -6453,13 +6443,13 @@
       <w:spacing w:before="160" w:after="80"/>
     </w:pPr>
     <w:rPr>
-      <w:rFonts w:ascii="Aptos" w:hAnsi="Aptos" w:eastAsia="Aptos" w:cs="Aptos"/>
+      <w:rFonts w:ascii="Aptos" w:eastAsia="Aptos" w:hAnsi="Aptos" w:cs="Aptos"/>
       <w:color w:val="0F4761"/>
       <w:sz w:val="28"/>
       <w:szCs w:val="28"/>
     </w:rPr>
   </w:style>
-  <w:style w:type="paragraph" w:styleId="heading440" w:customStyle="1">
+  <w:style w:type="paragraph" w:customStyle="1" w:styleId="heading440">
     <w:name w:val="heading 440"/>
     <w:basedOn w:val="Normal40"/>
     <w:next w:val="Normal40"/>
@@ -6469,12 +6459,12 @@
       <w:spacing w:before="80" w:after="40"/>
     </w:pPr>
     <w:rPr>
-      <w:rFonts w:ascii="Aptos" w:hAnsi="Aptos" w:eastAsia="Aptos" w:cs="Aptos"/>
+      <w:rFonts w:ascii="Aptos" w:eastAsia="Aptos" w:hAnsi="Aptos" w:cs="Aptos"/>
       <w:i/>
       <w:color w:val="0F4761"/>
     </w:rPr>
   </w:style>
-  <w:style w:type="paragraph" w:styleId="heading540" w:customStyle="1">
+  <w:style w:type="paragraph" w:customStyle="1" w:styleId="heading540">
     <w:name w:val="heading 540"/>
     <w:basedOn w:val="Normal40"/>
     <w:next w:val="Normal40"/>
@@ -6484,11 +6474,11 @@
       <w:spacing w:before="80" w:after="40"/>
     </w:pPr>
     <w:rPr>
-      <w:rFonts w:ascii="Aptos" w:hAnsi="Aptos" w:eastAsia="Aptos" w:cs="Aptos"/>
+      <w:rFonts w:ascii="Aptos" w:eastAsia="Aptos" w:hAnsi="Aptos" w:cs="Aptos"/>
       <w:color w:val="0F4761"/>
     </w:rPr>
   </w:style>
-  <w:style w:type="paragraph" w:styleId="heading640" w:customStyle="1">
+  <w:style w:type="paragraph" w:customStyle="1" w:styleId="heading640">
     <w:name w:val="heading 640"/>
     <w:basedOn w:val="Normal40"/>
     <w:next w:val="Normal40"/>
@@ -6498,12 +6488,12 @@
       <w:spacing w:before="40"/>
     </w:pPr>
     <w:rPr>
-      <w:rFonts w:ascii="Aptos" w:hAnsi="Aptos" w:eastAsia="Aptos" w:cs="Aptos"/>
+      <w:rFonts w:ascii="Aptos" w:eastAsia="Aptos" w:hAnsi="Aptos" w:cs="Aptos"/>
       <w:i/>
       <w:color w:val="595959"/>
     </w:rPr>
   </w:style>
-  <w:style w:type="paragraph" w:styleId="Title40" w:customStyle="1">
+  <w:style w:type="paragraph" w:customStyle="1" w:styleId="Title40">
     <w:name w:val="Title40"/>
     <w:basedOn w:val="Normal40"/>
     <w:next w:val="Normal40"/>
@@ -6511,15 +6501,15 @@
       <w:spacing w:after="80"/>
     </w:pPr>
     <w:rPr>
-      <w:rFonts w:ascii="Play" w:hAnsi="Play" w:eastAsia="Play" w:cs="Play"/>
+      <w:rFonts w:ascii="Play" w:eastAsia="Play" w:hAnsi="Play" w:cs="Play"/>
       <w:sz w:val="56"/>
       <w:szCs w:val="56"/>
     </w:rPr>
   </w:style>
-  <w:style w:type="paragraph" w:styleId="Normal50" w:customStyle="1">
+  <w:style w:type="paragraph" w:customStyle="1" w:styleId="Normal50">
     <w:name w:val="Normal50"/>
   </w:style>
-  <w:style w:type="table" w:styleId="NormalTable50" w:customStyle="1">
+  <w:style w:type="table" w:customStyle="1" w:styleId="NormalTable50">
     <w:name w:val="Normal Table50"/>
     <w:tblPr>
       <w:tblCellMar>
@@ -6530,7 +6520,7 @@
       </w:tblCellMar>
     </w:tblPr>
   </w:style>
-  <w:style w:type="paragraph" w:styleId="heading150" w:customStyle="1">
+  <w:style w:type="paragraph" w:customStyle="1" w:styleId="heading150">
     <w:name w:val="heading 150"/>
     <w:basedOn w:val="Normal50"/>
     <w:next w:val="Normal50"/>
@@ -6540,13 +6530,13 @@
       <w:spacing w:before="360" w:after="80"/>
     </w:pPr>
     <w:rPr>
-      <w:rFonts w:ascii="Play" w:hAnsi="Play" w:eastAsia="Play" w:cs="Play"/>
+      <w:rFonts w:ascii="Play" w:eastAsia="Play" w:hAnsi="Play" w:cs="Play"/>
       <w:color w:val="0F4761"/>
       <w:sz w:val="40"/>
       <w:szCs w:val="40"/>
     </w:rPr>
   </w:style>
-  <w:style w:type="paragraph" w:styleId="heading250" w:customStyle="1">
+  <w:style w:type="paragraph" w:customStyle="1" w:styleId="heading250">
     <w:name w:val="heading 250"/>
     <w:basedOn w:val="Normal50"/>
     <w:next w:val="Normal50"/>
@@ -6556,13 +6546,13 @@
       <w:spacing w:before="160" w:after="80"/>
     </w:pPr>
     <w:rPr>
-      <w:rFonts w:ascii="Play" w:hAnsi="Play" w:eastAsia="Play" w:cs="Play"/>
+      <w:rFonts w:ascii="Play" w:eastAsia="Play" w:hAnsi="Play" w:cs="Play"/>
       <w:color w:val="0F4761"/>
       <w:sz w:val="32"/>
       <w:szCs w:val="32"/>
     </w:rPr>
   </w:style>
-  <w:style w:type="paragraph" w:styleId="heading350" w:customStyle="1">
+  <w:style w:type="paragraph" w:customStyle="1" w:styleId="heading350">
     <w:name w:val="heading 350"/>
     <w:basedOn w:val="Normal50"/>
     <w:next w:val="Normal50"/>
@@ -6572,13 +6562,13 @@
       <w:spacing w:before="160" w:after="80"/>
     </w:pPr>
     <w:rPr>
-      <w:rFonts w:ascii="Aptos" w:hAnsi="Aptos" w:eastAsia="Aptos" w:cs="Aptos"/>
+      <w:rFonts w:ascii="Aptos" w:eastAsia="Aptos" w:hAnsi="Aptos" w:cs="Aptos"/>
       <w:color w:val="0F4761"/>
       <w:sz w:val="28"/>
       <w:szCs w:val="28"/>
     </w:rPr>
   </w:style>
-  <w:style w:type="paragraph" w:styleId="heading450" w:customStyle="1">
+  <w:style w:type="paragraph" w:customStyle="1" w:styleId="heading450">
     <w:name w:val="heading 450"/>
     <w:basedOn w:val="Normal50"/>
     <w:next w:val="Normal50"/>
@@ -6588,12 +6578,12 @@
       <w:spacing w:before="80" w:after="40"/>
     </w:pPr>
     <w:rPr>
-      <w:rFonts w:ascii="Aptos" w:hAnsi="Aptos" w:eastAsia="Aptos" w:cs="Aptos"/>
+      <w:rFonts w:ascii="Aptos" w:eastAsia="Aptos" w:hAnsi="Aptos" w:cs="Aptos"/>
       <w:i/>
       <w:color w:val="0F4761"/>
     </w:rPr>
   </w:style>
-  <w:style w:type="paragraph" w:styleId="heading550" w:customStyle="1">
+  <w:style w:type="paragraph" w:customStyle="1" w:styleId="heading550">
     <w:name w:val="heading 550"/>
     <w:basedOn w:val="Normal50"/>
     <w:next w:val="Normal50"/>
@@ -6603,11 +6593,11 @@
       <w:spacing w:before="80" w:after="40"/>
     </w:pPr>
     <w:rPr>
-      <w:rFonts w:ascii="Aptos" w:hAnsi="Aptos" w:eastAsia="Aptos" w:cs="Aptos"/>
+      <w:rFonts w:ascii="Aptos" w:eastAsia="Aptos" w:hAnsi="Aptos" w:cs="Aptos"/>
       <w:color w:val="0F4761"/>
     </w:rPr>
   </w:style>
-  <w:style w:type="paragraph" w:styleId="heading650" w:customStyle="1">
+  <w:style w:type="paragraph" w:customStyle="1" w:styleId="heading650">
     <w:name w:val="heading 650"/>
     <w:basedOn w:val="Normal50"/>
     <w:next w:val="Normal50"/>
@@ -6617,12 +6607,12 @@
       <w:spacing w:before="40"/>
     </w:pPr>
     <w:rPr>
-      <w:rFonts w:ascii="Aptos" w:hAnsi="Aptos" w:eastAsia="Aptos" w:cs="Aptos"/>
+      <w:rFonts w:ascii="Aptos" w:eastAsia="Aptos" w:hAnsi="Aptos" w:cs="Aptos"/>
       <w:i/>
       <w:color w:val="595959"/>
     </w:rPr>
   </w:style>
-  <w:style w:type="paragraph" w:styleId="Title50" w:customStyle="1">
+  <w:style w:type="paragraph" w:customStyle="1" w:styleId="Title50">
     <w:name w:val="Title50"/>
     <w:basedOn w:val="Normal50"/>
     <w:next w:val="Normal50"/>
@@ -6630,15 +6620,15 @@
       <w:spacing w:after="80"/>
     </w:pPr>
     <w:rPr>
-      <w:rFonts w:ascii="Play" w:hAnsi="Play" w:eastAsia="Play" w:cs="Play"/>
+      <w:rFonts w:ascii="Play" w:eastAsia="Play" w:hAnsi="Play" w:cs="Play"/>
       <w:sz w:val="56"/>
       <w:szCs w:val="56"/>
     </w:rPr>
   </w:style>
-  <w:style w:type="paragraph" w:styleId="Normal60" w:customStyle="1">
+  <w:style w:type="paragraph" w:customStyle="1" w:styleId="Normal60">
     <w:name w:val="Normal60"/>
   </w:style>
-  <w:style w:type="table" w:styleId="NormalTable60" w:customStyle="1">
+  <w:style w:type="table" w:customStyle="1" w:styleId="NormalTable60">
     <w:name w:val="Normal Table60"/>
     <w:tblPr>
       <w:tblCellMar>
@@ -6649,7 +6639,7 @@
       </w:tblCellMar>
     </w:tblPr>
   </w:style>
-  <w:style w:type="paragraph" w:styleId="heading160" w:customStyle="1">
+  <w:style w:type="paragraph" w:customStyle="1" w:styleId="heading160">
     <w:name w:val="heading 160"/>
     <w:basedOn w:val="Normal60"/>
     <w:next w:val="Normal60"/>
@@ -6659,13 +6649,13 @@
       <w:spacing w:before="360" w:after="80"/>
     </w:pPr>
     <w:rPr>
-      <w:rFonts w:ascii="Play" w:hAnsi="Play" w:eastAsia="Play" w:cs="Play"/>
+      <w:rFonts w:ascii="Play" w:eastAsia="Play" w:hAnsi="Play" w:cs="Play"/>
       <w:color w:val="0F4761"/>
       <w:sz w:val="40"/>
       <w:szCs w:val="40"/>
     </w:rPr>
   </w:style>
-  <w:style w:type="paragraph" w:styleId="heading260" w:customStyle="1">
+  <w:style w:type="paragraph" w:customStyle="1" w:styleId="heading260">
     <w:name w:val="heading 260"/>
     <w:basedOn w:val="Normal60"/>
     <w:next w:val="Normal60"/>
@@ -6675,13 +6665,13 @@
       <w:spacing w:before="160" w:after="80"/>
     </w:pPr>
     <w:rPr>
-      <w:rFonts w:ascii="Play" w:hAnsi="Play" w:eastAsia="Play" w:cs="Play"/>
+      <w:rFonts w:ascii="Play" w:eastAsia="Play" w:hAnsi="Play" w:cs="Play"/>
       <w:color w:val="0F4761"/>
       <w:sz w:val="32"/>
       <w:szCs w:val="32"/>
     </w:rPr>
   </w:style>
-  <w:style w:type="paragraph" w:styleId="heading360" w:customStyle="1">
+  <w:style w:type="paragraph" w:customStyle="1" w:styleId="heading360">
     <w:name w:val="heading 360"/>
     <w:basedOn w:val="Normal60"/>
     <w:next w:val="Normal60"/>
@@ -6691,13 +6681,13 @@
       <w:spacing w:before="160" w:after="80"/>
     </w:pPr>
     <w:rPr>
-      <w:rFonts w:ascii="Aptos" w:hAnsi="Aptos" w:eastAsia="Aptos" w:cs="Aptos"/>
+      <w:rFonts w:ascii="Aptos" w:eastAsia="Aptos" w:hAnsi="Aptos" w:cs="Aptos"/>
       <w:color w:val="0F4761"/>
       <w:sz w:val="28"/>
       <w:szCs w:val="28"/>
     </w:rPr>
   </w:style>
-  <w:style w:type="paragraph" w:styleId="heading460" w:customStyle="1">
+  <w:style w:type="paragraph" w:customStyle="1" w:styleId="heading460">
     <w:name w:val="heading 460"/>
     <w:basedOn w:val="Normal60"/>
     <w:next w:val="Normal60"/>
@@ -6707,12 +6697,12 @@
       <w:spacing w:before="80" w:after="40"/>
     </w:pPr>
     <w:rPr>
-      <w:rFonts w:ascii="Aptos" w:hAnsi="Aptos" w:eastAsia="Aptos" w:cs="Aptos"/>
+      <w:rFonts w:ascii="Aptos" w:eastAsia="Aptos" w:hAnsi="Aptos" w:cs="Aptos"/>
       <w:i/>
       <w:color w:val="0F4761"/>
     </w:rPr>
   </w:style>
-  <w:style w:type="paragraph" w:styleId="heading560" w:customStyle="1">
+  <w:style w:type="paragraph" w:customStyle="1" w:styleId="heading560">
     <w:name w:val="heading 560"/>
     <w:basedOn w:val="Normal60"/>
     <w:next w:val="Normal60"/>
@@ -6722,11 +6712,11 @@
       <w:spacing w:before="80" w:after="40"/>
     </w:pPr>
     <w:rPr>
-      <w:rFonts w:ascii="Aptos" w:hAnsi="Aptos" w:eastAsia="Aptos" w:cs="Aptos"/>
+      <w:rFonts w:ascii="Aptos" w:eastAsia="Aptos" w:hAnsi="Aptos" w:cs="Aptos"/>
       <w:color w:val="0F4761"/>
     </w:rPr>
   </w:style>
-  <w:style w:type="paragraph" w:styleId="heading660" w:customStyle="1">
+  <w:style w:type="paragraph" w:customStyle="1" w:styleId="heading660">
     <w:name w:val="heading 660"/>
     <w:basedOn w:val="Normal60"/>
     <w:next w:val="Normal60"/>
@@ -6736,12 +6726,12 @@
       <w:spacing w:before="40"/>
     </w:pPr>
     <w:rPr>
-      <w:rFonts w:ascii="Aptos" w:hAnsi="Aptos" w:eastAsia="Aptos" w:cs="Aptos"/>
+      <w:rFonts w:ascii="Aptos" w:eastAsia="Aptos" w:hAnsi="Aptos" w:cs="Aptos"/>
       <w:i/>
       <w:color w:val="595959"/>
     </w:rPr>
   </w:style>
-  <w:style w:type="paragraph" w:styleId="Title60" w:customStyle="1">
+  <w:style w:type="paragraph" w:customStyle="1" w:styleId="Title60">
     <w:name w:val="Title60"/>
     <w:basedOn w:val="Normal60"/>
     <w:next w:val="Normal60"/>
@@ -6749,15 +6739,15 @@
       <w:spacing w:after="80"/>
     </w:pPr>
     <w:rPr>
-      <w:rFonts w:ascii="Play" w:hAnsi="Play" w:eastAsia="Play" w:cs="Play"/>
+      <w:rFonts w:ascii="Play" w:eastAsia="Play" w:hAnsi="Play" w:cs="Play"/>
       <w:sz w:val="56"/>
       <w:szCs w:val="56"/>
     </w:rPr>
   </w:style>
-  <w:style w:type="paragraph" w:styleId="Normal70" w:customStyle="1">
+  <w:style w:type="paragraph" w:customStyle="1" w:styleId="Normal70">
     <w:name w:val="Normal70"/>
   </w:style>
-  <w:style w:type="table" w:styleId="NormalTable70" w:customStyle="1">
+  <w:style w:type="table" w:customStyle="1" w:styleId="NormalTable70">
     <w:name w:val="Normal Table70"/>
     <w:tblPr>
       <w:tblCellMar>
@@ -6768,7 +6758,7 @@
       </w:tblCellMar>
     </w:tblPr>
   </w:style>
-  <w:style w:type="paragraph" w:styleId="heading170" w:customStyle="1">
+  <w:style w:type="paragraph" w:customStyle="1" w:styleId="heading170">
     <w:name w:val="heading 170"/>
     <w:basedOn w:val="Normal70"/>
     <w:next w:val="Normal70"/>
@@ -6778,13 +6768,13 @@
       <w:spacing w:before="360" w:after="80"/>
     </w:pPr>
     <w:rPr>
-      <w:rFonts w:ascii="Play" w:hAnsi="Play" w:eastAsia="Play" w:cs="Play"/>
+      <w:rFonts w:ascii="Play" w:eastAsia="Play" w:hAnsi="Play" w:cs="Play"/>
       <w:color w:val="0F4761"/>
       <w:sz w:val="40"/>
       <w:szCs w:val="40"/>
     </w:rPr>
   </w:style>
-  <w:style w:type="paragraph" w:styleId="heading270" w:customStyle="1">
+  <w:style w:type="paragraph" w:customStyle="1" w:styleId="heading270">
     <w:name w:val="heading 270"/>
     <w:basedOn w:val="Normal70"/>
     <w:next w:val="Normal70"/>
@@ -6794,13 +6784,13 @@
       <w:spacing w:before="160" w:after="80"/>
     </w:pPr>
     <w:rPr>
-      <w:rFonts w:ascii="Play" w:hAnsi="Play" w:eastAsia="Play" w:cs="Play"/>
+      <w:rFonts w:ascii="Play" w:eastAsia="Play" w:hAnsi="Play" w:cs="Play"/>
       <w:color w:val="0F4761"/>
       <w:sz w:val="32"/>
       <w:szCs w:val="32"/>
     </w:rPr>
   </w:style>
-  <w:style w:type="paragraph" w:styleId="heading370" w:customStyle="1">
+  <w:style w:type="paragraph" w:customStyle="1" w:styleId="heading370">
     <w:name w:val="heading 370"/>
     <w:basedOn w:val="Normal70"/>
     <w:next w:val="Normal70"/>
@@ -6810,13 +6800,13 @@
       <w:spacing w:before="160" w:after="80"/>
     </w:pPr>
     <w:rPr>
-      <w:rFonts w:ascii="Aptos" w:hAnsi="Aptos" w:eastAsia="Aptos" w:cs="Aptos"/>
+      <w:rFonts w:ascii="Aptos" w:eastAsia="Aptos" w:hAnsi="Aptos" w:cs="Aptos"/>
       <w:color w:val="0F4761"/>
       <w:sz w:val="28"/>
       <w:szCs w:val="28"/>
     </w:rPr>
   </w:style>
-  <w:style w:type="paragraph" w:styleId="heading470" w:customStyle="1">
+  <w:style w:type="paragraph" w:customStyle="1" w:styleId="heading470">
     <w:name w:val="heading 470"/>
     <w:basedOn w:val="Normal70"/>
     <w:next w:val="Normal70"/>
@@ -6826,12 +6816,12 @@
       <w:spacing w:before="80" w:after="40"/>
     </w:pPr>
     <w:rPr>
-      <w:rFonts w:ascii="Aptos" w:hAnsi="Aptos" w:eastAsia="Aptos" w:cs="Aptos"/>
+      <w:rFonts w:ascii="Aptos" w:eastAsia="Aptos" w:hAnsi="Aptos" w:cs="Aptos"/>
       <w:i/>
       <w:color w:val="0F4761"/>
     </w:rPr>
   </w:style>
-  <w:style w:type="paragraph" w:styleId="heading570" w:customStyle="1">
+  <w:style w:type="paragraph" w:customStyle="1" w:styleId="heading570">
     <w:name w:val="heading 570"/>
     <w:basedOn w:val="Normal70"/>
     <w:next w:val="Normal70"/>
@@ -6841,11 +6831,11 @@
       <w:spacing w:before="80" w:after="40"/>
     </w:pPr>
     <w:rPr>
-      <w:rFonts w:ascii="Aptos" w:hAnsi="Aptos" w:eastAsia="Aptos" w:cs="Aptos"/>
+      <w:rFonts w:ascii="Aptos" w:eastAsia="Aptos" w:hAnsi="Aptos" w:cs="Aptos"/>
       <w:color w:val="0F4761"/>
     </w:rPr>
   </w:style>
-  <w:style w:type="paragraph" w:styleId="heading670" w:customStyle="1">
+  <w:style w:type="paragraph" w:customStyle="1" w:styleId="heading670">
     <w:name w:val="heading 670"/>
     <w:basedOn w:val="Normal70"/>
     <w:next w:val="Normal70"/>
@@ -6855,12 +6845,12 @@
       <w:spacing w:before="40"/>
     </w:pPr>
     <w:rPr>
-      <w:rFonts w:ascii="Aptos" w:hAnsi="Aptos" w:eastAsia="Aptos" w:cs="Aptos"/>
+      <w:rFonts w:ascii="Aptos" w:eastAsia="Aptos" w:hAnsi="Aptos" w:cs="Aptos"/>
       <w:i/>
       <w:color w:val="595959"/>
     </w:rPr>
   </w:style>
-  <w:style w:type="paragraph" w:styleId="Title70" w:customStyle="1">
+  <w:style w:type="paragraph" w:customStyle="1" w:styleId="Title70">
     <w:name w:val="Title70"/>
     <w:basedOn w:val="Normal70"/>
     <w:next w:val="Normal70"/>
@@ -6868,15 +6858,15 @@
       <w:spacing w:after="80"/>
     </w:pPr>
     <w:rPr>
-      <w:rFonts w:ascii="Play" w:hAnsi="Play" w:eastAsia="Play" w:cs="Play"/>
+      <w:rFonts w:ascii="Play" w:eastAsia="Play" w:hAnsi="Play" w:cs="Play"/>
       <w:sz w:val="56"/>
       <w:szCs w:val="56"/>
     </w:rPr>
   </w:style>
-  <w:style w:type="paragraph" w:styleId="Normal8" w:customStyle="1">
+  <w:style w:type="paragraph" w:customStyle="1" w:styleId="Normal8">
     <w:name w:val="Normal8"/>
   </w:style>
-  <w:style w:type="table" w:styleId="NormalTable8" w:customStyle="1">
+  <w:style w:type="table" w:customStyle="1" w:styleId="NormalTable8">
     <w:name w:val="Normal Table8"/>
     <w:tblPr>
       <w:tblCellMar>
@@ -6887,7 +6877,7 @@
       </w:tblCellMar>
     </w:tblPr>
   </w:style>
-  <w:style w:type="paragraph" w:styleId="heading18" w:customStyle="1">
+  <w:style w:type="paragraph" w:customStyle="1" w:styleId="heading18">
     <w:name w:val="heading 18"/>
     <w:basedOn w:val="Normal8"/>
     <w:next w:val="Normal8"/>
@@ -6901,7 +6891,7 @@
       <w:szCs w:val="40"/>
     </w:rPr>
   </w:style>
-  <w:style w:type="paragraph" w:styleId="heading28" w:customStyle="1">
+  <w:style w:type="paragraph" w:customStyle="1" w:styleId="heading28">
     <w:name w:val="heading 28"/>
     <w:basedOn w:val="Normal8"/>
     <w:next w:val="Normal8"/>
@@ -6915,7 +6905,7 @@
       <w:szCs w:val="32"/>
     </w:rPr>
   </w:style>
-  <w:style w:type="paragraph" w:styleId="heading38" w:customStyle="1">
+  <w:style w:type="paragraph" w:customStyle="1" w:styleId="heading38">
     <w:name w:val="heading 38"/>
     <w:basedOn w:val="Normal8"/>
     <w:next w:val="Normal8"/>
@@ -6930,7 +6920,7 @@
       <w:szCs w:val="28"/>
     </w:rPr>
   </w:style>
-  <w:style w:type="paragraph" w:styleId="heading48" w:customStyle="1">
+  <w:style w:type="paragraph" w:customStyle="1" w:styleId="heading48">
     <w:name w:val="heading 48"/>
     <w:basedOn w:val="Normal8"/>
     <w:next w:val="Normal8"/>
@@ -6945,7 +6935,7 @@
       <w:szCs w:val="24"/>
     </w:rPr>
   </w:style>
-  <w:style w:type="paragraph" w:styleId="heading58" w:customStyle="1">
+  <w:style w:type="paragraph" w:customStyle="1" w:styleId="heading58">
     <w:name w:val="heading 58"/>
     <w:basedOn w:val="Normal8"/>
     <w:next w:val="Normal8"/>
@@ -6958,7 +6948,7 @@
       <w:color w:val="666666"/>
     </w:rPr>
   </w:style>
-  <w:style w:type="paragraph" w:styleId="heading68" w:customStyle="1">
+  <w:style w:type="paragraph" w:customStyle="1" w:styleId="heading68">
     <w:name w:val="heading 68"/>
     <w:basedOn w:val="Normal8"/>
     <w:next w:val="Normal8"/>
@@ -6972,7 +6962,7 @@
       <w:color w:val="666666"/>
     </w:rPr>
   </w:style>
-  <w:style w:type="paragraph" w:styleId="Title8" w:customStyle="1">
+  <w:style w:type="paragraph" w:customStyle="1" w:styleId="Title8">
     <w:name w:val="Title8"/>
     <w:basedOn w:val="Normal8"/>
     <w:next w:val="Normal8"/>
@@ -6986,10 +6976,10 @@
       <w:szCs w:val="52"/>
     </w:rPr>
   </w:style>
-  <w:style w:type="paragraph" w:styleId="Normal9" w:customStyle="1">
+  <w:style w:type="paragraph" w:customStyle="1" w:styleId="Normal9">
     <w:name w:val="Normal9"/>
   </w:style>
-  <w:style w:type="table" w:styleId="NormalTable9" w:customStyle="1">
+  <w:style w:type="table" w:customStyle="1" w:styleId="NormalTable9">
     <w:name w:val="Normal Table9"/>
     <w:tblPr>
       <w:tblCellMar>
@@ -7000,7 +6990,7 @@
       </w:tblCellMar>
     </w:tblPr>
   </w:style>
-  <w:style w:type="paragraph" w:styleId="heading19" w:customStyle="1">
+  <w:style w:type="paragraph" w:customStyle="1" w:styleId="heading19">
     <w:name w:val="heading 19"/>
     <w:basedOn w:val="Normal9"/>
     <w:next w:val="Normal9"/>
@@ -7010,13 +7000,13 @@
       <w:spacing w:before="360" w:after="80"/>
     </w:pPr>
     <w:rPr>
-      <w:rFonts w:ascii="Play" w:hAnsi="Play" w:eastAsia="Play" w:cs="Play"/>
+      <w:rFonts w:ascii="Play" w:eastAsia="Play" w:hAnsi="Play" w:cs="Play"/>
       <w:color w:val="0F4761"/>
       <w:sz w:val="40"/>
       <w:szCs w:val="40"/>
     </w:rPr>
   </w:style>
-  <w:style w:type="paragraph" w:styleId="heading29" w:customStyle="1">
+  <w:style w:type="paragraph" w:customStyle="1" w:styleId="heading29">
     <w:name w:val="heading 29"/>
     <w:basedOn w:val="Normal9"/>
     <w:next w:val="Normal9"/>
@@ -7026,13 +7016,13 @@
       <w:spacing w:before="160" w:after="80"/>
     </w:pPr>
     <w:rPr>
-      <w:rFonts w:ascii="Play" w:hAnsi="Play" w:eastAsia="Play" w:cs="Play"/>
+      <w:rFonts w:ascii="Play" w:eastAsia="Play" w:hAnsi="Play" w:cs="Play"/>
       <w:color w:val="0F4761"/>
       <w:sz w:val="32"/>
       <w:szCs w:val="32"/>
     </w:rPr>
   </w:style>
-  <w:style w:type="paragraph" w:styleId="heading39" w:customStyle="1">
+  <w:style w:type="paragraph" w:customStyle="1" w:styleId="heading39">
     <w:name w:val="heading 39"/>
     <w:basedOn w:val="Normal9"/>
     <w:next w:val="Normal9"/>
@@ -7042,13 +7032,13 @@
       <w:spacing w:before="160" w:after="80"/>
     </w:pPr>
     <w:rPr>
-      <w:rFonts w:ascii="Aptos" w:hAnsi="Aptos" w:eastAsia="Aptos" w:cs="Aptos"/>
+      <w:rFonts w:ascii="Aptos" w:eastAsia="Aptos" w:hAnsi="Aptos" w:cs="Aptos"/>
       <w:color w:val="0F4761"/>
       <w:sz w:val="28"/>
       <w:szCs w:val="28"/>
     </w:rPr>
   </w:style>
-  <w:style w:type="paragraph" w:styleId="heading49" w:customStyle="1">
+  <w:style w:type="paragraph" w:customStyle="1" w:styleId="heading49">
     <w:name w:val="heading 49"/>
     <w:basedOn w:val="Normal9"/>
     <w:next w:val="Normal9"/>
@@ -7058,12 +7048,12 @@
       <w:spacing w:before="80" w:after="40"/>
     </w:pPr>
     <w:rPr>
-      <w:rFonts w:ascii="Aptos" w:hAnsi="Aptos" w:eastAsia="Aptos" w:cs="Aptos"/>
+      <w:rFonts w:ascii="Aptos" w:eastAsia="Aptos" w:hAnsi="Aptos" w:cs="Aptos"/>
       <w:i/>
       <w:color w:val="0F4761"/>
     </w:rPr>
   </w:style>
-  <w:style w:type="paragraph" w:styleId="heading59" w:customStyle="1">
+  <w:style w:type="paragraph" w:customStyle="1" w:styleId="heading59">
     <w:name w:val="heading 59"/>
     <w:basedOn w:val="Normal9"/>
     <w:next w:val="Normal9"/>
@@ -7073,11 +7063,11 @@
       <w:spacing w:before="80" w:after="40"/>
     </w:pPr>
     <w:rPr>
-      <w:rFonts w:ascii="Aptos" w:hAnsi="Aptos" w:eastAsia="Aptos" w:cs="Aptos"/>
+      <w:rFonts w:ascii="Aptos" w:eastAsia="Aptos" w:hAnsi="Aptos" w:cs="Aptos"/>
       <w:color w:val="0F4761"/>
     </w:rPr>
   </w:style>
-  <w:style w:type="paragraph" w:styleId="heading69" w:customStyle="1">
+  <w:style w:type="paragraph" w:customStyle="1" w:styleId="heading69">
     <w:name w:val="heading 69"/>
     <w:basedOn w:val="Normal9"/>
     <w:next w:val="Normal9"/>
@@ -7087,12 +7077,12 @@
       <w:spacing w:before="40"/>
     </w:pPr>
     <w:rPr>
-      <w:rFonts w:ascii="Aptos" w:hAnsi="Aptos" w:eastAsia="Aptos" w:cs="Aptos"/>
+      <w:rFonts w:ascii="Aptos" w:eastAsia="Aptos" w:hAnsi="Aptos" w:cs="Aptos"/>
       <w:i/>
       <w:color w:val="595959"/>
     </w:rPr>
   </w:style>
-  <w:style w:type="paragraph" w:styleId="Title9" w:customStyle="1">
+  <w:style w:type="paragraph" w:customStyle="1" w:styleId="Title9">
     <w:name w:val="Title9"/>
     <w:basedOn w:val="Normal9"/>
     <w:next w:val="Normal9"/>
@@ -7100,17 +7090,17 @@
       <w:spacing w:after="80"/>
     </w:pPr>
     <w:rPr>
-      <w:rFonts w:ascii="Play" w:hAnsi="Play" w:eastAsia="Play" w:cs="Play"/>
+      <w:rFonts w:ascii="Play" w:eastAsia="Play" w:hAnsi="Play" w:cs="Play"/>
       <w:sz w:val="56"/>
       <w:szCs w:val="56"/>
     </w:rPr>
   </w:style>
-  <w:style w:type="paragraph" w:styleId="Normal100" w:customStyle="1">
+  <w:style w:type="paragraph" w:customStyle="1" w:styleId="Normal100">
     <w:name w:val="Normal100"/>
     <w:qFormat/>
     <w:rsid w:val="000C2CDD"/>
   </w:style>
-  <w:style w:type="paragraph" w:styleId="heading1100" w:customStyle="1">
+  <w:style w:type="paragraph" w:customStyle="1" w:styleId="heading1100">
     <w:name w:val="heading 1100"/>
     <w:basedOn w:val="Normal100"/>
     <w:next w:val="Normal100"/>
@@ -7125,13 +7115,13 @@
       <w:outlineLvl w:val="0"/>
     </w:pPr>
     <w:rPr>
-      <w:rFonts w:asciiTheme="majorHAnsi" w:hAnsiTheme="majorHAnsi" w:eastAsiaTheme="majorEastAsia" w:cstheme="majorBidi"/>
+      <w:rFonts w:asciiTheme="majorHAnsi" w:eastAsiaTheme="majorEastAsia" w:hAnsiTheme="majorHAnsi" w:cstheme="majorBidi"/>
       <w:color w:val="0F4761" w:themeColor="accent1" w:themeShade="BF"/>
       <w:sz w:val="40"/>
       <w:szCs w:val="40"/>
     </w:rPr>
   </w:style>
-  <w:style w:type="paragraph" w:styleId="heading2100" w:customStyle="1">
+  <w:style w:type="paragraph" w:customStyle="1" w:styleId="heading2100">
     <w:name w:val="heading 2100"/>
     <w:basedOn w:val="Normal100"/>
     <w:next w:val="Normal100"/>
@@ -7148,13 +7138,13 @@
       <w:outlineLvl w:val="1"/>
     </w:pPr>
     <w:rPr>
-      <w:rFonts w:asciiTheme="majorHAnsi" w:hAnsiTheme="majorHAnsi" w:eastAsiaTheme="majorEastAsia" w:cstheme="majorBidi"/>
+      <w:rFonts w:asciiTheme="majorHAnsi" w:eastAsiaTheme="majorEastAsia" w:hAnsiTheme="majorHAnsi" w:cstheme="majorBidi"/>
       <w:color w:val="0F4761" w:themeColor="accent1" w:themeShade="BF"/>
       <w:sz w:val="32"/>
       <w:szCs w:val="32"/>
     </w:rPr>
   </w:style>
-  <w:style w:type="paragraph" w:styleId="heading3100" w:customStyle="1">
+  <w:style w:type="paragraph" w:customStyle="1" w:styleId="heading3100">
     <w:name w:val="heading 3100"/>
     <w:basedOn w:val="Normal100"/>
     <w:next w:val="Normal100"/>
@@ -7171,13 +7161,13 @@
       <w:outlineLvl w:val="2"/>
     </w:pPr>
     <w:rPr>
-      <w:rFonts w:asciiTheme="minorHAnsi" w:hAnsiTheme="minorHAnsi" w:eastAsiaTheme="majorEastAsia" w:cstheme="majorBidi"/>
+      <w:rFonts w:asciiTheme="minorHAnsi" w:eastAsiaTheme="majorEastAsia" w:hAnsiTheme="minorHAnsi" w:cstheme="majorBidi"/>
       <w:color w:val="0F4761" w:themeColor="accent1" w:themeShade="BF"/>
       <w:sz w:val="28"/>
       <w:szCs w:val="28"/>
     </w:rPr>
   </w:style>
-  <w:style w:type="paragraph" w:styleId="heading4100" w:customStyle="1">
+  <w:style w:type="paragraph" w:customStyle="1" w:styleId="heading4100">
     <w:name w:val="heading 4100"/>
     <w:basedOn w:val="Normal100"/>
     <w:next w:val="Normal100"/>
@@ -7194,13 +7184,13 @@
       <w:outlineLvl w:val="3"/>
     </w:pPr>
     <w:rPr>
-      <w:rFonts w:asciiTheme="minorHAnsi" w:hAnsiTheme="minorHAnsi" w:eastAsiaTheme="majorEastAsia" w:cstheme="majorBidi"/>
+      <w:rFonts w:asciiTheme="minorHAnsi" w:eastAsiaTheme="majorEastAsia" w:hAnsiTheme="minorHAnsi" w:cstheme="majorBidi"/>
       <w:i/>
       <w:iCs/>
       <w:color w:val="0F4761" w:themeColor="accent1" w:themeShade="BF"/>
     </w:rPr>
   </w:style>
-  <w:style w:type="paragraph" w:styleId="heading5100" w:customStyle="1">
+  <w:style w:type="paragraph" w:customStyle="1" w:styleId="heading5100">
     <w:name w:val="heading 5100"/>
     <w:basedOn w:val="Normal100"/>
     <w:next w:val="Normal100"/>
@@ -7217,11 +7207,11 @@
       <w:outlineLvl w:val="4"/>
     </w:pPr>
     <w:rPr>
-      <w:rFonts w:asciiTheme="minorHAnsi" w:hAnsiTheme="minorHAnsi" w:eastAsiaTheme="majorEastAsia" w:cstheme="majorBidi"/>
+      <w:rFonts w:asciiTheme="minorHAnsi" w:eastAsiaTheme="majorEastAsia" w:hAnsiTheme="minorHAnsi" w:cstheme="majorBidi"/>
       <w:color w:val="0F4761" w:themeColor="accent1" w:themeShade="BF"/>
     </w:rPr>
   </w:style>
-  <w:style w:type="paragraph" w:styleId="heading6100" w:customStyle="1">
+  <w:style w:type="paragraph" w:customStyle="1" w:styleId="heading6100">
     <w:name w:val="heading 6100"/>
     <w:basedOn w:val="Normal100"/>
     <w:next w:val="Normal100"/>
@@ -7238,13 +7228,13 @@
       <w:outlineLvl w:val="5"/>
     </w:pPr>
     <w:rPr>
-      <w:rFonts w:asciiTheme="minorHAnsi" w:hAnsiTheme="minorHAnsi" w:eastAsiaTheme="majorEastAsia" w:cstheme="majorBidi"/>
+      <w:rFonts w:asciiTheme="minorHAnsi" w:eastAsiaTheme="majorEastAsia" w:hAnsiTheme="minorHAnsi" w:cstheme="majorBidi"/>
       <w:i/>
       <w:iCs/>
       <w:color w:val="595959" w:themeColor="text1" w:themeTint="A6"/>
     </w:rPr>
   </w:style>
-  <w:style w:type="table" w:styleId="NormalTable100" w:customStyle="1">
+  <w:style w:type="table" w:customStyle="1" w:styleId="NormalTable100">
     <w:name w:val="Normal Table100"/>
     <w:uiPriority w:val="99"/>
     <w:semiHidden/>
@@ -7259,7 +7249,7 @@
       </w:tblCellMar>
     </w:tblPr>
   </w:style>
-  <w:style w:type="table" w:styleId="NormalTable11" w:customStyle="1">
+  <w:style w:type="table" w:customStyle="1" w:styleId="NormalTable11">
     <w:name w:val="Normal Table11"/>
     <w:tblPr>
       <w:tblCellMar>
@@ -7270,7 +7260,7 @@
       </w:tblCellMar>
     </w:tblPr>
   </w:style>
-  <w:style w:type="paragraph" w:styleId="Title100" w:customStyle="1">
+  <w:style w:type="paragraph" w:customStyle="1" w:styleId="Title100">
     <w:name w:val="Title100"/>
     <w:basedOn w:val="Normal100"/>
     <w:next w:val="Normal100"/>
@@ -7283,27 +7273,27 @@
       <w:contextualSpacing/>
     </w:pPr>
     <w:rPr>
-      <w:rFonts w:asciiTheme="majorHAnsi" w:hAnsiTheme="majorHAnsi" w:eastAsiaTheme="majorEastAsia" w:cstheme="majorBidi"/>
+      <w:rFonts w:asciiTheme="majorHAnsi" w:eastAsiaTheme="majorEastAsia" w:hAnsiTheme="majorHAnsi" w:cstheme="majorBidi"/>
       <w:spacing w:val="-10"/>
       <w:kern w:val="28"/>
       <w:sz w:val="56"/>
       <w:szCs w:val="56"/>
     </w:rPr>
   </w:style>
-  <w:style w:type="character" w:styleId="Ttulo1Car" w:customStyle="1">
+  <w:style w:type="character" w:customStyle="1" w:styleId="Ttulo1Car">
     <w:name w:val="Título 1 Car"/>
     <w:basedOn w:val="Fuentedeprrafopredeter"/>
     <w:link w:val="heading1100"/>
     <w:uiPriority w:val="9"/>
     <w:rsid w:val="00FE0A27"/>
     <w:rPr>
-      <w:rFonts w:asciiTheme="majorHAnsi" w:hAnsiTheme="majorHAnsi" w:eastAsiaTheme="majorEastAsia" w:cstheme="majorBidi"/>
+      <w:rFonts w:asciiTheme="majorHAnsi" w:eastAsiaTheme="majorEastAsia" w:hAnsiTheme="majorHAnsi" w:cstheme="majorBidi"/>
       <w:color w:val="0F4761" w:themeColor="accent1" w:themeShade="BF"/>
       <w:sz w:val="40"/>
       <w:szCs w:val="40"/>
     </w:rPr>
   </w:style>
-  <w:style w:type="character" w:styleId="Ttulo2Car" w:customStyle="1">
+  <w:style w:type="character" w:customStyle="1" w:styleId="Ttulo2Car">
     <w:name w:val="Título 2 Car"/>
     <w:basedOn w:val="Fuentedeprrafopredeter"/>
     <w:link w:val="heading2100"/>
@@ -7311,13 +7301,13 @@
     <w:semiHidden/>
     <w:rsid w:val="00FE0A27"/>
     <w:rPr>
-      <w:rFonts w:asciiTheme="majorHAnsi" w:hAnsiTheme="majorHAnsi" w:eastAsiaTheme="majorEastAsia" w:cstheme="majorBidi"/>
+      <w:rFonts w:asciiTheme="majorHAnsi" w:eastAsiaTheme="majorEastAsia" w:hAnsiTheme="majorHAnsi" w:cstheme="majorBidi"/>
       <w:color w:val="0F4761" w:themeColor="accent1" w:themeShade="BF"/>
       <w:sz w:val="32"/>
       <w:szCs w:val="32"/>
     </w:rPr>
   </w:style>
-  <w:style w:type="character" w:styleId="Ttulo3Car" w:customStyle="1">
+  <w:style w:type="character" w:customStyle="1" w:styleId="Ttulo3Car">
     <w:name w:val="Título 3 Car"/>
     <w:basedOn w:val="Fuentedeprrafopredeter"/>
     <w:link w:val="heading3100"/>
@@ -7325,13 +7315,13 @@
     <w:semiHidden/>
     <w:rsid w:val="00FE0A27"/>
     <w:rPr>
-      <w:rFonts w:asciiTheme="minorHAnsi" w:hAnsiTheme="minorHAnsi" w:eastAsiaTheme="majorEastAsia" w:cstheme="majorBidi"/>
+      <w:rFonts w:asciiTheme="minorHAnsi" w:eastAsiaTheme="majorEastAsia" w:hAnsiTheme="minorHAnsi" w:cstheme="majorBidi"/>
       <w:color w:val="0F4761" w:themeColor="accent1" w:themeShade="BF"/>
       <w:sz w:val="28"/>
       <w:szCs w:val="28"/>
     </w:rPr>
   </w:style>
-  <w:style w:type="character" w:styleId="Ttulo4Car" w:customStyle="1">
+  <w:style w:type="character" w:customStyle="1" w:styleId="Ttulo4Car">
     <w:name w:val="Título 4 Car"/>
     <w:basedOn w:val="Fuentedeprrafopredeter"/>
     <w:link w:val="heading4100"/>
@@ -7339,13 +7329,13 @@
     <w:semiHidden/>
     <w:rsid w:val="00FE0A27"/>
     <w:rPr>
-      <w:rFonts w:asciiTheme="minorHAnsi" w:hAnsiTheme="minorHAnsi" w:eastAsiaTheme="majorEastAsia" w:cstheme="majorBidi"/>
+      <w:rFonts w:asciiTheme="minorHAnsi" w:eastAsiaTheme="majorEastAsia" w:hAnsiTheme="minorHAnsi" w:cstheme="majorBidi"/>
       <w:i/>
       <w:iCs/>
       <w:color w:val="0F4761" w:themeColor="accent1" w:themeShade="BF"/>
     </w:rPr>
   </w:style>
-  <w:style w:type="character" w:styleId="Ttulo5Car" w:customStyle="1">
+  <w:style w:type="character" w:customStyle="1" w:styleId="Ttulo5Car">
     <w:name w:val="Título 5 Car"/>
     <w:basedOn w:val="Fuentedeprrafopredeter"/>
     <w:link w:val="heading5100"/>
@@ -7353,11 +7343,11 @@
     <w:semiHidden/>
     <w:rsid w:val="00FE0A27"/>
     <w:rPr>
-      <w:rFonts w:asciiTheme="minorHAnsi" w:hAnsiTheme="minorHAnsi" w:eastAsiaTheme="majorEastAsia" w:cstheme="majorBidi"/>
+      <w:rFonts w:asciiTheme="minorHAnsi" w:eastAsiaTheme="majorEastAsia" w:hAnsiTheme="minorHAnsi" w:cstheme="majorBidi"/>
       <w:color w:val="0F4761" w:themeColor="accent1" w:themeShade="BF"/>
     </w:rPr>
   </w:style>
-  <w:style w:type="character" w:styleId="Ttulo6Car" w:customStyle="1">
+  <w:style w:type="character" w:customStyle="1" w:styleId="Ttulo6Car">
     <w:name w:val="Título 6 Car"/>
     <w:basedOn w:val="Fuentedeprrafopredeter"/>
     <w:link w:val="heading6100"/>
@@ -7365,13 +7355,13 @@
     <w:semiHidden/>
     <w:rsid w:val="00FE0A27"/>
     <w:rPr>
-      <w:rFonts w:asciiTheme="minorHAnsi" w:hAnsiTheme="minorHAnsi" w:eastAsiaTheme="majorEastAsia" w:cstheme="majorBidi"/>
+      <w:rFonts w:asciiTheme="minorHAnsi" w:eastAsiaTheme="majorEastAsia" w:hAnsiTheme="minorHAnsi" w:cstheme="majorBidi"/>
       <w:i/>
       <w:iCs/>
       <w:color w:val="595959" w:themeColor="text1" w:themeTint="A6"/>
     </w:rPr>
   </w:style>
-  <w:style w:type="character" w:styleId="Ttulo7Car" w:customStyle="1">
+  <w:style w:type="character" w:customStyle="1" w:styleId="Ttulo7Car">
     <w:name w:val="Título 7 Car"/>
     <w:basedOn w:val="Fuentedeprrafopredeter"/>
     <w:link w:val="Ttulo7"/>
@@ -7379,11 +7369,11 @@
     <w:semiHidden/>
     <w:rsid w:val="00FE0A27"/>
     <w:rPr>
-      <w:rFonts w:asciiTheme="minorHAnsi" w:hAnsiTheme="minorHAnsi" w:eastAsiaTheme="majorEastAsia" w:cstheme="majorBidi"/>
+      <w:rFonts w:asciiTheme="minorHAnsi" w:eastAsiaTheme="majorEastAsia" w:hAnsiTheme="minorHAnsi" w:cstheme="majorBidi"/>
       <w:color w:val="595959" w:themeColor="text1" w:themeTint="A6"/>
     </w:rPr>
   </w:style>
-  <w:style w:type="character" w:styleId="Ttulo8Car" w:customStyle="1">
+  <w:style w:type="character" w:customStyle="1" w:styleId="Ttulo8Car">
     <w:name w:val="Título 8 Car"/>
     <w:basedOn w:val="Fuentedeprrafopredeter"/>
     <w:link w:val="Ttulo8"/>
@@ -7391,13 +7381,13 @@
     <w:semiHidden/>
     <w:rsid w:val="00FE0A27"/>
     <w:rPr>
-      <w:rFonts w:asciiTheme="minorHAnsi" w:hAnsiTheme="minorHAnsi" w:eastAsiaTheme="majorEastAsia" w:cstheme="majorBidi"/>
+      <w:rFonts w:asciiTheme="minorHAnsi" w:eastAsiaTheme="majorEastAsia" w:hAnsiTheme="minorHAnsi" w:cstheme="majorBidi"/>
       <w:i/>
       <w:iCs/>
       <w:color w:val="272727" w:themeColor="text1" w:themeTint="D8"/>
     </w:rPr>
   </w:style>
-  <w:style w:type="character" w:styleId="Ttulo9Car" w:customStyle="1">
+  <w:style w:type="character" w:customStyle="1" w:styleId="Ttulo9Car">
     <w:name w:val="Título 9 Car"/>
     <w:basedOn w:val="Fuentedeprrafopredeter"/>
     <w:link w:val="Ttulo9"/>
@@ -7405,18 +7395,18 @@
     <w:semiHidden/>
     <w:rsid w:val="00FE0A27"/>
     <w:rPr>
-      <w:rFonts w:asciiTheme="minorHAnsi" w:hAnsiTheme="minorHAnsi" w:eastAsiaTheme="majorEastAsia" w:cstheme="majorBidi"/>
+      <w:rFonts w:asciiTheme="minorHAnsi" w:eastAsiaTheme="majorEastAsia" w:hAnsiTheme="minorHAnsi" w:cstheme="majorBidi"/>
       <w:color w:val="272727" w:themeColor="text1" w:themeTint="D8"/>
     </w:rPr>
   </w:style>
-  <w:style w:type="character" w:styleId="TtuloCar" w:customStyle="1">
+  <w:style w:type="character" w:customStyle="1" w:styleId="TtuloCar">
     <w:name w:val="Título Car"/>
     <w:basedOn w:val="Fuentedeprrafopredeter"/>
     <w:link w:val="Title100"/>
     <w:uiPriority w:val="10"/>
     <w:rsid w:val="00FE0A27"/>
     <w:rPr>
-      <w:rFonts w:asciiTheme="majorHAnsi" w:hAnsiTheme="majorHAnsi" w:eastAsiaTheme="majorEastAsia" w:cstheme="majorBidi"/>
+      <w:rFonts w:asciiTheme="majorHAnsi" w:eastAsiaTheme="majorEastAsia" w:hAnsiTheme="majorHAnsi" w:cstheme="majorBidi"/>
       <w:spacing w:val="-10"/>
       <w:kern w:val="28"/>
       <w:sz w:val="56"/>
@@ -7434,20 +7424,20 @@
       <w:spacing w:after="160"/>
     </w:pPr>
     <w:rPr>
-      <w:rFonts w:ascii="Aptos" w:hAnsi="Aptos" w:eastAsia="Aptos" w:cs="Aptos"/>
+      <w:rFonts w:ascii="Aptos" w:eastAsia="Aptos" w:hAnsi="Aptos" w:cs="Aptos"/>
       <w:color w:val="595959"/>
       <w:sz w:val="28"/>
       <w:szCs w:val="28"/>
     </w:rPr>
   </w:style>
-  <w:style w:type="character" w:styleId="SubttuloCar" w:customStyle="1">
+  <w:style w:type="character" w:customStyle="1" w:styleId="SubttuloCar">
     <w:name w:val="Subtítulo Car"/>
     <w:basedOn w:val="Fuentedeprrafopredeter"/>
     <w:link w:val="Subttulo"/>
     <w:uiPriority w:val="11"/>
     <w:rsid w:val="00FE0A27"/>
     <w:rPr>
-      <w:rFonts w:asciiTheme="minorHAnsi" w:hAnsiTheme="minorHAnsi" w:eastAsiaTheme="majorEastAsia" w:cstheme="majorBidi"/>
+      <w:rFonts w:asciiTheme="minorHAnsi" w:eastAsiaTheme="majorEastAsia" w:hAnsiTheme="minorHAnsi" w:cstheme="majorBidi"/>
       <w:color w:val="595959" w:themeColor="text1" w:themeTint="A6"/>
       <w:spacing w:val="15"/>
       <w:sz w:val="28"/>
@@ -7472,7 +7462,7 @@
       <w:color w:val="404040" w:themeColor="text1" w:themeTint="BF"/>
     </w:rPr>
   </w:style>
-  <w:style w:type="character" w:styleId="CitaCar" w:customStyle="1">
+  <w:style w:type="character" w:customStyle="1" w:styleId="CitaCar">
     <w:name w:val="Cita Car"/>
     <w:basedOn w:val="Fuentedeprrafopredeter"/>
     <w:link w:val="Cita"/>
@@ -7517,8 +7507,8 @@
     <w:rsid w:val="00FE0A27"/>
     <w:pPr>
       <w:pBdr>
-        <w:top w:val="single" w:color="0F4761" w:themeColor="accent1" w:themeShade="BF" w:sz="4" w:space="10"/>
-        <w:bottom w:val="single" w:color="0F4761" w:themeColor="accent1" w:themeShade="BF" w:sz="4" w:space="10"/>
+        <w:top w:val="single" w:sz="4" w:space="10" w:color="0F4761" w:themeColor="accent1" w:themeShade="BF"/>
+        <w:bottom w:val="single" w:sz="4" w:space="10" w:color="0F4761" w:themeColor="accent1" w:themeShade="BF"/>
       </w:pBdr>
       <w:spacing w:before="360" w:after="360"/>
       <w:ind w:left="864" w:right="864"/>
@@ -7530,7 +7520,7 @@
       <w:color w:val="0F4761" w:themeColor="accent1" w:themeShade="BF"/>
     </w:rPr>
   </w:style>
-  <w:style w:type="character" w:styleId="CitadestacadaCar" w:customStyle="1">
+  <w:style w:type="character" w:customStyle="1" w:styleId="CitadestacadaCar">
     <w:name w:val="Cita destacada Car"/>
     <w:basedOn w:val="Fuentedeprrafopredeter"/>
     <w:link w:val="Citadestacada"/>
@@ -7567,12 +7557,12 @@
       <w:spacing w:before="100" w:beforeAutospacing="1" w:after="100" w:afterAutospacing="1"/>
     </w:pPr>
     <w:rPr>
-      <w:rFonts w:ascii="Times New Roman" w:hAnsi="Times New Roman" w:eastAsia="Times New Roman"/>
+      <w:rFonts w:ascii="Times New Roman" w:eastAsia="Times New Roman" w:hAnsi="Times New Roman"/>
       <w:sz w:val="24"/>
       <w:szCs w:val="24"/>
     </w:rPr>
   </w:style>
-  <w:style w:type="character" w:styleId="apple-tab-span" w:customStyle="1">
+  <w:style w:type="character" w:customStyle="1" w:styleId="apple-tab-span">
     <w:name w:val="apple-tab-span"/>
     <w:basedOn w:val="Fuentedeprrafopredeter"/>
     <w:rsid w:val="00FE0A27"/>
@@ -7584,12 +7574,12 @@
     <w:rsid w:val="00FE0A27"/>
     <w:tblPr>
       <w:tblBorders>
-        <w:top w:val="single" w:color="auto" w:sz="4" w:space="0"/>
-        <w:left w:val="single" w:color="auto" w:sz="4" w:space="0"/>
-        <w:bottom w:val="single" w:color="auto" w:sz="4" w:space="0"/>
-        <w:right w:val="single" w:color="auto" w:sz="4" w:space="0"/>
-        <w:insideH w:val="single" w:color="auto" w:sz="4" w:space="0"/>
-        <w:insideV w:val="single" w:color="auto" w:sz="4" w:space="0"/>
+        <w:top w:val="single" w:sz="4" w:space="0" w:color="auto"/>
+        <w:left w:val="single" w:sz="4" w:space="0" w:color="auto"/>
+        <w:bottom w:val="single" w:sz="4" w:space="0" w:color="auto"/>
+        <w:right w:val="single" w:sz="4" w:space="0" w:color="auto"/>
+        <w:insideH w:val="single" w:sz="4" w:space="0" w:color="auto"/>
+        <w:insideV w:val="single" w:sz="4" w:space="0" w:color="auto"/>
       </w:tblBorders>
     </w:tblPr>
   </w:style>
@@ -7607,7 +7597,7 @@
       </w:tabs>
     </w:pPr>
   </w:style>
-  <w:style w:type="character" w:styleId="EncabezadoCar" w:customStyle="1">
+  <w:style w:type="character" w:customStyle="1" w:styleId="EncabezadoCar">
     <w:name w:val="Encabezado Car"/>
     <w:basedOn w:val="Fuentedeprrafopredeter"/>
     <w:link w:val="Encabezado"/>
@@ -7628,14 +7618,14 @@
       </w:tabs>
     </w:pPr>
   </w:style>
-  <w:style w:type="character" w:styleId="PiedepginaCar" w:customStyle="1">
+  <w:style w:type="character" w:customStyle="1" w:styleId="PiedepginaCar">
     <w:name w:val="Pie de página Car"/>
     <w:basedOn w:val="Fuentedeprrafopredeter"/>
     <w:link w:val="Piedepgina"/>
     <w:uiPriority w:val="99"/>
     <w:rsid w:val="00FE0A27"/>
   </w:style>
-  <w:style w:type="table" w:styleId="a" w:customStyle="1">
+  <w:style w:type="table" w:customStyle="1" w:styleId="a">
     <w:basedOn w:val="NormalTable11"/>
     <w:tblPr>
       <w:tblStyleRowBandSize w:val="1"/>
@@ -7646,7 +7636,7 @@
       </w:tblCellMar>
     </w:tblPr>
   </w:style>
-  <w:style w:type="table" w:styleId="a0" w:customStyle="1">
+  <w:style w:type="table" w:customStyle="1" w:styleId="a0">
     <w:basedOn w:val="NormalTable11"/>
     <w:tblPr>
       <w:tblStyleRowBandSize w:val="1"/>
@@ -7657,7 +7647,7 @@
       </w:tblCellMar>
     </w:tblPr>
   </w:style>
-  <w:style w:type="table" w:styleId="a1" w:customStyle="1">
+  <w:style w:type="table" w:customStyle="1" w:styleId="a1">
     <w:basedOn w:val="NormalTable11"/>
     <w:tblPr>
       <w:tblStyleRowBandSize w:val="1"/>
@@ -7688,7 +7678,7 @@
     <w:unhideWhenUsed/>
     <w:rsid w:val="008A1569"/>
   </w:style>
-  <w:style w:type="character" w:styleId="TextocomentarioCar" w:customStyle="1">
+  <w:style w:type="character" w:customStyle="1" w:styleId="TextocomentarioCar">
     <w:name w:val="Texto comentario Car"/>
     <w:basedOn w:val="Fuentedeprrafopredeter"/>
     <w:link w:val="Textocomentario"/>
@@ -7709,7 +7699,7 @@
       <w:bCs/>
     </w:rPr>
   </w:style>
-  <w:style w:type="character" w:styleId="AsuntodelcomentarioCar" w:customStyle="1">
+  <w:style w:type="character" w:customStyle="1" w:styleId="AsuntodelcomentarioCar">
     <w:name w:val="Asunto del comentario Car"/>
     <w:basedOn w:val="TextocomentarioCar"/>
     <w:link w:val="Asuntodelcomentario"/>
@@ -7731,7 +7721,7 @@
       <w:u w:val="single"/>
     </w:rPr>
   </w:style>
-  <w:style w:type="paragraph" w:styleId="Subtitle0" w:customStyle="1">
+  <w:style w:type="paragraph" w:customStyle="1" w:styleId="Subtitle0">
     <w:name w:val="Subtitle0"/>
     <w:basedOn w:val="Normal100"/>
     <w:next w:val="Normal100"/>
@@ -7739,13 +7729,13 @@
       <w:spacing w:after="160"/>
     </w:pPr>
     <w:rPr>
-      <w:rFonts w:ascii="Aptos" w:hAnsi="Aptos" w:eastAsia="Aptos" w:cs="Aptos"/>
+      <w:rFonts w:ascii="Aptos" w:eastAsia="Aptos" w:hAnsi="Aptos" w:cs="Aptos"/>
       <w:color w:val="595959"/>
       <w:sz w:val="28"/>
       <w:szCs w:val="28"/>
     </w:rPr>
   </w:style>
-  <w:style w:type="table" w:styleId="a2" w:customStyle="1">
+  <w:style w:type="table" w:customStyle="1" w:styleId="a2">
     <w:basedOn w:val="NormalTable11"/>
     <w:tblPr>
       <w:tblStyleRowBandSize w:val="1"/>
@@ -7756,7 +7746,7 @@
       </w:tblCellMar>
     </w:tblPr>
   </w:style>
-  <w:style w:type="table" w:styleId="a3" w:customStyle="1">
+  <w:style w:type="table" w:customStyle="1" w:styleId="a3">
     <w:basedOn w:val="NormalTable11"/>
     <w:tblPr>
       <w:tblStyleRowBandSize w:val="1"/>
@@ -7767,7 +7757,7 @@
       </w:tblCellMar>
     </w:tblPr>
   </w:style>
-  <w:style w:type="table" w:styleId="a4" w:customStyle="1">
+  <w:style w:type="table" w:customStyle="1" w:styleId="a4">
     <w:basedOn w:val="NormalTable11"/>
     <w:tblPr>
       <w:tblStyleRowBandSize w:val="1"/>
@@ -7778,7 +7768,7 @@
       </w:tblCellMar>
     </w:tblPr>
   </w:style>
-  <w:style w:type="paragraph" w:styleId="Subtitle1" w:customStyle="1">
+  <w:style w:type="paragraph" w:customStyle="1" w:styleId="Subtitle1">
     <w:name w:val="Subtitle1"/>
     <w:basedOn w:val="Normal100"/>
     <w:next w:val="Normal100"/>
@@ -7793,7 +7783,7 @@
       <w:szCs w:val="30"/>
     </w:rPr>
   </w:style>
-  <w:style w:type="table" w:styleId="a5" w:customStyle="1">
+  <w:style w:type="table" w:customStyle="1" w:styleId="a5">
     <w:basedOn w:val="NormalTable11"/>
     <w:tblPr>
       <w:tblStyleRowBandSize w:val="1"/>
@@ -7804,7 +7794,7 @@
       </w:tblCellMar>
     </w:tblPr>
   </w:style>
-  <w:style w:type="table" w:styleId="a6" w:customStyle="1">
+  <w:style w:type="table" w:customStyle="1" w:styleId="a6">
     <w:basedOn w:val="NormalTable11"/>
     <w:tblPr>
       <w:tblStyleRowBandSize w:val="1"/>
@@ -7815,7 +7805,7 @@
       </w:tblCellMar>
     </w:tblPr>
   </w:style>
-  <w:style w:type="table" w:styleId="a7" w:customStyle="1">
+  <w:style w:type="table" w:customStyle="1" w:styleId="a7">
     <w:basedOn w:val="NormalTable11"/>
     <w:tblPr>
       <w:tblStyleRowBandSize w:val="1"/>
@@ -7826,7 +7816,7 @@
       </w:tblCellMar>
     </w:tblPr>
   </w:style>
-  <w:style w:type="paragraph" w:styleId="Subtitle2" w:customStyle="1">
+  <w:style w:type="paragraph" w:customStyle="1" w:styleId="Subtitle2">
     <w:name w:val="Subtitle2"/>
     <w:basedOn w:val="Normal100"/>
     <w:next w:val="Normal100"/>
@@ -7841,7 +7831,7 @@
       <w:szCs w:val="30"/>
     </w:rPr>
   </w:style>
-  <w:style w:type="table" w:styleId="a8" w:customStyle="1">
+  <w:style w:type="table" w:customStyle="1" w:styleId="a8">
     <w:basedOn w:val="NormalTable11"/>
     <w:tblPr>
       <w:tblStyleRowBandSize w:val="1"/>
@@ -7852,7 +7842,7 @@
       </w:tblCellMar>
     </w:tblPr>
   </w:style>
-  <w:style w:type="table" w:styleId="a9" w:customStyle="1">
+  <w:style w:type="table" w:customStyle="1" w:styleId="a9">
     <w:basedOn w:val="NormalTable11"/>
     <w:tblPr>
       <w:tblStyleRowBandSize w:val="1"/>
@@ -7863,7 +7853,7 @@
       </w:tblCellMar>
     </w:tblPr>
   </w:style>
-  <w:style w:type="table" w:styleId="aa" w:customStyle="1">
+  <w:style w:type="table" w:customStyle="1" w:styleId="aa">
     <w:basedOn w:val="NormalTable11"/>
     <w:tblPr>
       <w:tblStyleRowBandSize w:val="1"/>
@@ -7874,7 +7864,7 @@
       </w:tblCellMar>
     </w:tblPr>
   </w:style>
-  <w:style w:type="paragraph" w:styleId="Subtitle3" w:customStyle="1">
+  <w:style w:type="paragraph" w:customStyle="1" w:styleId="Subtitle3">
     <w:name w:val="Subtitle3"/>
     <w:basedOn w:val="Normal100"/>
     <w:next w:val="Normal100"/>
@@ -7889,7 +7879,7 @@
       <w:szCs w:val="30"/>
     </w:rPr>
   </w:style>
-  <w:style w:type="table" w:styleId="ab" w:customStyle="1">
+  <w:style w:type="table" w:customStyle="1" w:styleId="ab">
     <w:basedOn w:val="NormalTable11"/>
     <w:tblPr>
       <w:tblStyleRowBandSize w:val="1"/>
@@ -7900,7 +7890,7 @@
       </w:tblCellMar>
     </w:tblPr>
   </w:style>
-  <w:style w:type="table" w:styleId="ac" w:customStyle="1">
+  <w:style w:type="table" w:customStyle="1" w:styleId="ac">
     <w:basedOn w:val="NormalTable11"/>
     <w:tblPr>
       <w:tblStyleRowBandSize w:val="1"/>
@@ -7911,7 +7901,7 @@
       </w:tblCellMar>
     </w:tblPr>
   </w:style>
-  <w:style w:type="table" w:styleId="ad" w:customStyle="1">
+  <w:style w:type="table" w:customStyle="1" w:styleId="ad">
     <w:basedOn w:val="NormalTable11"/>
     <w:tblPr>
       <w:tblStyleRowBandSize w:val="1"/>
@@ -7922,7 +7912,7 @@
       </w:tblCellMar>
     </w:tblPr>
   </w:style>
-  <w:style w:type="paragraph" w:styleId="Subtitle4" w:customStyle="1">
+  <w:style w:type="paragraph" w:customStyle="1" w:styleId="Subtitle4">
     <w:name w:val="Subtitle4"/>
     <w:basedOn w:val="Normal100"/>
     <w:next w:val="Normal100"/>
@@ -7937,7 +7927,7 @@
       <w:szCs w:val="30"/>
     </w:rPr>
   </w:style>
-  <w:style w:type="table" w:styleId="ae" w:customStyle="1">
+  <w:style w:type="table" w:customStyle="1" w:styleId="ae">
     <w:basedOn w:val="NormalTable11"/>
     <w:tblPr>
       <w:tblStyleRowBandSize w:val="1"/>
@@ -7948,7 +7938,7 @@
       </w:tblCellMar>
     </w:tblPr>
   </w:style>
-  <w:style w:type="table" w:styleId="af" w:customStyle="1">
+  <w:style w:type="table" w:customStyle="1" w:styleId="af">
     <w:basedOn w:val="NormalTable11"/>
     <w:tblPr>
       <w:tblStyleRowBandSize w:val="1"/>
@@ -7959,7 +7949,7 @@
       </w:tblCellMar>
     </w:tblPr>
   </w:style>
-  <w:style w:type="table" w:styleId="af0" w:customStyle="1">
+  <w:style w:type="table" w:customStyle="1" w:styleId="af0">
     <w:basedOn w:val="NormalTable11"/>
     <w:tblPr>
       <w:tblStyleRowBandSize w:val="1"/>
@@ -7970,7 +7960,7 @@
       </w:tblCellMar>
     </w:tblPr>
   </w:style>
-  <w:style w:type="paragraph" w:styleId="Subtitle5" w:customStyle="1">
+  <w:style w:type="paragraph" w:customStyle="1" w:styleId="Subtitle5">
     <w:name w:val="Subtitle5"/>
     <w:basedOn w:val="Normal100"/>
     <w:next w:val="Normal100"/>
@@ -7985,7 +7975,7 @@
       <w:szCs w:val="30"/>
     </w:rPr>
   </w:style>
-  <w:style w:type="table" w:styleId="af1" w:customStyle="1">
+  <w:style w:type="table" w:customStyle="1" w:styleId="af1">
     <w:basedOn w:val="NormalTable11"/>
     <w:tblPr>
       <w:tblStyleRowBandSize w:val="1"/>
@@ -7996,7 +7986,7 @@
       </w:tblCellMar>
     </w:tblPr>
   </w:style>
-  <w:style w:type="table" w:styleId="af2" w:customStyle="1">
+  <w:style w:type="table" w:customStyle="1" w:styleId="af2">
     <w:basedOn w:val="NormalTable11"/>
     <w:tblPr>
       <w:tblStyleRowBandSize w:val="1"/>
@@ -8007,7 +7997,7 @@
       </w:tblCellMar>
     </w:tblPr>
   </w:style>
-  <w:style w:type="table" w:styleId="af3" w:customStyle="1">
+  <w:style w:type="table" w:customStyle="1" w:styleId="af3">
     <w:basedOn w:val="NormalTable11"/>
     <w:tblPr>
       <w:tblStyleRowBandSize w:val="1"/>
@@ -8018,7 +8008,7 @@
       </w:tblCellMar>
     </w:tblPr>
   </w:style>
-  <w:style w:type="paragraph" w:styleId="Subtitle6" w:customStyle="1">
+  <w:style w:type="paragraph" w:customStyle="1" w:styleId="Subtitle6">
     <w:name w:val="Subtitle6"/>
     <w:basedOn w:val="Normal100"/>
     <w:next w:val="Normal100"/>
@@ -8033,7 +8023,7 @@
       <w:szCs w:val="30"/>
     </w:rPr>
   </w:style>
-  <w:style w:type="table" w:styleId="af4" w:customStyle="1">
+  <w:style w:type="table" w:customStyle="1" w:styleId="af4">
     <w:basedOn w:val="NormalTable11"/>
     <w:tblPr>
       <w:tblStyleRowBandSize w:val="1"/>
@@ -8044,7 +8034,7 @@
       </w:tblCellMar>
     </w:tblPr>
   </w:style>
-  <w:style w:type="table" w:styleId="af5" w:customStyle="1">
+  <w:style w:type="table" w:customStyle="1" w:styleId="af5">
     <w:basedOn w:val="NormalTable11"/>
     <w:tblPr>
       <w:tblStyleRowBandSize w:val="1"/>
@@ -8055,7 +8045,7 @@
       </w:tblCellMar>
     </w:tblPr>
   </w:style>
-  <w:style w:type="table" w:styleId="af6" w:customStyle="1">
+  <w:style w:type="table" w:customStyle="1" w:styleId="af6">
     <w:basedOn w:val="NormalTable11"/>
     <w:tblPr>
       <w:tblStyleRowBandSize w:val="1"/>
@@ -8066,7 +8056,7 @@
       </w:tblCellMar>
     </w:tblPr>
   </w:style>
-  <w:style w:type="paragraph" w:styleId="Subtitle7" w:customStyle="1">
+  <w:style w:type="paragraph" w:customStyle="1" w:styleId="Subtitle7">
     <w:name w:val="Subtitle7"/>
     <w:basedOn w:val="Normal100"/>
     <w:next w:val="Normal100"/>
@@ -8081,7 +8071,7 @@
       <w:szCs w:val="30"/>
     </w:rPr>
   </w:style>
-  <w:style w:type="table" w:styleId="af7" w:customStyle="1">
+  <w:style w:type="table" w:customStyle="1" w:styleId="af7">
     <w:basedOn w:val="NormalTable11"/>
     <w:tblPr>
       <w:tblStyleRowBandSize w:val="1"/>
@@ -8092,7 +8082,7 @@
       </w:tblCellMar>
     </w:tblPr>
   </w:style>
-  <w:style w:type="table" w:styleId="af8" w:customStyle="1">
+  <w:style w:type="table" w:customStyle="1" w:styleId="af8">
     <w:basedOn w:val="NormalTable11"/>
     <w:tblPr>
       <w:tblStyleRowBandSize w:val="1"/>
@@ -8103,7 +8093,7 @@
       </w:tblCellMar>
     </w:tblPr>
   </w:style>
-  <w:style w:type="table" w:styleId="af9" w:customStyle="1">
+  <w:style w:type="table" w:customStyle="1" w:styleId="af9">
     <w:basedOn w:val="NormalTable11"/>
     <w:tblPr>
       <w:tblStyleRowBandSize w:val="1"/>
@@ -8114,7 +8104,7 @@
       </w:tblCellMar>
     </w:tblPr>
   </w:style>
-  <w:style w:type="paragraph" w:styleId="Subtitle8" w:customStyle="1">
+  <w:style w:type="paragraph" w:customStyle="1" w:styleId="Subtitle8">
     <w:name w:val="Subtitle8"/>
     <w:basedOn w:val="Normal100"/>
     <w:next w:val="Normal100"/>
@@ -8129,7 +8119,7 @@
       <w:szCs w:val="30"/>
     </w:rPr>
   </w:style>
-  <w:style w:type="table" w:styleId="afa" w:customStyle="1">
+  <w:style w:type="table" w:customStyle="1" w:styleId="afa">
     <w:basedOn w:val="NormalTable11"/>
     <w:tblPr>
       <w:tblStyleRowBandSize w:val="1"/>
@@ -8140,7 +8130,7 @@
       </w:tblCellMar>
     </w:tblPr>
   </w:style>
-  <w:style w:type="table" w:styleId="afb" w:customStyle="1">
+  <w:style w:type="table" w:customStyle="1" w:styleId="afb">
     <w:basedOn w:val="NormalTable11"/>
     <w:tblPr>
       <w:tblStyleRowBandSize w:val="1"/>
@@ -8151,7 +8141,7 @@
       </w:tblCellMar>
     </w:tblPr>
   </w:style>
-  <w:style w:type="table" w:styleId="afc" w:customStyle="1">
+  <w:style w:type="table" w:customStyle="1" w:styleId="afc">
     <w:basedOn w:val="NormalTable11"/>
     <w:tblPr>
       <w:tblStyleRowBandSize w:val="1"/>
@@ -8162,7 +8152,7 @@
       </w:tblCellMar>
     </w:tblPr>
   </w:style>
-  <w:style w:type="paragraph" w:styleId="Subtitle9" w:customStyle="1">
+  <w:style w:type="paragraph" w:customStyle="1" w:styleId="Subtitle9">
     <w:name w:val="Subtitle9"/>
     <w:basedOn w:val="Normal100"/>
     <w:next w:val="Normal100"/>
@@ -8177,7 +8167,7 @@
       <w:szCs w:val="30"/>
     </w:rPr>
   </w:style>
-  <w:style w:type="table" w:styleId="afd" w:customStyle="1">
+  <w:style w:type="table" w:customStyle="1" w:styleId="afd">
     <w:basedOn w:val="NormalTable11"/>
     <w:tblPr>
       <w:tblStyleRowBandSize w:val="1"/>
@@ -8188,7 +8178,7 @@
       </w:tblCellMar>
     </w:tblPr>
   </w:style>
-  <w:style w:type="table" w:styleId="afe" w:customStyle="1">
+  <w:style w:type="table" w:customStyle="1" w:styleId="afe">
     <w:basedOn w:val="NormalTable11"/>
     <w:tblPr>
       <w:tblStyleRowBandSize w:val="1"/>
@@ -8199,7 +8189,7 @@
       </w:tblCellMar>
     </w:tblPr>
   </w:style>
-  <w:style w:type="table" w:styleId="aff" w:customStyle="1">
+  <w:style w:type="table" w:customStyle="1" w:styleId="aff">
     <w:basedOn w:val="NormalTable11"/>
     <w:tblPr>
       <w:tblStyleRowBandSize w:val="1"/>
@@ -8210,7 +8200,7 @@
       </w:tblCellMar>
     </w:tblPr>
   </w:style>
-  <w:style w:type="paragraph" w:styleId="Subtitle10" w:customStyle="1">
+  <w:style w:type="paragraph" w:customStyle="1" w:styleId="Subtitle10">
     <w:name w:val="Subtitle10"/>
     <w:basedOn w:val="Normal100"/>
     <w:next w:val="Normal100"/>
@@ -8225,7 +8215,7 @@
       <w:szCs w:val="30"/>
     </w:rPr>
   </w:style>
-  <w:style w:type="table" w:styleId="aff0" w:customStyle="1">
+  <w:style w:type="table" w:customStyle="1" w:styleId="aff0">
     <w:basedOn w:val="NormalTable11"/>
     <w:tblPr>
       <w:tblStyleRowBandSize w:val="1"/>
@@ -8236,7 +8226,7 @@
       </w:tblCellMar>
     </w:tblPr>
   </w:style>
-  <w:style w:type="table" w:styleId="aff1" w:customStyle="1">
+  <w:style w:type="table" w:customStyle="1" w:styleId="aff1">
     <w:basedOn w:val="NormalTable11"/>
     <w:tblPr>
       <w:tblStyleRowBandSize w:val="1"/>
@@ -8247,7 +8237,7 @@
       </w:tblCellMar>
     </w:tblPr>
   </w:style>
-  <w:style w:type="table" w:styleId="aff2" w:customStyle="1">
+  <w:style w:type="table" w:customStyle="1" w:styleId="aff2">
     <w:basedOn w:val="NormalTable11"/>
     <w:tblPr>
       <w:tblStyleRowBandSize w:val="1"/>
@@ -8378,7 +8368,7 @@
       <w:szCs w:val="20"/>
     </w:rPr>
   </w:style>
-  <w:style w:type="character" w:styleId="TextonotaalfinalCar" w:customStyle="1">
+  <w:style w:type="character" w:customStyle="1" w:styleId="TextonotaalfinalCar">
     <w:name w:val="Texto nota al final Car"/>
     <w:basedOn w:val="Fuentedeprrafopredeter"/>
     <w:link w:val="Textonotaalfinal"/>
@@ -8405,7 +8395,7 @@
       <w:szCs w:val="20"/>
     </w:rPr>
   </w:style>
-  <w:style w:type="character" w:styleId="TextonotapieCar" w:customStyle="1">
+  <w:style w:type="character" w:customStyle="1" w:styleId="TextonotapieCar">
     <w:name w:val="Texto nota pie Car"/>
     <w:basedOn w:val="Fuentedeprrafopredeter"/>
     <w:link w:val="Textonotapie"/>
@@ -8430,12 +8420,12 @@
       <w:tblStyleRowBandSize w:val="1"/>
       <w:tblStyleColBandSize w:val="1"/>
       <w:tblBorders>
-        <w:top w:val="single" w:color="8DD873" w:themeColor="accent6" w:themeTint="99" w:sz="4" w:space="0"/>
-        <w:left w:val="single" w:color="8DD873" w:themeColor="accent6" w:themeTint="99" w:sz="4" w:space="0"/>
-        <w:bottom w:val="single" w:color="8DD873" w:themeColor="accent6" w:themeTint="99" w:sz="4" w:space="0"/>
-        <w:right w:val="single" w:color="8DD873" w:themeColor="accent6" w:themeTint="99" w:sz="4" w:space="0"/>
-        <w:insideH w:val="single" w:color="8DD873" w:themeColor="accent6" w:themeTint="99" w:sz="4" w:space="0"/>
-        <w:insideV w:val="single" w:color="8DD873" w:themeColor="accent6" w:themeTint="99" w:sz="4" w:space="0"/>
+        <w:top w:val="single" w:sz="4" w:space="0" w:color="8DD873" w:themeColor="accent6" w:themeTint="99"/>
+        <w:left w:val="single" w:sz="4" w:space="0" w:color="8DD873" w:themeColor="accent6" w:themeTint="99"/>
+        <w:bottom w:val="single" w:sz="4" w:space="0" w:color="8DD873" w:themeColor="accent6" w:themeTint="99"/>
+        <w:right w:val="single" w:sz="4" w:space="0" w:color="8DD873" w:themeColor="accent6" w:themeTint="99"/>
+        <w:insideH w:val="single" w:sz="4" w:space="0" w:color="8DD873" w:themeColor="accent6" w:themeTint="99"/>
+        <w:insideV w:val="single" w:sz="4" w:space="0" w:color="8DD873" w:themeColor="accent6" w:themeTint="99"/>
       </w:tblBorders>
     </w:tblPr>
     <w:tblStylePr w:type="firstRow">
@@ -8447,10 +8437,10 @@
       <w:tblPr/>
       <w:tcPr>
         <w:tcBorders>
-          <w:top w:val="single" w:color="4EA72E" w:themeColor="accent6" w:sz="4" w:space="0"/>
-          <w:left w:val="single" w:color="4EA72E" w:themeColor="accent6" w:sz="4" w:space="0"/>
-          <w:bottom w:val="single" w:color="4EA72E" w:themeColor="accent6" w:sz="4" w:space="0"/>
-          <w:right w:val="single" w:color="4EA72E" w:themeColor="accent6" w:sz="4" w:space="0"/>
+          <w:top w:val="single" w:sz="4" w:space="0" w:color="4EA72E" w:themeColor="accent6"/>
+          <w:left w:val="single" w:sz="4" w:space="0" w:color="4EA72E" w:themeColor="accent6"/>
+          <w:bottom w:val="single" w:sz="4" w:space="0" w:color="4EA72E" w:themeColor="accent6"/>
+          <w:right w:val="single" w:sz="4" w:space="0" w:color="4EA72E" w:themeColor="accent6"/>
           <w:insideH w:val="nil"/>
           <w:insideV w:val="nil"/>
         </w:tcBorders>
@@ -8465,7 +8455,7 @@
       <w:tblPr/>
       <w:tcPr>
         <w:tcBorders>
-          <w:top w:val="double" w:color="4EA72E" w:themeColor="accent6" w:sz="4" w:space="0"/>
+          <w:top w:val="double" w:sz="4" w:space="0" w:color="4EA72E" w:themeColor="accent6"/>
         </w:tcBorders>
       </w:tcPr>
     </w:tblStylePr>
@@ -8494,7 +8484,7 @@
       </w:tcPr>
     </w:tblStylePr>
   </w:style>
-  <w:style w:type="paragraph" w:styleId="Default" w:customStyle="1">
+  <w:style w:type="paragraph" w:customStyle="1" w:styleId="Default">
     <w:name w:val="Default"/>
     <w:basedOn w:val="Normal7"/>
     <w:uiPriority w:val="1"/>
@@ -8508,7 +8498,7 @@
       <w:szCs w:val="24"/>
     </w:rPr>
   </w:style>
-  <w:style w:type="paragraph" w:styleId="Estilo1" w:customStyle="1">
+  <w:style w:type="paragraph" w:customStyle="1" w:styleId="Estilo1">
     <w:name w:val="Estilo1"/>
     <w:basedOn w:val="Normal7"/>
     <w:link w:val="Estilo1Char"/>
@@ -8516,26 +8506,26 @@
     <w:qFormat/>
     <w:rsid w:val="3E084F5B"/>
     <w:rPr>
-      <w:rFonts w:ascii="Courier New" w:hAnsi="Courier New" w:eastAsia="Courier New" w:cs="Courier New"/>
+      <w:rFonts w:ascii="Courier New" w:eastAsia="Courier New" w:hAnsi="Courier New" w:cs="Courier New"/>
       <w:sz w:val="24"/>
       <w:szCs w:val="24"/>
       <w:lang w:val="es-MX"/>
     </w:rPr>
   </w:style>
-  <w:style w:type="character" w:styleId="Estilo1Char" w:customStyle="1">
+  <w:style w:type="character" w:customStyle="1" w:styleId="Estilo1Char">
     <w:name w:val="Estilo1 Char"/>
     <w:basedOn w:val="Fuentedeprrafopredeter"/>
     <w:link w:val="Estilo1"/>
     <w:rsid w:val="3E084F5B"/>
     <w:rPr>
-      <w:rFonts w:ascii="Courier New" w:hAnsi="Courier New" w:eastAsia="Courier New" w:cs="Courier New"/>
+      <w:rFonts w:ascii="Courier New" w:eastAsia="Courier New" w:hAnsi="Courier New" w:cs="Courier New"/>
       <w:noProof w:val="0"/>
       <w:sz w:val="24"/>
       <w:szCs w:val="24"/>
       <w:lang w:val="es-MX"/>
     </w:rPr>
   </w:style>
-  <w:style w:type="paragraph" w:styleId="Subtitle11" w:customStyle="1">
+  <w:style w:type="paragraph" w:customStyle="1" w:styleId="Subtitle11">
     <w:name w:val="Subtitle11"/>
     <w:basedOn w:val="Normal7"/>
     <w:next w:val="Normal7"/>
@@ -8550,13 +8540,13 @@
       <w:spacing w:after="160"/>
     </w:pPr>
     <w:rPr>
-      <w:rFonts w:ascii="Aptos" w:hAnsi="Aptos" w:eastAsia="Aptos" w:cs="Aptos"/>
+      <w:rFonts w:ascii="Aptos" w:eastAsia="Aptos" w:hAnsi="Aptos" w:cs="Aptos"/>
       <w:color w:val="595959"/>
       <w:sz w:val="28"/>
       <w:szCs w:val="28"/>
     </w:rPr>
   </w:style>
-  <w:style w:type="table" w:styleId="aff3" w:customStyle="1">
+  <w:style w:type="table" w:customStyle="1" w:styleId="aff3">
     <w:basedOn w:val="NormalTable6"/>
     <w:tblPr>
       <w:tblStyleRowBandSize w:val="1"/>
@@ -8567,7 +8557,7 @@
       </w:tblCellMar>
     </w:tblPr>
   </w:style>
-  <w:style w:type="table" w:styleId="aff4" w:customStyle="1">
+  <w:style w:type="table" w:customStyle="1" w:styleId="aff4">
     <w:basedOn w:val="NormalTable6"/>
     <w:tblPr>
       <w:tblStyleRowBandSize w:val="1"/>
@@ -8578,7 +8568,7 @@
       </w:tblCellMar>
     </w:tblPr>
   </w:style>
-  <w:style w:type="table" w:styleId="aff5" w:customStyle="1">
+  <w:style w:type="table" w:customStyle="1" w:styleId="aff5">
     <w:basedOn w:val="NormalTable6"/>
     <w:pPr>
       <w:spacing w:line="240" w:lineRule="auto"/>
@@ -8599,10 +8589,10 @@
       <w:tblPr/>
       <w:tcPr>
         <w:tcBorders>
-          <w:top w:val="single" w:color="4EA72E" w:sz="4" w:space="0"/>
-          <w:left w:val="single" w:color="4EA72E" w:sz="4" w:space="0"/>
-          <w:bottom w:val="single" w:color="4EA72E" w:sz="4" w:space="0"/>
-          <w:right w:val="single" w:color="4EA72E" w:sz="4" w:space="0"/>
+          <w:top w:val="single" w:sz="4" w:space="0" w:color="4EA72E"/>
+          <w:left w:val="single" w:sz="4" w:space="0" w:color="4EA72E"/>
+          <w:bottom w:val="single" w:sz="4" w:space="0" w:color="4EA72E"/>
+          <w:right w:val="single" w:sz="4" w:space="0" w:color="4EA72E"/>
           <w:insideH w:val="nil"/>
           <w:insideV w:val="nil"/>
         </w:tcBorders>
@@ -8616,7 +8606,7 @@
       <w:tblPr/>
       <w:tcPr>
         <w:tcBorders>
-          <w:top w:val="single" w:color="4EA72E" w:sz="4" w:space="0"/>
+          <w:top w:val="single" w:sz="4" w:space="0" w:color="4EA72E"/>
         </w:tcBorders>
       </w:tcPr>
     </w:tblStylePr>
@@ -8643,7 +8633,7 @@
       </w:tcPr>
     </w:tblStylePr>
   </w:style>
-  <w:style w:type="table" w:styleId="aff6" w:customStyle="1">
+  <w:style w:type="table" w:customStyle="1" w:styleId="aff6">
     <w:basedOn w:val="NormalTable6"/>
     <w:tblPr>
       <w:tblStyleRowBandSize w:val="1"/>
@@ -8654,7 +8644,7 @@
       </w:tblCellMar>
     </w:tblPr>
   </w:style>
-  <w:style w:type="paragraph" w:styleId="Subtitle12" w:customStyle="1">
+  <w:style w:type="paragraph" w:customStyle="1" w:styleId="Subtitle12">
     <w:name w:val="Subtitle12"/>
     <w:basedOn w:val="Normal7"/>
     <w:next w:val="Normal7"/>
@@ -8669,13 +8659,13 @@
       <w:spacing w:after="160"/>
     </w:pPr>
     <w:rPr>
-      <w:rFonts w:ascii="Aptos" w:hAnsi="Aptos" w:eastAsia="Aptos" w:cs="Aptos"/>
+      <w:rFonts w:ascii="Aptos" w:eastAsia="Aptos" w:hAnsi="Aptos" w:cs="Aptos"/>
       <w:color w:val="595959"/>
       <w:sz w:val="28"/>
       <w:szCs w:val="28"/>
     </w:rPr>
   </w:style>
-  <w:style w:type="table" w:styleId="aff7" w:customStyle="1">
+  <w:style w:type="table" w:customStyle="1" w:styleId="aff7">
     <w:basedOn w:val="NormalTable6"/>
     <w:tblPr>
       <w:tblStyleRowBandSize w:val="1"/>
@@ -8686,7 +8676,7 @@
       </w:tblCellMar>
     </w:tblPr>
   </w:style>
-  <w:style w:type="table" w:styleId="aff8" w:customStyle="1">
+  <w:style w:type="table" w:customStyle="1" w:styleId="aff8">
     <w:basedOn w:val="NormalTable6"/>
     <w:tblPr>
       <w:tblStyleRowBandSize w:val="1"/>
@@ -8697,7 +8687,7 @@
       </w:tblCellMar>
     </w:tblPr>
   </w:style>
-  <w:style w:type="table" w:styleId="aff9" w:customStyle="1">
+  <w:style w:type="table" w:customStyle="1" w:styleId="aff9">
     <w:basedOn w:val="NormalTable6"/>
     <w:pPr>
       <w:spacing w:line="240" w:lineRule="auto"/>
@@ -8718,10 +8708,10 @@
       <w:tblPr/>
       <w:tcPr>
         <w:tcBorders>
-          <w:top w:val="single" w:color="4EA72E" w:sz="4" w:space="0"/>
-          <w:left w:val="single" w:color="4EA72E" w:sz="4" w:space="0"/>
-          <w:bottom w:val="single" w:color="4EA72E" w:sz="4" w:space="0"/>
-          <w:right w:val="single" w:color="4EA72E" w:sz="4" w:space="0"/>
+          <w:top w:val="single" w:sz="4" w:space="0" w:color="4EA72E"/>
+          <w:left w:val="single" w:sz="4" w:space="0" w:color="4EA72E"/>
+          <w:bottom w:val="single" w:sz="4" w:space="0" w:color="4EA72E"/>
+          <w:right w:val="single" w:sz="4" w:space="0" w:color="4EA72E"/>
           <w:insideH w:val="nil"/>
           <w:insideV w:val="nil"/>
         </w:tcBorders>
@@ -8735,7 +8725,7 @@
       <w:tblPr/>
       <w:tcPr>
         <w:tcBorders>
-          <w:top w:val="single" w:color="4EA72E" w:sz="4" w:space="0"/>
+          <w:top w:val="single" w:sz="4" w:space="0" w:color="4EA72E"/>
         </w:tcBorders>
       </w:tcPr>
     </w:tblStylePr>
@@ -8762,7 +8752,7 @@
       </w:tcPr>
     </w:tblStylePr>
   </w:style>
-  <w:style w:type="table" w:styleId="affa" w:customStyle="1">
+  <w:style w:type="table" w:customStyle="1" w:styleId="affa">
     <w:basedOn w:val="NormalTable6"/>
     <w:tblPr>
       <w:tblStyleRowBandSize w:val="1"/>
@@ -8773,7 +8763,7 @@
       </w:tblCellMar>
     </w:tblPr>
   </w:style>
-  <w:style w:type="paragraph" w:styleId="Subtitle13" w:customStyle="1">
+  <w:style w:type="paragraph" w:customStyle="1" w:styleId="Subtitle13">
     <w:name w:val="Subtitle13"/>
     <w:basedOn w:val="Normal7"/>
     <w:next w:val="Normal7"/>
@@ -8788,13 +8778,13 @@
       <w:spacing w:after="160"/>
     </w:pPr>
     <w:rPr>
-      <w:rFonts w:ascii="Aptos" w:hAnsi="Aptos" w:eastAsia="Aptos" w:cs="Aptos"/>
+      <w:rFonts w:ascii="Aptos" w:eastAsia="Aptos" w:hAnsi="Aptos" w:cs="Aptos"/>
       <w:color w:val="595959"/>
       <w:sz w:val="28"/>
       <w:szCs w:val="28"/>
     </w:rPr>
   </w:style>
-  <w:style w:type="table" w:styleId="affb" w:customStyle="1">
+  <w:style w:type="table" w:customStyle="1" w:styleId="affb">
     <w:basedOn w:val="NormalTable6"/>
     <w:tblPr>
       <w:tblStyleRowBandSize w:val="1"/>
@@ -8805,7 +8795,7 @@
       </w:tblCellMar>
     </w:tblPr>
   </w:style>
-  <w:style w:type="table" w:styleId="affc" w:customStyle="1">
+  <w:style w:type="table" w:customStyle="1" w:styleId="affc">
     <w:basedOn w:val="NormalTable6"/>
     <w:tblPr>
       <w:tblStyleRowBandSize w:val="1"/>
@@ -8816,7 +8806,7 @@
       </w:tblCellMar>
     </w:tblPr>
   </w:style>
-  <w:style w:type="table" w:styleId="affd" w:customStyle="1">
+  <w:style w:type="table" w:customStyle="1" w:styleId="affd">
     <w:basedOn w:val="NormalTable6"/>
     <w:pPr>
       <w:spacing w:line="240" w:lineRule="auto"/>
@@ -8837,10 +8827,10 @@
       <w:tblPr/>
       <w:tcPr>
         <w:tcBorders>
-          <w:top w:val="single" w:color="4EA72E" w:sz="4" w:space="0"/>
-          <w:left w:val="single" w:color="4EA72E" w:sz="4" w:space="0"/>
-          <w:bottom w:val="single" w:color="4EA72E" w:sz="4" w:space="0"/>
-          <w:right w:val="single" w:color="4EA72E" w:sz="4" w:space="0"/>
+          <w:top w:val="single" w:sz="4" w:space="0" w:color="4EA72E"/>
+          <w:left w:val="single" w:sz="4" w:space="0" w:color="4EA72E"/>
+          <w:bottom w:val="single" w:sz="4" w:space="0" w:color="4EA72E"/>
+          <w:right w:val="single" w:sz="4" w:space="0" w:color="4EA72E"/>
           <w:insideH w:val="nil"/>
           <w:insideV w:val="nil"/>
         </w:tcBorders>
@@ -8854,7 +8844,7 @@
       <w:tblPr/>
       <w:tcPr>
         <w:tcBorders>
-          <w:top w:val="single" w:color="4EA72E" w:sz="4" w:space="0"/>
+          <w:top w:val="single" w:sz="4" w:space="0" w:color="4EA72E"/>
         </w:tcBorders>
       </w:tcPr>
     </w:tblStylePr>
@@ -8881,7 +8871,7 @@
       </w:tcPr>
     </w:tblStylePr>
   </w:style>
-  <w:style w:type="table" w:styleId="affe" w:customStyle="1">
+  <w:style w:type="table" w:customStyle="1" w:styleId="affe">
     <w:basedOn w:val="NormalTable6"/>
     <w:tblPr>
       <w:tblStyleRowBandSize w:val="1"/>
@@ -8892,7 +8882,7 @@
       </w:tblCellMar>
     </w:tblPr>
   </w:style>
-  <w:style w:type="paragraph" w:styleId="Subtitle14" w:customStyle="1">
+  <w:style w:type="paragraph" w:customStyle="1" w:styleId="Subtitle14">
     <w:name w:val="Subtitle14"/>
     <w:basedOn w:val="Normal7"/>
     <w:next w:val="Normal7"/>
@@ -8907,13 +8897,13 @@
       <w:spacing w:after="160"/>
     </w:pPr>
     <w:rPr>
-      <w:rFonts w:ascii="Aptos" w:hAnsi="Aptos" w:eastAsia="Aptos" w:cs="Aptos"/>
+      <w:rFonts w:ascii="Aptos" w:eastAsia="Aptos" w:hAnsi="Aptos" w:cs="Aptos"/>
       <w:color w:val="595959"/>
       <w:sz w:val="28"/>
       <w:szCs w:val="28"/>
     </w:rPr>
   </w:style>
-  <w:style w:type="table" w:styleId="afff" w:customStyle="1">
+  <w:style w:type="table" w:customStyle="1" w:styleId="afff">
     <w:basedOn w:val="NormalTable6"/>
     <w:tblPr>
       <w:tblStyleRowBandSize w:val="1"/>
@@ -8924,7 +8914,7 @@
       </w:tblCellMar>
     </w:tblPr>
   </w:style>
-  <w:style w:type="table" w:styleId="afff0" w:customStyle="1">
+  <w:style w:type="table" w:customStyle="1" w:styleId="afff0">
     <w:basedOn w:val="NormalTable6"/>
     <w:tblPr>
       <w:tblStyleRowBandSize w:val="1"/>
@@ -8935,7 +8925,7 @@
       </w:tblCellMar>
     </w:tblPr>
   </w:style>
-  <w:style w:type="table" w:styleId="afff1" w:customStyle="1">
+  <w:style w:type="table" w:customStyle="1" w:styleId="afff1">
     <w:basedOn w:val="NormalTable6"/>
     <w:pPr>
       <w:spacing w:line="240" w:lineRule="auto"/>
@@ -8956,10 +8946,10 @@
       <w:tblPr/>
       <w:tcPr>
         <w:tcBorders>
-          <w:top w:val="single" w:color="4EA72E" w:sz="4" w:space="0"/>
-          <w:left w:val="single" w:color="4EA72E" w:sz="4" w:space="0"/>
-          <w:bottom w:val="single" w:color="4EA72E" w:sz="4" w:space="0"/>
-          <w:right w:val="single" w:color="4EA72E" w:sz="4" w:space="0"/>
+          <w:top w:val="single" w:sz="4" w:space="0" w:color="4EA72E"/>
+          <w:left w:val="single" w:sz="4" w:space="0" w:color="4EA72E"/>
+          <w:bottom w:val="single" w:sz="4" w:space="0" w:color="4EA72E"/>
+          <w:right w:val="single" w:sz="4" w:space="0" w:color="4EA72E"/>
           <w:insideH w:val="nil"/>
           <w:insideV w:val="nil"/>
         </w:tcBorders>
@@ -8973,7 +8963,7 @@
       <w:tblPr/>
       <w:tcPr>
         <w:tcBorders>
-          <w:top w:val="single" w:color="4EA72E" w:sz="4" w:space="0"/>
+          <w:top w:val="single" w:sz="4" w:space="0" w:color="4EA72E"/>
         </w:tcBorders>
       </w:tcPr>
     </w:tblStylePr>
@@ -9000,7 +8990,7 @@
       </w:tcPr>
     </w:tblStylePr>
   </w:style>
-  <w:style w:type="table" w:styleId="afff2" w:customStyle="1">
+  <w:style w:type="table" w:customStyle="1" w:styleId="afff2">
     <w:basedOn w:val="NormalTable6"/>
     <w:tblPr>
       <w:tblStyleRowBandSize w:val="1"/>
@@ -9011,7 +9001,7 @@
       </w:tblCellMar>
     </w:tblPr>
   </w:style>
-  <w:style w:type="paragraph" w:styleId="Subtitle15" w:customStyle="1">
+  <w:style w:type="paragraph" w:customStyle="1" w:styleId="Subtitle15">
     <w:name w:val="Subtitle15"/>
     <w:basedOn w:val="Normal7"/>
     <w:next w:val="Normal7"/>
@@ -9026,13 +9016,13 @@
       <w:spacing w:after="160"/>
     </w:pPr>
     <w:rPr>
-      <w:rFonts w:ascii="Aptos" w:hAnsi="Aptos" w:eastAsia="Aptos" w:cs="Aptos"/>
+      <w:rFonts w:ascii="Aptos" w:eastAsia="Aptos" w:hAnsi="Aptos" w:cs="Aptos"/>
       <w:color w:val="595959"/>
       <w:sz w:val="28"/>
       <w:szCs w:val="28"/>
     </w:rPr>
   </w:style>
-  <w:style w:type="table" w:styleId="afff3" w:customStyle="1">
+  <w:style w:type="table" w:customStyle="1" w:styleId="afff3">
     <w:basedOn w:val="NormalTable6"/>
     <w:tblPr>
       <w:tblStyleRowBandSize w:val="1"/>
@@ -9043,7 +9033,7 @@
       </w:tblCellMar>
     </w:tblPr>
   </w:style>
-  <w:style w:type="table" w:styleId="afff4" w:customStyle="1">
+  <w:style w:type="table" w:customStyle="1" w:styleId="afff4">
     <w:basedOn w:val="NormalTable6"/>
     <w:tblPr>
       <w:tblStyleRowBandSize w:val="1"/>
@@ -9054,7 +9044,7 @@
       </w:tblCellMar>
     </w:tblPr>
   </w:style>
-  <w:style w:type="table" w:styleId="afff5" w:customStyle="1">
+  <w:style w:type="table" w:customStyle="1" w:styleId="afff5">
     <w:basedOn w:val="NormalTable6"/>
     <w:pPr>
       <w:spacing w:line="240" w:lineRule="auto"/>
@@ -9075,10 +9065,10 @@
       <w:tblPr/>
       <w:tcPr>
         <w:tcBorders>
-          <w:top w:val="single" w:color="4EA72E" w:sz="4" w:space="0"/>
-          <w:left w:val="single" w:color="4EA72E" w:sz="4" w:space="0"/>
-          <w:bottom w:val="single" w:color="4EA72E" w:sz="4" w:space="0"/>
-          <w:right w:val="single" w:color="4EA72E" w:sz="4" w:space="0"/>
+          <w:top w:val="single" w:sz="4" w:space="0" w:color="4EA72E"/>
+          <w:left w:val="single" w:sz="4" w:space="0" w:color="4EA72E"/>
+          <w:bottom w:val="single" w:sz="4" w:space="0" w:color="4EA72E"/>
+          <w:right w:val="single" w:sz="4" w:space="0" w:color="4EA72E"/>
           <w:insideH w:val="nil"/>
           <w:insideV w:val="nil"/>
         </w:tcBorders>
@@ -9092,7 +9082,7 @@
       <w:tblPr/>
       <w:tcPr>
         <w:tcBorders>
-          <w:top w:val="single" w:color="4EA72E" w:sz="4" w:space="0"/>
+          <w:top w:val="single" w:sz="4" w:space="0" w:color="4EA72E"/>
         </w:tcBorders>
       </w:tcPr>
     </w:tblStylePr>
@@ -9119,7 +9109,7 @@
       </w:tcPr>
     </w:tblStylePr>
   </w:style>
-  <w:style w:type="table" w:styleId="afff6" w:customStyle="1">
+  <w:style w:type="table" w:customStyle="1" w:styleId="afff6">
     <w:basedOn w:val="NormalTable6"/>
     <w:tblPr>
       <w:tblStyleRowBandSize w:val="1"/>
@@ -9130,7 +9120,7 @@
       </w:tblCellMar>
     </w:tblPr>
   </w:style>
-  <w:style w:type="paragraph" w:styleId="Subtitle16" w:customStyle="1">
+  <w:style w:type="paragraph" w:customStyle="1" w:styleId="Subtitle16">
     <w:name w:val="Subtitle16"/>
     <w:basedOn w:val="Normal7"/>
     <w:next w:val="Normal7"/>
@@ -9145,13 +9135,13 @@
       <w:spacing w:after="160"/>
     </w:pPr>
     <w:rPr>
-      <w:rFonts w:ascii="Aptos" w:hAnsi="Aptos" w:eastAsia="Aptos" w:cs="Aptos"/>
+      <w:rFonts w:ascii="Aptos" w:eastAsia="Aptos" w:hAnsi="Aptos" w:cs="Aptos"/>
       <w:color w:val="595959"/>
       <w:sz w:val="28"/>
       <w:szCs w:val="28"/>
     </w:rPr>
   </w:style>
-  <w:style w:type="table" w:styleId="afff7" w:customStyle="1">
+  <w:style w:type="table" w:customStyle="1" w:styleId="afff7">
     <w:basedOn w:val="NormalTable6"/>
     <w:tblPr>
       <w:tblStyleRowBandSize w:val="1"/>
@@ -9162,7 +9152,7 @@
       </w:tblCellMar>
     </w:tblPr>
   </w:style>
-  <w:style w:type="table" w:styleId="afff8" w:customStyle="1">
+  <w:style w:type="table" w:customStyle="1" w:styleId="afff8">
     <w:basedOn w:val="NormalTable6"/>
     <w:tblPr>
       <w:tblStyleRowBandSize w:val="1"/>
@@ -9173,7 +9163,7 @@
       </w:tblCellMar>
     </w:tblPr>
   </w:style>
-  <w:style w:type="table" w:styleId="afff9" w:customStyle="1">
+  <w:style w:type="table" w:customStyle="1" w:styleId="afff9">
     <w:basedOn w:val="NormalTable6"/>
     <w:pPr>
       <w:spacing w:line="240" w:lineRule="auto"/>
@@ -9194,10 +9184,10 @@
       <w:tblPr/>
       <w:tcPr>
         <w:tcBorders>
-          <w:top w:val="single" w:color="4EA72E" w:sz="4" w:space="0"/>
-          <w:left w:val="single" w:color="4EA72E" w:sz="4" w:space="0"/>
-          <w:bottom w:val="single" w:color="4EA72E" w:sz="4" w:space="0"/>
-          <w:right w:val="single" w:color="4EA72E" w:sz="4" w:space="0"/>
+          <w:top w:val="single" w:sz="4" w:space="0" w:color="4EA72E"/>
+          <w:left w:val="single" w:sz="4" w:space="0" w:color="4EA72E"/>
+          <w:bottom w:val="single" w:sz="4" w:space="0" w:color="4EA72E"/>
+          <w:right w:val="single" w:sz="4" w:space="0" w:color="4EA72E"/>
           <w:insideH w:val="nil"/>
           <w:insideV w:val="nil"/>
         </w:tcBorders>
@@ -9211,7 +9201,7 @@
       <w:tblPr/>
       <w:tcPr>
         <w:tcBorders>
-          <w:top w:val="single" w:color="4EA72E" w:sz="4" w:space="0"/>
+          <w:top w:val="single" w:sz="4" w:space="0" w:color="4EA72E"/>
         </w:tcBorders>
       </w:tcPr>
     </w:tblStylePr>
@@ -9238,7 +9228,7 @@
       </w:tcPr>
     </w:tblStylePr>
   </w:style>
-  <w:style w:type="table" w:styleId="afffa" w:customStyle="1">
+  <w:style w:type="table" w:customStyle="1" w:styleId="afffa">
     <w:basedOn w:val="NormalTable6"/>
     <w:tblPr>
       <w:tblStyleRowBandSize w:val="1"/>
@@ -9249,7 +9239,7 @@
       </w:tblCellMar>
     </w:tblPr>
   </w:style>
-  <w:style w:type="paragraph" w:styleId="Subtitle17" w:customStyle="1">
+  <w:style w:type="paragraph" w:customStyle="1" w:styleId="Subtitle17">
     <w:name w:val="Subtitle17"/>
     <w:basedOn w:val="Normal7"/>
     <w:next w:val="Normal7"/>
@@ -9264,13 +9254,13 @@
       <w:spacing w:after="160"/>
     </w:pPr>
     <w:rPr>
-      <w:rFonts w:ascii="Aptos" w:hAnsi="Aptos" w:eastAsia="Aptos" w:cs="Aptos"/>
+      <w:rFonts w:ascii="Aptos" w:eastAsia="Aptos" w:hAnsi="Aptos" w:cs="Aptos"/>
       <w:color w:val="595959"/>
       <w:sz w:val="28"/>
       <w:szCs w:val="28"/>
     </w:rPr>
   </w:style>
-  <w:style w:type="table" w:styleId="afffb" w:customStyle="1">
+  <w:style w:type="table" w:customStyle="1" w:styleId="afffb">
     <w:basedOn w:val="NormalTable6"/>
     <w:tblPr>
       <w:tblStyleRowBandSize w:val="1"/>
@@ -9281,7 +9271,7 @@
       </w:tblCellMar>
     </w:tblPr>
   </w:style>
-  <w:style w:type="table" w:styleId="afffc" w:customStyle="1">
+  <w:style w:type="table" w:customStyle="1" w:styleId="afffc">
     <w:basedOn w:val="NormalTable6"/>
     <w:tblPr>
       <w:tblStyleRowBandSize w:val="1"/>
@@ -9292,7 +9282,7 @@
       </w:tblCellMar>
     </w:tblPr>
   </w:style>
-  <w:style w:type="table" w:styleId="afffd" w:customStyle="1">
+  <w:style w:type="table" w:customStyle="1" w:styleId="afffd">
     <w:basedOn w:val="NormalTable6"/>
     <w:pPr>
       <w:spacing w:line="240" w:lineRule="auto"/>
@@ -9313,10 +9303,10 @@
       <w:tblPr/>
       <w:tcPr>
         <w:tcBorders>
-          <w:top w:val="single" w:color="4EA72E" w:sz="4" w:space="0"/>
-          <w:left w:val="single" w:color="4EA72E" w:sz="4" w:space="0"/>
-          <w:bottom w:val="single" w:color="4EA72E" w:sz="4" w:space="0"/>
-          <w:right w:val="single" w:color="4EA72E" w:sz="4" w:space="0"/>
+          <w:top w:val="single" w:sz="4" w:space="0" w:color="4EA72E"/>
+          <w:left w:val="single" w:sz="4" w:space="0" w:color="4EA72E"/>
+          <w:bottom w:val="single" w:sz="4" w:space="0" w:color="4EA72E"/>
+          <w:right w:val="single" w:sz="4" w:space="0" w:color="4EA72E"/>
           <w:insideH w:val="nil"/>
           <w:insideV w:val="nil"/>
         </w:tcBorders>
@@ -9330,7 +9320,7 @@
       <w:tblPr/>
       <w:tcPr>
         <w:tcBorders>
-          <w:top w:val="single" w:color="4EA72E" w:sz="4" w:space="0"/>
+          <w:top w:val="single" w:sz="4" w:space="0" w:color="4EA72E"/>
         </w:tcBorders>
       </w:tcPr>
     </w:tblStylePr>
@@ -9357,7 +9347,7 @@
       </w:tcPr>
     </w:tblStylePr>
   </w:style>
-  <w:style w:type="table" w:styleId="afffe" w:customStyle="1">
+  <w:style w:type="table" w:customStyle="1" w:styleId="afffe">
     <w:basedOn w:val="NormalTable6"/>
     <w:tblPr>
       <w:tblStyleRowBandSize w:val="1"/>
@@ -9368,7 +9358,7 @@
       </w:tblCellMar>
     </w:tblPr>
   </w:style>
-  <w:style w:type="paragraph" w:styleId="Subtitle18" w:customStyle="1">
+  <w:style w:type="paragraph" w:customStyle="1" w:styleId="Subtitle18">
     <w:name w:val="Subtitle18"/>
     <w:basedOn w:val="Normal7"/>
     <w:next w:val="Normal7"/>
@@ -9383,13 +9373,13 @@
       <w:spacing w:after="160"/>
     </w:pPr>
     <w:rPr>
-      <w:rFonts w:ascii="Aptos" w:hAnsi="Aptos" w:eastAsia="Aptos" w:cs="Aptos"/>
+      <w:rFonts w:ascii="Aptos" w:eastAsia="Aptos" w:hAnsi="Aptos" w:cs="Aptos"/>
       <w:color w:val="595959"/>
       <w:sz w:val="28"/>
       <w:szCs w:val="28"/>
     </w:rPr>
   </w:style>
-  <w:style w:type="table" w:styleId="affff" w:customStyle="1">
+  <w:style w:type="table" w:customStyle="1" w:styleId="affff">
     <w:basedOn w:val="NormalTable6"/>
     <w:tblPr>
       <w:tblStyleRowBandSize w:val="1"/>
@@ -9400,7 +9390,7 @@
       </w:tblCellMar>
     </w:tblPr>
   </w:style>
-  <w:style w:type="table" w:styleId="affff0" w:customStyle="1">
+  <w:style w:type="table" w:customStyle="1" w:styleId="affff0">
     <w:basedOn w:val="NormalTable6"/>
     <w:tblPr>
       <w:tblStyleRowBandSize w:val="1"/>
@@ -9411,7 +9401,7 @@
       </w:tblCellMar>
     </w:tblPr>
   </w:style>
-  <w:style w:type="table" w:styleId="affff1" w:customStyle="1">
+  <w:style w:type="table" w:customStyle="1" w:styleId="affff1">
     <w:basedOn w:val="NormalTable6"/>
     <w:pPr>
       <w:spacing w:line="240" w:lineRule="auto"/>
@@ -9432,10 +9422,10 @@
       <w:tblPr/>
       <w:tcPr>
         <w:tcBorders>
-          <w:top w:val="single" w:color="4EA72E" w:sz="4" w:space="0"/>
-          <w:left w:val="single" w:color="4EA72E" w:sz="4" w:space="0"/>
-          <w:bottom w:val="single" w:color="4EA72E" w:sz="4" w:space="0"/>
-          <w:right w:val="single" w:color="4EA72E" w:sz="4" w:space="0"/>
+          <w:top w:val="single" w:sz="4" w:space="0" w:color="4EA72E"/>
+          <w:left w:val="single" w:sz="4" w:space="0" w:color="4EA72E"/>
+          <w:bottom w:val="single" w:sz="4" w:space="0" w:color="4EA72E"/>
+          <w:right w:val="single" w:sz="4" w:space="0" w:color="4EA72E"/>
           <w:insideH w:val="nil"/>
           <w:insideV w:val="nil"/>
         </w:tcBorders>
@@ -9449,7 +9439,7 @@
       <w:tblPr/>
       <w:tcPr>
         <w:tcBorders>
-          <w:top w:val="single" w:color="4EA72E" w:sz="4" w:space="0"/>
+          <w:top w:val="single" w:sz="4" w:space="0" w:color="4EA72E"/>
         </w:tcBorders>
       </w:tcPr>
     </w:tblStylePr>
@@ -9476,7 +9466,7 @@
       </w:tcPr>
     </w:tblStylePr>
   </w:style>
-  <w:style w:type="table" w:styleId="affff2" w:customStyle="1">
+  <w:style w:type="table" w:customStyle="1" w:styleId="affff2">
     <w:basedOn w:val="NormalTable6"/>
     <w:tblPr>
       <w:tblStyleRowBandSize w:val="1"/>
@@ -9503,7 +9493,7 @@
 </file>
 
 <file path=word/theme/theme1.xml><?xml version="1.0" encoding="utf-8"?>
-<a:theme xmlns:a="http://schemas.openxmlformats.org/drawingml/2006/main" xmlns:thm15="http://schemas.microsoft.com/office/thememl/2012/main" name="Tema de Office">
+<a:theme xmlns:a="http://schemas.openxmlformats.org/drawingml/2006/main" name="Tema de Office">
   <a:themeElements>
     <a:clrScheme name="Office">
       <a:dk1>
@@ -9798,6 +9788,27 @@
 </file>
 
 <file path=customXml/item1.xml><?xml version="1.0" encoding="utf-8"?>
+<?mso-contentType ?>
+<FormTemplates xmlns="http://schemas.microsoft.com/sharepoint/v3/contenttype/forms">
+  <Display>DocumentLibraryForm</Display>
+  <Edit>DocumentLibraryForm</Edit>
+  <New>DocumentLibraryForm</New>
+</FormTemplates>
+</file>
+
+<file path=customXml/item2.xml><?xml version="1.0" encoding="utf-8"?>
+<go:gDocsCustomXmlDataStorage xmlns:go="http://customooxmlschemas.google.com/" xmlns:r="http://schemas.openxmlformats.org/officeDocument/2006/relationships" uri="GoogleDocsCustomDataVersion2">
+  <go:docsCustomData xmlns:go="http://customooxmlschemas.google.com/" roundtripDataSignature="AMtx7mhp7Tk16hOztonHVLKbBazX7Nwgdg==">CgMxLjA4AHIhMUV0LUQtMnpCUTlXMmtMdUw1QXBGOXB0SXcybmdaTHZL</go:docsCustomData>
+</go:gDocsCustomXmlDataStorage>
+</file>
+
+<file path=customXml/item3.xml><?xml version="1.0" encoding="utf-8"?>
+<p:properties xmlns:p="http://schemas.microsoft.com/office/2006/metadata/properties" xmlns:xsi="http://www.w3.org/2001/XMLSchema-instance" xmlns:pc="http://schemas.microsoft.com/office/infopath/2007/PartnerControls">
+  <documentManagement/>
+</p:properties>
+</file>
+
+<file path=customXml/item4.xml><?xml version="1.0" encoding="utf-8"?>
 <ct:contentTypeSchema xmlns:ct="http://schemas.microsoft.com/office/2006/metadata/contentType" xmlns:ma="http://schemas.microsoft.com/office/2006/metadata/properties/metaAttributes" ct:_="" ma:_="" ma:contentTypeName="Documento" ma:contentTypeID="0x01010005252A1EF3BD024F856B47B579AB5244" ma:contentTypeVersion="7" ma:contentTypeDescription="Crear nuevo documento." ma:contentTypeScope="" ma:versionID="412665a93b9a18c19aeb677c5558e545">
   <xsd:schema xmlns:xsd="http://www.w3.org/2001/XMLSchema" xmlns:xs="http://www.w3.org/2001/XMLSchema" xmlns:p="http://schemas.microsoft.com/office/2006/metadata/properties" xmlns:ns2="42760c81-fd8e-4d59-8953-7cdb9f38b14f" targetNamespace="http://schemas.microsoft.com/office/2006/metadata/properties" ma:root="true" ma:fieldsID="ef1edaae6aaf162ebfd787062f600950" ns2:_="">
     <xsd:import namespace="42760c81-fd8e-4d59-8953-7cdb9f38b14f"/>
@@ -9959,43 +9970,15 @@
 </ct:contentTypeSchema>
 </file>
 
-<file path=customXml/item2.xml><?xml version="1.0" encoding="utf-8"?>
-<p:properties xmlns:p="http://schemas.microsoft.com/office/2006/metadata/properties" xmlns:xsi="http://www.w3.org/2001/XMLSchema-instance" xmlns:pc="http://schemas.microsoft.com/office/infopath/2007/PartnerControls">
-  <documentManagement/>
-</p:properties>
-</file>
-
-<file path=customXml/item3.xml><?xml version="1.0" encoding="utf-8"?>
-<go:gDocsCustomXmlDataStorage xmlns:go="http://customooxmlschemas.google.com/" xmlns:r="http://schemas.openxmlformats.org/officeDocument/2006/relationships" uri="GoogleDocsCustomDataVersion2">
-  <go:docsCustomData xmlns:go="http://customooxmlschemas.google.com/" roundtripDataSignature="AMtx7mhp7Tk16hOztonHVLKbBazX7Nwgdg==">CgMxLjA4AHIhMUV0LUQtMnpCUTlXMmtMdUw1QXBGOXB0SXcybmdaTHZL</go:docsCustomData>
-</go:gDocsCustomXmlDataStorage>
-</file>
-
-<file path=customXml/item4.xml><?xml version="1.0" encoding="utf-8"?>
-<?mso-contentType ?>
-<FormTemplates xmlns="http://schemas.microsoft.com/sharepoint/v3/contenttype/forms">
-  <Display>DocumentLibraryForm</Display>
-  <Edit>DocumentLibraryForm</Edit>
-  <New>DocumentLibraryForm</New>
-</FormTemplates>
-</file>
-
 <file path=customXml/itemProps1.xml><?xml version="1.0" encoding="utf-8"?>
-<ds:datastoreItem xmlns:ds="http://schemas.openxmlformats.org/officeDocument/2006/customXml" ds:itemID="{1D63A0F1-E386-4D92-B549-0EEA02C7E73E}"/>
-</file>
-
-<file path=customXml/itemProps2.xml><?xml version="1.0" encoding="utf-8"?>
-<ds:datastoreItem xmlns:ds="http://schemas.openxmlformats.org/officeDocument/2006/customXml" ds:itemID="{661D50F5-7883-415B-9098-55A66A6C8A9F}">
+<ds:datastoreItem xmlns:ds="http://schemas.openxmlformats.org/officeDocument/2006/customXml" ds:itemID="{4FBCB6F1-493A-4B2E-BF7F-9EF3F3B105E7}">
   <ds:schemaRefs>
-    <ds:schemaRef ds:uri="http://schemas.microsoft.com/office/2006/metadata/properties"/>
-    <ds:schemaRef ds:uri="http://schemas.microsoft.com/office/infopath/2007/PartnerControls"/>
-    <ds:schemaRef ds:uri="cb45339b-ced9-4d0d-8f64-77573914d53b"/>
-    <ds:schemaRef ds:uri="43a3ca16-9c26-4813-b83f-4aec9927b43f"/>
+    <ds:schemaRef ds:uri="http://schemas.microsoft.com/sharepoint/v3/contenttype/forms"/>
   </ds:schemaRefs>
 </ds:datastoreItem>
 </file>
 
-<file path=customXml/itemProps3.xml><?xml version="1.0" encoding="utf-8"?>
+<file path=customXml/itemProps2.xml><?xml version="1.0" encoding="utf-8"?>
 <ds:datastoreItem xmlns:ds="http://schemas.openxmlformats.org/officeDocument/2006/customXml" ds:itemID="{11111111-1234-1234-1234-123412341234}">
   <ds:schemaRefs>
     <ds:schemaRef ds:uri="http://customooxmlschemas.google.com/"/>
@@ -10004,10 +9987,29 @@
 </ds:datastoreItem>
 </file>
 
+<file path=customXml/itemProps3.xml><?xml version="1.0" encoding="utf-8"?>
+<ds:datastoreItem xmlns:ds="http://schemas.openxmlformats.org/officeDocument/2006/customXml" ds:itemID="{661D50F5-7883-415B-9098-55A66A6C8A9F}">
+  <ds:schemaRefs>
+    <ds:schemaRef ds:uri="http://schemas.microsoft.com/office/2006/metadata/properties"/>
+    <ds:schemaRef ds:uri="http://schemas.microsoft.com/office/infopath/2007/PartnerControls"/>
+  </ds:schemaRefs>
+</ds:datastoreItem>
+</file>
+
 <file path=customXml/itemProps4.xml><?xml version="1.0" encoding="utf-8"?>
-<ds:datastoreItem xmlns:ds="http://schemas.openxmlformats.org/officeDocument/2006/customXml" ds:itemID="{4FBCB6F1-493A-4B2E-BF7F-9EF3F3B105E7}">
+<ds:datastoreItem xmlns:ds="http://schemas.openxmlformats.org/officeDocument/2006/customXml" ds:itemID="{1D63A0F1-E386-4D92-B549-0EEA02C7E73E}">
   <ds:schemaRefs>
-    <ds:schemaRef ds:uri="http://schemas.microsoft.com/sharepoint/v3/contenttype/forms"/>
+    <ds:schemaRef ds:uri="http://schemas.microsoft.com/office/2006/metadata/contentType"/>
+    <ds:schemaRef ds:uri="http://schemas.microsoft.com/office/2006/metadata/properties/metaAttributes"/>
+    <ds:schemaRef ds:uri="http://www.w3.org/2001/XMLSchema"/>
+    <ds:schemaRef ds:uri="http://schemas.microsoft.com/office/2006/metadata/properties"/>
+    <ds:schemaRef ds:uri="42760c81-fd8e-4d59-8953-7cdb9f38b14f"/>
+    <ds:schemaRef ds:uri="http://schemas.microsoft.com/office/2006/documentManagement/types"/>
+    <ds:schemaRef ds:uri="http://schemas.microsoft.com/office/infopath/2007/PartnerControls"/>
+    <ds:schemaRef ds:uri="http://schemas.openxmlformats.org/package/2006/metadata/core-properties"/>
+    <ds:schemaRef ds:uri="http://purl.org/dc/elements/1.1/"/>
+    <ds:schemaRef ds:uri="http://purl.org/dc/terms/"/>
+    <ds:schemaRef ds:uri="http://schemas.microsoft.com/internal/obd"/>
   </ds:schemaRefs>
 </ds:datastoreItem>
 </file>